--- a/plugin/INSTALL.docx
+++ b/plugin/INSTALL.docx
@@ -4,7 +4,7 @@
   <w:body>
     <w:p>
       <w:pPr>
-        <w:spacing w:before="0" w:after="120"/>
+        <w:spacing w:after="80"/>
       </w:pPr>
       <w:r>
         <w:rPr>
@@ -18,16 +18,16 @@
     </w:p>
     <w:p>
       <w:pPr>
-        <w:spacing w:before="0" w:after="80"/>
+        <w:spacing w:after="80"/>
       </w:pPr>
       <w:r>
         <w:rPr>
           <w:rFonts w:ascii="微软雅黑" w:hAnsi="微软雅黑" w:eastAsia="微软雅黑"/>
           <w:b/>
           <w:color w:val="1E2433"/>
-          <w:sz w:val="44"/>
+          <w:sz w:val="40"/>
         </w:rPr>
-        <w:t>安装指南</w:t>
+        <w:t>一键安装指南</w:t>
       </w:r>
     </w:p>
     <w:p>
@@ -41,7 +41,7 @@
           <w:color w:val="6B7280"/>
           <w:sz w:val="21"/>
         </w:rPr>
-        <w:t>适用版本：0.6.9　｜　5 步完成　｜　约 5 分钟</w:t>
+        <w:t>适用版本：0.6.26　｜　约 2 分钟</w:t>
       </w:r>
     </w:p>
     <w:p>
@@ -54,7 +54,7 @@
           <w:b w:val="0"/>
           <w:sz w:val="21"/>
         </w:rPr>
-        <w:t>安装包已包含页面、工具、Word 模板、Python 渲染脚本和配套 Skill。正常安装不需要执行 npm install，也不需要手工复制 Skill。</w:t>
+        <w:t>安装器会自动完成插件解压、DSH bundle 登记、本地依赖建立和 GO秘 配置写入。不需要 npm，也不需要手工编辑 YAML。</w:t>
       </w:r>
     </w:p>
     <w:p>
@@ -65,7 +65,7 @@
       <w:r>
         <w:drawing>
           <wp:inline xmlns:a="http://schemas.openxmlformats.org/drawingml/2006/main" xmlns:pic="http://schemas.openxmlformats.org/drawingml/2006/picture">
-            <wp:extent cx="5940000" cy="3638250"/>
+            <wp:extent cx="5940000" cy="3341250"/>
             <wp:docPr id="1" name="Picture 1"/>
             <wp:cNvGraphicFramePr>
               <a:graphicFrameLocks noChangeAspect="1"/>
@@ -74,7 +74,7 @@
               <a:graphicData uri="http://schemas.openxmlformats.org/drawingml/2006/picture">
                 <pic:pic>
                   <pic:nvPicPr>
-                    <pic:cNvPr id="0" name="install-flow.png"/>
+                    <pic:cNvPr id="0" name="install-oneclick.png"/>
                     <pic:cNvPicPr/>
                   </pic:nvPicPr>
                   <pic:blipFill>
@@ -86,7 +86,7 @@
                   <pic:spPr>
                     <a:xfrm>
                       <a:off x="0" y="0"/>
-                      <a:ext cx="5940000" cy="3638250"/>
+                      <a:ext cx="5940000" cy="3341250"/>
                     </a:xfrm>
                     <a:prstGeom prst="rect"/>
                   </pic:spPr>
@@ -99,7 +99,7 @@
     </w:p>
     <w:p>
       <w:pPr>
-        <w:spacing w:before="280" w:after="100"/>
+        <w:spacing w:before="260" w:after="80"/>
       </w:pPr>
       <w:r>
         <w:rPr>
@@ -121,7 +121,7 @@
           <w:rFonts w:ascii="微软雅黑" w:hAnsi="微软雅黑" w:eastAsia="微软雅黑"/>
           <w:sz w:val="21"/>
         </w:rPr>
-        <w:t>一台已安装 DSH 桌面端的电脑，DSH 能正常打开。</w:t>
+        <w:t>一台已安装 DSH 桌面端的 Windows 电脑。</w:t>
       </w:r>
     </w:p>
     <w:p>
@@ -139,19 +139,6 @@
     </w:p>
     <w:p>
       <w:pPr>
-        <w:pStyle w:val="ListBullet"/>
-        <w:spacing w:after="40"/>
-      </w:pPr>
-      <w:r>
-        <w:rPr>
-          <w:rFonts w:ascii="微软雅黑" w:hAnsi="微软雅黑" w:eastAsia="微软雅黑"/>
-          <w:sz w:val="21"/>
-        </w:rPr>
-        <w:t>知识空间、草稿库、出稿库和总结表已经统一配置，通常不需要改动。</w:t>
-      </w:r>
-    </w:p>
-    <w:p>
-      <w:pPr>
         <w:spacing w:after="60"/>
       </w:pPr>
       <w:r>
@@ -161,12 +148,12 @@
           <w:color w:val="B91C1C"/>
           <w:sz w:val="21"/>
         </w:rPr>
-        <w:t>appSecret 只放在本机配置文件里。不要写进安装包、仓库、聊天记录或群文件。</w:t>
+        <w:t>appSecret 只写入本机 DSH profile，不会上传。</w:t>
       </w:r>
     </w:p>
     <w:p>
       <w:pPr>
-        <w:spacing w:before="280" w:after="100"/>
+        <w:spacing w:before="260" w:after="80"/>
       </w:pPr>
       <w:r>
         <w:rPr>
@@ -175,7 +162,7 @@
           <w:color w:val="4B4BC8"/>
           <w:sz w:val="28"/>
         </w:rPr>
-        <w:t>二、获取并解压安装包</w:t>
+        <w:t>二、一键安装</w:t>
       </w:r>
     </w:p>
     <w:p>
@@ -188,7 +175,7 @@
           <w:b w:val="0"/>
           <w:sz w:val="21"/>
         </w:rPr>
-        <w:t>1. 打开 GitHub Release 页面：https://github.com/justinliuSD007/JSWJ_DraftbyDSH/releases</w:t>
+        <w:t>1. 下载安装器：JSWJ-Draft-Setup-0.6.26.exe。</w:t>
       </w:r>
     </w:p>
     <w:p>
@@ -201,7 +188,7 @@
           <w:b w:val="0"/>
           <w:sz w:val="21"/>
         </w:rPr>
-        <w:t>2. 下载最新安装包，文件名类似 jswj-draft-plugin-0.6.9.zip。</w:t>
+        <w:t>2. 完全退出 DSH（不是最小化，任务栏里也要退出）。</w:t>
       </w:r>
     </w:p>
     <w:p>
@@ -214,7 +201,7 @@
           <w:b w:val="0"/>
           <w:sz w:val="21"/>
         </w:rPr>
-        <w:t>3. 解压到一个固定目录，例如 D:\DSH\plugins\jswj-draft。</w:t>
+        <w:t>3. 双击安装器。</w:t>
       </w:r>
     </w:p>
     <w:p>
@@ -227,47 +214,7 @@
           <w:b w:val="0"/>
           <w:sz w:val="21"/>
         </w:rPr>
-        <w:t>4. 打开该目录，必须能看到 package.json。</w:t>
-      </w:r>
-    </w:p>
-    <w:p>
-      <w:pPr>
-        <w:spacing w:before="100" w:after="100"/>
-        <w:jc w:val="center"/>
-      </w:pPr>
-      <w:r>
-        <w:drawing>
-          <wp:inline xmlns:a="http://schemas.openxmlformats.org/drawingml/2006/main" xmlns:pic="http://schemas.openxmlformats.org/drawingml/2006/picture">
-            <wp:extent cx="5940000" cy="3564000"/>
-            <wp:docPr id="2" name="Picture 2"/>
-            <wp:cNvGraphicFramePr>
-              <a:graphicFrameLocks noChangeAspect="1"/>
-            </wp:cNvGraphicFramePr>
-            <a:graphic>
-              <a:graphicData uri="http://schemas.openxmlformats.org/drawingml/2006/picture">
-                <pic:pic>
-                  <pic:nvPicPr>
-                    <pic:cNvPr id="0" name="install-folder.png"/>
-                    <pic:cNvPicPr/>
-                  </pic:nvPicPr>
-                  <pic:blipFill>
-                    <a:blip r:embed="rId10"/>
-                    <a:stretch>
-                      <a:fillRect/>
-                    </a:stretch>
-                  </pic:blipFill>
-                  <pic:spPr>
-                    <a:xfrm>
-                      <a:off x="0" y="0"/>
-                      <a:ext cx="5940000" cy="3564000"/>
-                    </a:xfrm>
-                    <a:prstGeom prst="rect"/>
-                  </pic:spPr>
-                </pic:pic>
-              </a:graphicData>
-            </a:graphic>
-          </wp:inline>
-        </w:drawing>
+        <w:t>4. 按提示输入 GO秘 的 appId 和 appSecret。</w:t>
       </w:r>
     </w:p>
     <w:p>
@@ -280,21 +227,7 @@
           <w:b w:val="0"/>
           <w:sz w:val="21"/>
         </w:rPr>
-        <w:t>注意：不要直接在 zip 压缩包里运行；不要把解压出来的文件夹再套一层；不要放在系统临时目录。</w:t>
-      </w:r>
-    </w:p>
-    <w:p>
-      <w:pPr>
-        <w:spacing w:before="280" w:after="100"/>
-      </w:pPr>
-      <w:r>
-        <w:rPr>
-          <w:rFonts w:ascii="微软雅黑" w:hAnsi="微软雅黑" w:eastAsia="微软雅黑"/>
-          <w:b/>
-          <w:color w:val="4B4BC8"/>
-          <w:sz w:val="28"/>
-        </w:rPr>
-        <w:t>三、安装 Bundle</w:t>
+        <w:t>5. 等待安装器提示「安装完成」。</w:t>
       </w:r>
     </w:p>
     <w:p>
@@ -307,7 +240,21 @@
           <w:b w:val="0"/>
           <w:sz w:val="21"/>
         </w:rPr>
-        <w:t>1. 打开 DSH。</w:t>
+        <w:t>6. 重新打开 DSH。</w:t>
+      </w:r>
+    </w:p>
+    <w:p>
+      <w:pPr>
+        <w:spacing w:before="260" w:after="80"/>
+      </w:pPr>
+      <w:r>
+        <w:rPr>
+          <w:rFonts w:ascii="微软雅黑" w:hAnsi="微软雅黑" w:eastAsia="微软雅黑"/>
+          <w:b/>
+          <w:color w:val="4B4BC8"/>
+          <w:sz w:val="28"/>
+        </w:rPr>
+        <w:t>三、安装后确认</w:t>
       </w:r>
     </w:p>
     <w:p>
@@ -320,7 +267,7 @@
           <w:b w:val="0"/>
           <w:sz w:val="21"/>
         </w:rPr>
-        <w:t>2. 进入「插件管理」。</w:t>
+        <w:t>1. 左侧出现「技术文件起草」。</w:t>
       </w:r>
     </w:p>
     <w:p>
@@ -333,7 +280,7 @@
           <w:b w:val="0"/>
           <w:sz w:val="21"/>
         </w:rPr>
-        <w:t>3. 选择「安装本地 bundle」。</w:t>
+        <w:t>2. 打开页面，点「插件自检」。</w:t>
       </w:r>
     </w:p>
     <w:p>
@@ -346,7 +293,7 @@
           <w:b w:val="0"/>
           <w:sz w:val="21"/>
         </w:rPr>
-        <w:t>4. 选择刚才解压的 jswj-draft 目录，也就是包含 package.json 的那一层。</w:t>
+        <w:t>3. 全部通过后即可新建任务。</w:t>
       </w:r>
     </w:p>
     <w:p>
@@ -359,7 +306,21 @@
           <w:b w:val="0"/>
           <w:sz w:val="21"/>
         </w:rPr>
-        <w:t>5. 安装完成后启用插件，并重载 DSH。</w:t>
+        <w:t>如果自检报红，按提示检查 appId / appSecret，或重新运行安装器。</w:t>
+      </w:r>
+    </w:p>
+    <w:p>
+      <w:pPr>
+        <w:spacing w:before="260" w:after="80"/>
+      </w:pPr>
+      <w:r>
+        <w:rPr>
+          <w:rFonts w:ascii="微软雅黑" w:hAnsi="微软雅黑" w:eastAsia="微软雅黑"/>
+          <w:b/>
+          <w:color w:val="4B4BC8"/>
+          <w:sz w:val="28"/>
+        </w:rPr>
+        <w:t>四、手动安装（备用）</w:t>
       </w:r>
     </w:p>
     <w:p>
@@ -372,7 +333,7 @@
           <w:b w:val="0"/>
           <w:sz w:val="21"/>
         </w:rPr>
-        <w:t>安装成功后，左侧导航会出现「技术文件起草」。</w:t>
+        <w:t>如果安装器被安全软件拦截，或需要装到自定义目录：</w:t>
       </w:r>
     </w:p>
     <w:p>
@@ -385,36 +346,7 @@
           <w:b w:val="0"/>
           <w:sz w:val="21"/>
         </w:rPr>
-        <w:t>如果使用终端里的 DSH 助手，也可以直接说：</w:t>
-      </w:r>
-    </w:p>
-    <w:p>
-      <w:pPr>
-        <w:spacing w:before="60" w:after="100"/>
-        <w:ind w:left="227"/>
-        <w:shd w:val="clear" w:color="auto" w:fill="F3F4F8"/>
-      </w:pPr>
-      <w:r>
-        <w:rPr>
-          <w:rFonts w:ascii="Consolas" w:hAnsi="Consolas" w:eastAsia="Consolas"/>
-          <w:color w:val="252A3A"/>
-          <w:sz w:val="18"/>
-        </w:rPr>
-        <w:t>安装本地 bundle，路径是 D:\DSH\plugins\jswj-draft</w:t>
-      </w:r>
-    </w:p>
-    <w:p>
-      <w:pPr>
-        <w:spacing w:before="280" w:after="100"/>
-      </w:pPr>
-      <w:r>
-        <w:rPr>
-          <w:rFonts w:ascii="微软雅黑" w:hAnsi="微软雅黑" w:eastAsia="微软雅黑"/>
-          <w:b/>
-          <w:color w:val="4B4BC8"/>
-          <w:sz w:val="28"/>
-        </w:rPr>
-        <w:t>四、配置 GO秘 凭据</w:t>
+        <w:t>1. 下载 jswj-draft-plugin-0.6.26.zip 并解压到固定目录，确保目录内有 package.json。</w:t>
       </w:r>
     </w:p>
     <w:p>
@@ -427,7 +359,7 @@
           <w:b w:val="0"/>
           <w:sz w:val="21"/>
         </w:rPr>
-        <w:t>1. 先关闭 DSH，避免配置被覆盖。</w:t>
+        <w:t>2. 在 DSH 插件管理选择「安装本地 bundle」，指向该目录。</w:t>
       </w:r>
     </w:p>
     <w:p>
@@ -440,7 +372,7 @@
           <w:b w:val="0"/>
           <w:sz w:val="21"/>
         </w:rPr>
-        <w:t>2. 打开本机 profile 配置文件：%USERPROFILE%\.dsh\profiles\desktop\cordis.patch.yml</w:t>
+        <w:t>3. 在 profile 的 cordis.patch.yml 追加 jswj-draft 配置，填入 appId / appSecret。</w:t>
       </w:r>
     </w:p>
     <w:p>
@@ -453,36 +385,100 @@
           <w:b w:val="0"/>
           <w:sz w:val="21"/>
         </w:rPr>
-        <w:t>3. 在文件末尾追加下面的配置块：</w:t>
+        <w:t>4. 重载 DSH，打开「技术文件起草」做插件自检。</w:t>
       </w:r>
     </w:p>
     <w:p>
       <w:pPr>
-        <w:spacing w:before="60" w:after="100"/>
-        <w:ind w:left="227"/>
-        <w:shd w:val="clear" w:color="auto" w:fill="F3F4F8"/>
+        <w:spacing w:before="260" w:after="80"/>
       </w:pPr>
       <w:r>
         <w:rPr>
-          <w:rFonts w:ascii="Consolas" w:hAnsi="Consolas" w:eastAsia="Consolas"/>
-          <w:color w:val="252A3A"/>
-          <w:sz w:val="18"/>
+          <w:rFonts w:ascii="微软雅黑" w:hAnsi="微软雅黑" w:eastAsia="微软雅黑"/>
+          <w:b/>
+          <w:color w:val="4B4BC8"/>
+          <w:sz w:val="28"/>
         </w:rPr>
-        <w:t>- id: jswj-draft</w:t>
-        <w:br/>
-        <w:t xml:space="preserve">  config:</w:t>
-        <w:br/>
-        <w:t xml:space="preserve">    appId: "cli_xxxxxxxxxxxxxxxx"</w:t>
-        <w:br/>
-        <w:t xml:space="preserve">    appSecret: "xxxxxxxxxxxxxxxxxxxxxxxxxxxxxxxx"</w:t>
-        <w:br/>
-        <w:t xml:space="preserve">    spaceId: "7698962670346636559"</w:t>
-        <w:br/>
-        <w:t xml:space="preserve">    draftRootToken: "K3NpwxFzribxgOkzFxaczeH7nXf"</w:t>
-        <w:br/>
-        <w:t xml:space="preserve">    wikiBaseUrl: "https://govy.feishu.cn"</w:t>
-        <w:br/>
-        <w:t xml:space="preserve">    summaryWikiToken: "P77ZwJyDIiIfoJkmUVccrk7mnfc"</w:t>
+        <w:t>五、常见问题</w:t>
+      </w:r>
+    </w:p>
+    <w:p>
+      <w:pPr>
+        <w:pStyle w:val="ListBullet"/>
+        <w:spacing w:after="40"/>
+      </w:pPr>
+      <w:r>
+        <w:rPr>
+          <w:rFonts w:ascii="微软雅黑" w:hAnsi="微软雅黑" w:eastAsia="微软雅黑"/>
+          <w:sz w:val="21"/>
+        </w:rPr>
+        <w:t>双击安装器没反应：右键「以管理员身份运行」，或确认 DSH 已完全退出。</w:t>
+      </w:r>
+    </w:p>
+    <w:p>
+      <w:pPr>
+        <w:pStyle w:val="ListBullet"/>
+        <w:spacing w:after="40"/>
+      </w:pPr>
+      <w:r>
+        <w:rPr>
+          <w:rFonts w:ascii="微软雅黑" w:hAnsi="微软雅黑" w:eastAsia="微软雅黑"/>
+          <w:sz w:val="21"/>
+        </w:rPr>
+        <w:t>安装器提示找不到 profile：先启动一次 DSH，让它生成默认 profile。</w:t>
+      </w:r>
+    </w:p>
+    <w:p>
+      <w:pPr>
+        <w:pStyle w:val="ListBullet"/>
+        <w:spacing w:after="40"/>
+      </w:pPr>
+      <w:r>
+        <w:rPr>
+          <w:rFonts w:ascii="微软雅黑" w:hAnsi="微软雅黑" w:eastAsia="微软雅黑"/>
+          <w:sz w:val="21"/>
+        </w:rPr>
+        <w:t>左侧没有「技术文件起草」：确认 DSH 已重启，插件管理中 bundle 已启用。</w:t>
+      </w:r>
+    </w:p>
+    <w:p>
+      <w:pPr>
+        <w:pStyle w:val="ListBullet"/>
+        <w:spacing w:after="40"/>
+      </w:pPr>
+      <w:r>
+        <w:rPr>
+          <w:rFonts w:ascii="微软雅黑" w:hAnsi="微软雅黑" w:eastAsia="微软雅黑"/>
+          <w:sz w:val="21"/>
+        </w:rPr>
+        <w:t>自检报凭据错误：检查 GO秘 应用未停用，appId / appSecret 没有多余空格。</w:t>
+      </w:r>
+    </w:p>
+    <w:p>
+      <w:pPr>
+        <w:pStyle w:val="ListBullet"/>
+        <w:spacing w:after="40"/>
+      </w:pPr>
+      <w:r>
+        <w:rPr>
+          <w:rFonts w:ascii="微软雅黑" w:hAnsi="微软雅黑" w:eastAsia="微软雅黑"/>
+          <w:sz w:val="21"/>
+        </w:rPr>
+        <w:t>公司网络无法访问 GitHub：将安装器、插件包和索引放到公司内网，再用同样步骤安装。</w:t>
+      </w:r>
+    </w:p>
+    <w:p>
+      <w:pPr>
+        <w:spacing w:before="260" w:after="80"/>
+      </w:pPr>
+      <w:r>
+        <w:rPr>
+          <w:rFonts w:ascii="微软雅黑" w:hAnsi="微软雅黑" w:eastAsia="微软雅黑"/>
+          <w:b/>
+          <w:color w:val="4B4BC8"/>
+          <w:sz w:val="28"/>
+        </w:rPr>
+        <w:t>六、升级</w:t>
       </w:r>
     </w:p>
     <w:p>
@@ -495,430 +491,7 @@
           <w:b w:val="0"/>
           <w:sz w:val="21"/>
         </w:rPr>
-        <w:t>4. 只改 appId 和 appSecret，其他项保持预置值。</w:t>
-      </w:r>
-    </w:p>
-    <w:p>
-      <w:pPr>
-        <w:spacing w:after="60"/>
-      </w:pPr>
-      <w:r>
-        <w:rPr>
-          <w:rFonts w:ascii="微软雅黑" w:hAnsi="微软雅黑" w:eastAsia="微软雅黑"/>
-          <w:b w:val="0"/>
-          <w:sz w:val="21"/>
-        </w:rPr>
-        <w:t>5. 保存文件，重新打开 DSH。</w:t>
-      </w:r>
-    </w:p>
-    <w:p>
-      <w:pPr>
-        <w:spacing w:before="100" w:after="100"/>
-        <w:jc w:val="center"/>
-      </w:pPr>
-      <w:r>
-        <w:drawing>
-          <wp:inline xmlns:a="http://schemas.openxmlformats.org/drawingml/2006/main" xmlns:pic="http://schemas.openxmlformats.org/drawingml/2006/picture">
-            <wp:extent cx="5940000" cy="3564000"/>
-            <wp:docPr id="3" name="Picture 3"/>
-            <wp:cNvGraphicFramePr>
-              <a:graphicFrameLocks noChangeAspect="1"/>
-            </wp:cNvGraphicFramePr>
-            <a:graphic>
-              <a:graphicData uri="http://schemas.openxmlformats.org/drawingml/2006/picture">
-                <pic:pic>
-                  <pic:nvPicPr>
-                    <pic:cNvPr id="0" name="install-config.png"/>
-                    <pic:cNvPicPr/>
-                  </pic:nvPicPr>
-                  <pic:blipFill>
-                    <a:blip r:embed="rId11"/>
-                    <a:stretch>
-                      <a:fillRect/>
-                    </a:stretch>
-                  </pic:blipFill>
-                  <pic:spPr>
-                    <a:xfrm>
-                      <a:off x="0" y="0"/>
-                      <a:ext cx="5940000" cy="3564000"/>
-                    </a:xfrm>
-                    <a:prstGeom prst="rect"/>
-                  </pic:spPr>
-                </pic:pic>
-              </a:graphicData>
-            </a:graphic>
-          </wp:inline>
-        </w:drawing>
-      </w:r>
-    </w:p>
-    <w:p>
-      <w:pPr>
-        <w:spacing w:after="60"/>
-      </w:pPr>
-      <w:r>
-        <w:rPr>
-          <w:rFonts w:ascii="微软雅黑" w:hAnsi="微软雅黑" w:eastAsia="微软雅黑"/>
-          <w:b w:val="0"/>
-          <w:sz w:val="21"/>
-        </w:rPr>
-        <w:t>如果 profile 里已经有 - id: jswj-draft 段，只改其中的 appId / appSecret，不要重复追加。appId / appSecret 不要带多余空格，也不要填 DSH 账号密码。</w:t>
-      </w:r>
-    </w:p>
-    <w:p>
-      <w:pPr>
-        <w:spacing w:before="280" w:after="100"/>
-      </w:pPr>
-      <w:r>
-        <w:rPr>
-          <w:rFonts w:ascii="微软雅黑" w:hAnsi="微软雅黑" w:eastAsia="微软雅黑"/>
-          <w:b/>
-          <w:color w:val="4B4BC8"/>
-          <w:sz w:val="28"/>
-        </w:rPr>
-        <w:t>五、插件自检</w:t>
-      </w:r>
-    </w:p>
-    <w:p>
-      <w:pPr>
-        <w:spacing w:after="60"/>
-      </w:pPr>
-      <w:r>
-        <w:rPr>
-          <w:rFonts w:ascii="微软雅黑" w:hAnsi="微软雅黑" w:eastAsia="微软雅黑"/>
-          <w:b w:val="0"/>
-          <w:sz w:val="21"/>
-        </w:rPr>
-        <w:t>1. 打开左侧「技术文件起草」。</w:t>
-      </w:r>
-    </w:p>
-    <w:p>
-      <w:pPr>
-        <w:spacing w:after="60"/>
-      </w:pPr>
-      <w:r>
-        <w:rPr>
-          <w:rFonts w:ascii="微软雅黑" w:hAnsi="微软雅黑" w:eastAsia="微软雅黑"/>
-          <w:b w:val="0"/>
-          <w:sz w:val="21"/>
-        </w:rPr>
-        <w:t>2. 首页顶部应显示绿色「插件自检通过」。</w:t>
-      </w:r>
-    </w:p>
-    <w:p>
-      <w:pPr>
-        <w:spacing w:after="60"/>
-      </w:pPr>
-      <w:r>
-        <w:rPr>
-          <w:rFonts w:ascii="微软雅黑" w:hAnsi="微软雅黑" w:eastAsia="微软雅黑"/>
-          <w:b w:val="0"/>
-          <w:sz w:val="21"/>
-        </w:rPr>
-        <w:t>3. 如果显示红色，按提示补 appId / appSecret，或重载 DSH 后再试。</w:t>
-      </w:r>
-    </w:p>
-    <w:p>
-      <w:pPr>
-        <w:spacing w:before="100" w:after="100"/>
-        <w:jc w:val="center"/>
-      </w:pPr>
-      <w:r>
-        <w:drawing>
-          <wp:inline xmlns:a="http://schemas.openxmlformats.org/drawingml/2006/main" xmlns:pic="http://schemas.openxmlformats.org/drawingml/2006/picture">
-            <wp:extent cx="5940000" cy="3405600"/>
-            <wp:docPr id="4" name="Picture 4"/>
-            <wp:cNvGraphicFramePr>
-              <a:graphicFrameLocks noChangeAspect="1"/>
-            </wp:cNvGraphicFramePr>
-            <a:graphic>
-              <a:graphicData uri="http://schemas.openxmlformats.org/drawingml/2006/picture">
-                <pic:pic>
-                  <pic:nvPicPr>
-                    <pic:cNvPr id="0" name="install-check.png"/>
-                    <pic:cNvPicPr/>
-                  </pic:nvPicPr>
-                  <pic:blipFill>
-                    <a:blip r:embed="rId12"/>
-                    <a:stretch>
-                      <a:fillRect/>
-                    </a:stretch>
-                  </pic:blipFill>
-                  <pic:spPr>
-                    <a:xfrm>
-                      <a:off x="0" y="0"/>
-                      <a:ext cx="5940000" cy="3405600"/>
-                    </a:xfrm>
-                    <a:prstGeom prst="rect"/>
-                  </pic:spPr>
-                </pic:pic>
-              </a:graphicData>
-            </a:graphic>
-          </wp:inline>
-        </w:drawing>
-      </w:r>
-    </w:p>
-    <w:p>
-      <w:pPr>
-        <w:spacing w:after="60"/>
-      </w:pPr>
-      <w:r>
-        <w:rPr>
-          <w:rFonts w:ascii="微软雅黑" w:hAnsi="微软雅黑" w:eastAsia="微软雅黑"/>
-          <w:b w:val="0"/>
-          <w:sz w:val="21"/>
-        </w:rPr>
-        <w:t>自检会检查：飞书应用 GO秘、知识空间与草稿库、GY-F003 模板、Python 运行时、配套 Skill jswj-draftbydsh。</w:t>
-      </w:r>
-    </w:p>
-    <w:p>
-      <w:pPr>
-        <w:spacing w:after="60"/>
-      </w:pPr>
-      <w:r>
-        <w:rPr>
-          <w:rFonts w:ascii="微软雅黑" w:hAnsi="微软雅黑" w:eastAsia="微软雅黑"/>
-          <w:b w:val="0"/>
-          <w:sz w:val="21"/>
-        </w:rPr>
-        <w:t>自检通过后，就可以新建任务，按 7 步流程起草：基本信息 → 文档属性 → 参考资料 → 大纲与纲要 → 生成 → 成稿确认 → 出稿。</w:t>
-      </w:r>
-    </w:p>
-    <w:p>
-      <w:pPr>
-        <w:spacing w:before="280" w:after="100"/>
-      </w:pPr>
-      <w:r>
-        <w:rPr>
-          <w:rFonts w:ascii="微软雅黑" w:hAnsi="微软雅黑" w:eastAsia="微软雅黑"/>
-          <w:b/>
-          <w:color w:val="4B4BC8"/>
-          <w:sz w:val="28"/>
-        </w:rPr>
-        <w:t>六、目录约定</w:t>
-      </w:r>
-    </w:p>
-    <w:p>
-      <w:pPr>
-        <w:pStyle w:val="ListBullet"/>
-        <w:spacing w:after="40"/>
-      </w:pPr>
-      <w:r>
-        <w:rPr>
-          <w:rFonts w:ascii="微软雅黑" w:hAnsi="微软雅黑" w:eastAsia="微软雅黑"/>
-          <w:sz w:val="21"/>
-        </w:rPr>
-        <w:t>草稿与预览：技术资料草稿库 / 层级 / 板块 / 文件类型 /</w:t>
-      </w:r>
-    </w:p>
-    <w:p>
-      <w:pPr>
-        <w:pStyle w:val="ListBullet"/>
-        <w:spacing w:after="40"/>
-      </w:pPr>
-      <w:r>
-        <w:rPr>
-          <w:rFonts w:ascii="微软雅黑" w:hAnsi="微软雅黑" w:eastAsia="微软雅黑"/>
-          <w:sz w:val="21"/>
-        </w:rPr>
-        <w:t>正式出稿（飞书审批）：技术资料出稿库 / 飞书审批 / 层级 / 板块 /</w:t>
-      </w:r>
-    </w:p>
-    <w:p>
-      <w:pPr>
-        <w:pStyle w:val="ListBullet"/>
-        <w:spacing w:after="40"/>
-      </w:pPr>
-      <w:r>
-        <w:rPr>
-          <w:rFonts w:ascii="微软雅黑" w:hAnsi="微软雅黑" w:eastAsia="微软雅黑"/>
-          <w:sz w:val="21"/>
-        </w:rPr>
-        <w:t>正式出稿（Polarion）：技术资料出稿库 / Polarion / 项目空间 /</w:t>
-      </w:r>
-    </w:p>
-    <w:p>
-      <w:pPr>
-        <w:pStyle w:val="ListBullet"/>
-        <w:spacing w:after="40"/>
-      </w:pPr>
-      <w:r>
-        <w:rPr>
-          <w:rFonts w:ascii="微软雅黑" w:hAnsi="微软雅黑" w:eastAsia="微软雅黑"/>
-          <w:sz w:val="21"/>
-        </w:rPr>
-        <w:t>参考资料：参考资料库 / 层级 / 板块 /</w:t>
-      </w:r>
-    </w:p>
-    <w:p>
-      <w:pPr>
-        <w:spacing w:before="280" w:after="100"/>
-      </w:pPr>
-      <w:r>
-        <w:rPr>
-          <w:rFonts w:ascii="微软雅黑" w:hAnsi="微软雅黑" w:eastAsia="微软雅黑"/>
-          <w:b/>
-          <w:color w:val="4B4BC8"/>
-          <w:sz w:val="28"/>
-        </w:rPr>
-        <w:t>七、升级与卸载</w:t>
-      </w:r>
-    </w:p>
-    <w:p>
-      <w:pPr>
-        <w:spacing w:after="60"/>
-      </w:pPr>
-      <w:r>
-        <w:rPr>
-          <w:rFonts w:ascii="微软雅黑" w:hAnsi="微软雅黑" w:eastAsia="微软雅黑"/>
-          <w:b w:val="0"/>
-          <w:sz w:val="21"/>
-        </w:rPr>
-        <w:t>升级：下载新版本 zip → 用插件管理覆盖安装到原目录 → 重载 DSH。任务数据保存在 ~/.dsh/jswj-tasks，升级不会丢失。</w:t>
-      </w:r>
-    </w:p>
-    <w:p>
-      <w:pPr>
-        <w:spacing w:after="60"/>
-      </w:pPr>
-      <w:r>
-        <w:rPr>
-          <w:rFonts w:ascii="微软雅黑" w:hAnsi="微软雅黑" w:eastAsia="微软雅黑"/>
-          <w:b w:val="0"/>
-          <w:sz w:val="21"/>
-        </w:rPr>
-        <w:t>卸载：在插件管理中停用或移除 bundle；是否删除 ~/.dsh/skills/jswj-draftbydsh 和任务数据由你决定。</w:t>
-      </w:r>
-    </w:p>
-    <w:p>
-      <w:pPr>
-        <w:spacing w:before="280" w:after="100"/>
-      </w:pPr>
-      <w:r>
-        <w:rPr>
-          <w:rFonts w:ascii="微软雅黑" w:hAnsi="微软雅黑" w:eastAsia="微软雅黑"/>
-          <w:b/>
-          <w:color w:val="4B4BC8"/>
-          <w:sz w:val="28"/>
-        </w:rPr>
-        <w:t>八、常见问题</w:t>
-      </w:r>
-    </w:p>
-    <w:p>
-      <w:pPr>
-        <w:pStyle w:val="ListBullet"/>
-        <w:spacing w:after="40"/>
-      </w:pPr>
-      <w:r>
-        <w:rPr>
-          <w:rFonts w:ascii="微软雅黑" w:hAnsi="微软雅黑" w:eastAsia="微软雅黑"/>
-          <w:sz w:val="21"/>
-        </w:rPr>
-        <w:t>左侧没有「技术文件起草」：确认 bundle 已启用，并重载 DSH。</w:t>
-      </w:r>
-    </w:p>
-    <w:p>
-      <w:pPr>
-        <w:pStyle w:val="ListBullet"/>
-        <w:spacing w:after="40"/>
-      </w:pPr>
-      <w:r>
-        <w:rPr>
-          <w:rFonts w:ascii="微软雅黑" w:hAnsi="微软雅黑" w:eastAsia="微软雅黑"/>
-          <w:sz w:val="21"/>
-        </w:rPr>
-        <w:t>自检报凭据错误：检查「GO秘」的 appId / appSecret，确认应用未停用。</w:t>
-      </w:r>
-    </w:p>
-    <w:p>
-      <w:pPr>
-        <w:pStyle w:val="ListBullet"/>
-        <w:spacing w:after="40"/>
-      </w:pPr>
-      <w:r>
-        <w:rPr>
-          <w:rFonts w:ascii="微软雅黑" w:hAnsi="微软雅黑" w:eastAsia="微软雅黑"/>
-          <w:sz w:val="21"/>
-        </w:rPr>
-        <w:t>检查更新失败：仓库已公开，通常为网络无法访问 GitHub；不影响起草和出稿。</w:t>
-      </w:r>
-    </w:p>
-    <w:p>
-      <w:pPr>
-        <w:pStyle w:val="ListBullet"/>
-        <w:spacing w:after="40"/>
-      </w:pPr>
-      <w:r>
-        <w:rPr>
-          <w:rFonts w:ascii="微软雅黑" w:hAnsi="微软雅黑" w:eastAsia="微软雅黑"/>
-          <w:sz w:val="21"/>
-        </w:rPr>
-        <w:t>上传提示 20 MB 限制：压缩图片或拆分文件。</w:t>
-      </w:r>
-    </w:p>
-    <w:p>
-      <w:pPr>
-        <w:pStyle w:val="ListBullet"/>
-        <w:spacing w:after="40"/>
-      </w:pPr>
-      <w:r>
-        <w:rPr>
-          <w:rFonts w:ascii="微软雅黑" w:hAnsi="微软雅黑" w:eastAsia="微软雅黑"/>
-          <w:sz w:val="21"/>
-        </w:rPr>
-        <w:t>页面提示字体缺失：安装 HarmonyOS Sans SC；字体有授权限制，不随安装包分发。</w:t>
-      </w:r>
-    </w:p>
-    <w:p>
-      <w:pPr>
-        <w:pStyle w:val="ListBullet"/>
-        <w:spacing w:after="40"/>
-      </w:pPr>
-      <w:r>
-        <w:rPr>
-          <w:rFonts w:ascii="微软雅黑" w:hAnsi="微软雅黑" w:eastAsia="微软雅黑"/>
-          <w:sz w:val="21"/>
-        </w:rPr>
-        <w:t>出稿库没有文件：确认第 2 步归档位置选的是飞书审批或 Polarion。</w:t>
-      </w:r>
-    </w:p>
-    <w:p>
-      <w:pPr>
-        <w:pStyle w:val="ListBullet"/>
-        <w:spacing w:after="40"/>
-      </w:pPr>
-      <w:r>
-        <w:rPr>
-          <w:rFonts w:ascii="微软雅黑" w:hAnsi="微软雅黑" w:eastAsia="微软雅黑"/>
-          <w:sz w:val="21"/>
-        </w:rPr>
-        <w:t>任务总结没有写入多维表格：检查 summaryWikiToken 配置。</w:t>
-      </w:r>
-    </w:p>
-    <w:p>
-      <w:pPr>
-        <w:spacing w:before="280" w:after="100"/>
-      </w:pPr>
-      <w:r>
-        <w:rPr>
-          <w:rFonts w:ascii="微软雅黑" w:hAnsi="微软雅黑" w:eastAsia="微软雅黑"/>
-          <w:b/>
-          <w:color w:val="4B4BC8"/>
-          <w:sz w:val="28"/>
-        </w:rPr>
-        <w:t>九、安全要求</w:t>
-      </w:r>
-    </w:p>
-    <w:p>
-      <w:pPr>
-        <w:spacing w:after="60"/>
-      </w:pPr>
-      <w:r>
-        <w:rPr>
-          <w:rFonts w:ascii="微软雅黑" w:hAnsi="微软雅黑" w:eastAsia="微软雅黑"/>
-          <w:b w:val="0"/>
-          <w:sz w:val="21"/>
-        </w:rPr>
-        <w:t>appSecret 只放在本机 profile 配置里。不要把 profile 文件、安装包或截图中的 Secret 发到群里。安装包和仓库里不保存任何真实凭据。</w:t>
+        <w:t>下载新版安装器或新版 zip，重复安装即可覆盖旧版本；任务数据保存在 ~/.dsh/jswj-tasks，不会丢失。</w:t>
       </w:r>
     </w:p>
     <w:sectPr>

--- a/plugin/INSTALL.docx
+++ b/plugin/INSTALL.docx
@@ -41,7 +41,7 @@
           <w:color w:val="6B7280"/>
           <w:sz w:val="21"/>
         </w:rPr>
-        <w:t>适用版本：0.6.26　｜　约 2 分钟</w:t>
+        <w:t>适用版本：0.7.0-beta.1　｜　约 2 分钟</w:t>
       </w:r>
     </w:p>
     <w:p>
@@ -175,7 +175,7 @@
           <w:b w:val="0"/>
           <w:sz w:val="21"/>
         </w:rPr>
-        <w:t>1. 下载安装器：JSWJ-Draft-Setup-0.6.26.exe。</w:t>
+        <w:t>1. 下载安装器：JSWJ-Draft-Setup-0.7.0-beta.1.exe。</w:t>
       </w:r>
     </w:p>
     <w:p>
@@ -346,7 +346,7 @@
           <w:b w:val="0"/>
           <w:sz w:val="21"/>
         </w:rPr>
-        <w:t>1. 下载 jswj-draft-plugin-0.6.26.zip 并解压到固定目录，确保目录内有 package.json。</w:t>
+        <w:t>1. 下载 jswj-draft-plugin-0.7.0-beta.1.zip 并解压到固定目录，确保目录内有 package.json。</w:t>
       </w:r>
     </w:p>
     <w:p>

--- a/plugin/INSTALL.docx
+++ b/plugin/INSTALL.docx
@@ -10,56 +10,29 @@
         <w:rPr>
           <w:rFonts w:ascii="微软雅黑" w:hAnsi="微软雅黑" w:eastAsia="微软雅黑"/>
           <w:b/>
-          <w:color w:val="1E2433"/>
-          <w:sz w:val="44"/>
+          <w:color w:val="3B3FB6"/>
+          <w:sz w:val="48"/>
         </w:rPr>
-        <w:t>技术文件起草（JSWJ_DraftbyDSH）</w:t>
+        <w:t>技术文件起草（JSWJ_DraftbyDSH）安装指南</w:t>
       </w:r>
     </w:p>
     <w:p>
       <w:pPr>
-        <w:spacing w:after="80"/>
-      </w:pPr>
-      <w:r>
-        <w:rPr>
-          <w:rFonts w:ascii="微软雅黑" w:hAnsi="微软雅黑" w:eastAsia="微软雅黑"/>
-          <w:b/>
-          <w:color w:val="1E2433"/>
-          <w:sz w:val="40"/>
-        </w:rPr>
-        <w:t>一键安装指南</w:t>
-      </w:r>
-    </w:p>
-    <w:p>
-      <w:pPr>
-        <w:spacing w:after="60"/>
+        <w:spacing w:before="0" w:after="80" w:line="312" w:lineRule="auto"/>
       </w:pPr>
       <w:r>
         <w:rPr>
           <w:rFonts w:ascii="微软雅黑" w:hAnsi="微软雅黑" w:eastAsia="微软雅黑"/>
           <w:b w:val="0"/>
-          <w:color w:val="6B7280"/>
+          <w:color w:val="1E2433"/>
           <w:sz w:val="21"/>
         </w:rPr>
-        <w:t>适用版本：0.7.0-beta.1　｜　约 2 分钟</w:t>
+        <w:t>适用版本：0.7.0-beta.1 ｜ 一键安装 ｜ 约 2 分钟</w:t>
       </w:r>
     </w:p>
     <w:p>
       <w:pPr>
-        <w:spacing w:after="60"/>
-      </w:pPr>
-      <w:r>
-        <w:rPr>
-          <w:rFonts w:ascii="微软雅黑" w:hAnsi="微软雅黑" w:eastAsia="微软雅黑"/>
-          <w:b w:val="0"/>
-          <w:sz w:val="21"/>
-        </w:rPr>
-        <w:t>安装器会自动完成插件解压、DSH bundle 登记、本地依赖建立和 GO秘 配置写入。不需要 npm，也不需要手工编辑 YAML。</w:t>
-      </w:r>
-    </w:p>
-    <w:p>
-      <w:pPr>
-        <w:spacing w:before="100" w:after="100"/>
+        <w:spacing w:before="80" w:after="120"/>
         <w:jc w:val="center"/>
       </w:pPr>
       <w:r>
@@ -99,29 +72,139 @@
     </w:p>
     <w:p>
       <w:pPr>
-        <w:spacing w:before="260" w:after="80"/>
+        <w:spacing w:before="0" w:after="80" w:line="312" w:lineRule="auto"/>
+      </w:pPr>
+      <w:r>
+        <w:rPr>
+          <w:rFonts w:ascii="微软雅黑" w:hAnsi="微软雅黑" w:eastAsia="微软雅黑"/>
+          <w:b w:val="0"/>
+          <w:color w:val="1E2433"/>
+          <w:sz w:val="21"/>
+        </w:rPr>
+        <w:t>安装包已经包含页面、工具、Word 模板、Python 渲染脚本和配套 Skill。不需要 npm install，也不需要手工复制 Skill。</w:t>
+      </w:r>
+    </w:p>
+    <w:p>
+      <w:pPr>
+        <w:spacing w:before="240" w:after="80" w:line="312" w:lineRule="auto"/>
       </w:pPr>
       <w:r>
         <w:rPr>
           <w:rFonts w:ascii="微软雅黑" w:hAnsi="微软雅黑" w:eastAsia="微软雅黑"/>
           <w:b/>
-          <w:color w:val="4B4BC8"/>
-          <w:sz w:val="28"/>
+          <w:color w:val="3B3FB6"/>
+          <w:sz w:val="30"/>
+        </w:rPr>
+        <w:t>先看结论：什么才算安装成功</w:t>
+      </w:r>
+    </w:p>
+    <w:p>
+      <w:pPr>
+        <w:spacing w:before="0" w:after="80" w:line="312" w:lineRule="auto"/>
+      </w:pPr>
+      <w:r>
+        <w:rPr>
+          <w:rFonts w:ascii="微软雅黑" w:hAnsi="微软雅黑" w:eastAsia="微软雅黑"/>
+          <w:b w:val="0"/>
+          <w:color w:val="1E2433"/>
+          <w:sz w:val="21"/>
+        </w:rPr>
+        <w:t>三个条件同时满足才算成功：</w:t>
+      </w:r>
+    </w:p>
+    <w:p>
+      <w:pPr>
+        <w:pStyle w:val="ListNumber"/>
+        <w:spacing w:after="40"/>
+      </w:pPr>
+      <w:r>
+        <w:rPr>
+          <w:rFonts w:ascii="微软雅黑" w:hAnsi="微软雅黑" w:eastAsia="微软雅黑"/>
+          <w:b w:val="0"/>
+          <w:color w:val="1E2433"/>
+          <w:sz w:val="21"/>
+        </w:rPr>
+        <w:t>安装器控制台出现 [JSWJ] 安装完成。</w:t>
+      </w:r>
+    </w:p>
+    <w:p>
+      <w:pPr>
+        <w:pStyle w:val="ListNumber"/>
+        <w:spacing w:after="40"/>
+      </w:pPr>
+      <w:r>
+        <w:rPr>
+          <w:rFonts w:ascii="微软雅黑" w:hAnsi="微软雅黑" w:eastAsia="微软雅黑"/>
+          <w:b w:val="0"/>
+          <w:color w:val="1E2433"/>
+          <w:sz w:val="21"/>
+        </w:rPr>
+        <w:t>重新打开 DSH 后，左侧出现「技术文件起草」。</w:t>
+      </w:r>
+    </w:p>
+    <w:p>
+      <w:pPr>
+        <w:pStyle w:val="ListNumber"/>
+        <w:spacing w:after="40"/>
+      </w:pPr>
+      <w:r>
+        <w:rPr>
+          <w:rFonts w:ascii="微软雅黑" w:hAnsi="微软雅黑" w:eastAsia="微软雅黑"/>
+          <w:b w:val="0"/>
+          <w:color w:val="1E2433"/>
+          <w:sz w:val="21"/>
+        </w:rPr>
+        <w:t>打开插件，点「插件自检」，显示绿色「环境正常」。</w:t>
+      </w:r>
+    </w:p>
+    <w:p>
+      <w:pPr>
+        <w:spacing w:before="0" w:after="80" w:line="312" w:lineRule="auto"/>
+      </w:pPr>
+      <w:r>
+        <w:rPr>
+          <w:rFonts w:ascii="微软雅黑" w:hAnsi="微软雅黑" w:eastAsia="微软雅黑"/>
+          <w:b w:val="0"/>
+          <w:color w:val="1E2433"/>
+          <w:sz w:val="21"/>
+        </w:rPr>
+        <w:t>少一个都不算完成，按后面的「错误处理」排查。</w:t>
+      </w:r>
+    </w:p>
+    <w:p>
+      <w:pPr>
+        <w:spacing w:before="40" w:after="120"/>
+        <w:pBdr>
+          <w:bottom w:val="single" w:sz="6" w:color="D9DDE8"/>
+        </w:pBdr>
+      </w:pPr>
+    </w:p>
+    <w:p>
+      <w:pPr>
+        <w:spacing w:before="240" w:after="80" w:line="312" w:lineRule="auto"/>
+      </w:pPr>
+      <w:r>
+        <w:rPr>
+          <w:rFonts w:ascii="微软雅黑" w:hAnsi="微软雅黑" w:eastAsia="微软雅黑"/>
+          <w:b/>
+          <w:color w:val="3B3FB6"/>
+          <w:sz w:val="30"/>
         </w:rPr>
         <w:t>一、安装前准备</w:t>
       </w:r>
     </w:p>
     <w:p>
       <w:pPr>
-        <w:pStyle w:val="ListBullet"/>
-        <w:spacing w:after="40"/>
+        <w:spacing w:before="0" w:after="80" w:line="312" w:lineRule="auto"/>
       </w:pPr>
       <w:r>
         <w:rPr>
           <w:rFonts w:ascii="微软雅黑" w:hAnsi="微软雅黑" w:eastAsia="微软雅黑"/>
+          <w:b w:val="0"/>
+          <w:color w:val="1E2433"/>
           <w:sz w:val="21"/>
         </w:rPr>
-        <w:t>一台已安装 DSH 桌面端的 Windows 电脑。</w:t>
+        <w:t>需要：</w:t>
       </w:r>
     </w:p>
     <w:p>
@@ -132,6 +215,23 @@
       <w:r>
         <w:rPr>
           <w:rFonts w:ascii="微软雅黑" w:hAnsi="微软雅黑" w:eastAsia="微软雅黑"/>
+          <w:b w:val="0"/>
+          <w:color w:val="1E2433"/>
+          <w:sz w:val="21"/>
+        </w:rPr>
+        <w:t>一台 Windows 10/11 电脑，DSH 桌面端能正常打开。</w:t>
+      </w:r>
+    </w:p>
+    <w:p>
+      <w:pPr>
+        <w:pStyle w:val="ListBullet"/>
+        <w:spacing w:after="40"/>
+      </w:pPr>
+      <w:r>
+        <w:rPr>
+          <w:rFonts w:ascii="微软雅黑" w:hAnsi="微软雅黑" w:eastAsia="微软雅黑"/>
+          <w:b w:val="0"/>
+          <w:color w:val="1E2433"/>
           <w:sz w:val="21"/>
         </w:rPr>
         <w:t>飞书应用「GO秘」的 appId 和 appSecret，向应用管理员获取。</w:t>
@@ -139,293 +239,754 @@
     </w:p>
     <w:p>
       <w:pPr>
-        <w:spacing w:after="60"/>
+        <w:pStyle w:val="ListBullet"/>
+        <w:spacing w:after="40"/>
+      </w:pPr>
+      <w:r>
+        <w:rPr>
+          <w:rFonts w:ascii="微软雅黑" w:hAnsi="微软雅黑" w:eastAsia="微软雅黑"/>
+          <w:b w:val="0"/>
+          <w:color w:val="1E2433"/>
+          <w:sz w:val="21"/>
+        </w:rPr>
+        <w:t>安装器文件：JSWJ-Draft-Setup-0.7.0-beta.1.exe。</w:t>
+      </w:r>
+    </w:p>
+    <w:p>
+      <w:pPr>
+        <w:spacing w:before="0" w:after="80" w:line="312" w:lineRule="auto"/>
+      </w:pPr>
+      <w:r>
+        <w:rPr>
+          <w:rFonts w:ascii="微软雅黑" w:hAnsi="微软雅黑" w:eastAsia="微软雅黑"/>
+          <w:b w:val="0"/>
+          <w:color w:val="1E2433"/>
+          <w:sz w:val="21"/>
+        </w:rPr>
+        <w:t>不需要：</w:t>
+      </w:r>
+    </w:p>
+    <w:p>
+      <w:pPr>
+        <w:pStyle w:val="ListBullet"/>
+        <w:spacing w:after="40"/>
+      </w:pPr>
+      <w:r>
+        <w:rPr>
+          <w:rFonts w:ascii="微软雅黑" w:hAnsi="微软雅黑" w:eastAsia="微软雅黑"/>
+          <w:b w:val="0"/>
+          <w:color w:val="1E2433"/>
+          <w:sz w:val="21"/>
+        </w:rPr>
+        <w:t>不需要 npm。</w:t>
+      </w:r>
+    </w:p>
+    <w:p>
+      <w:pPr>
+        <w:pStyle w:val="ListBullet"/>
+        <w:spacing w:after="40"/>
+      </w:pPr>
+      <w:r>
+        <w:rPr>
+          <w:rFonts w:ascii="微软雅黑" w:hAnsi="微软雅黑" w:eastAsia="微软雅黑"/>
+          <w:b w:val="0"/>
+          <w:color w:val="1E2433"/>
+          <w:sz w:val="21"/>
+        </w:rPr>
+        <w:t>不需要选择安装目录。</w:t>
+      </w:r>
+    </w:p>
+    <w:p>
+      <w:pPr>
+        <w:pStyle w:val="ListBullet"/>
+        <w:spacing w:after="40"/>
+      </w:pPr>
+      <w:r>
+        <w:rPr>
+          <w:rFonts w:ascii="微软雅黑" w:hAnsi="微软雅黑" w:eastAsia="微软雅黑"/>
+          <w:b w:val="0"/>
+          <w:color w:val="1E2433"/>
+          <w:sz w:val="21"/>
+        </w:rPr>
+        <w:t>不需要手工编辑 YAML。</w:t>
+      </w:r>
+    </w:p>
+    <w:p>
+      <w:pPr>
+        <w:pStyle w:val="ListBullet"/>
+        <w:spacing w:after="40"/>
+      </w:pPr>
+      <w:r>
+        <w:rPr>
+          <w:rFonts w:ascii="微软雅黑" w:hAnsi="微软雅黑" w:eastAsia="微软雅黑"/>
+          <w:b w:val="0"/>
+          <w:color w:val="1E2433"/>
+          <w:sz w:val="21"/>
+        </w:rPr>
+        <w:t>不需要管理员权限（个别公司安全策略除外）。</w:t>
+      </w:r>
+    </w:p>
+    <w:p>
+      <w:pPr>
+        <w:spacing w:before="40" w:after="80" w:line="312" w:lineRule="auto"/>
+        <w:ind w:left="227"/>
+      </w:pPr>
+      <w:r>
+        <w:rPr>
+          <w:rFonts w:ascii="微软雅黑" w:hAnsi="微软雅黑" w:eastAsia="微软雅黑"/>
+          <w:b w:val="0"/>
+          <w:color w:val="6B7280"/>
+          <w:sz w:val="20"/>
+        </w:rPr>
+        <w:t>appSecret 只写入本机 DSH profile，不会上传，也不会写进安装包。</w:t>
+      </w:r>
+    </w:p>
+    <w:p>
+      <w:pPr>
+        <w:spacing w:before="40" w:after="120"/>
+        <w:pBdr>
+          <w:bottom w:val="single" w:sz="6" w:color="D9DDE8"/>
+        </w:pBdr>
+      </w:pPr>
+    </w:p>
+    <w:p>
+      <w:pPr>
+        <w:spacing w:before="240" w:after="80" w:line="312" w:lineRule="auto"/>
       </w:pPr>
       <w:r>
         <w:rPr>
           <w:rFonts w:ascii="微软雅黑" w:hAnsi="微软雅黑" w:eastAsia="微软雅黑"/>
           <w:b/>
-          <w:color w:val="B91C1C"/>
-          <w:sz w:val="21"/>
+          <w:color w:val="3B3FB6"/>
+          <w:sz w:val="30"/>
         </w:rPr>
-        <w:t>appSecret 只写入本机 DSH profile，不会上传。</w:t>
+        <w:t>二、一键安装步骤</w:t>
       </w:r>
     </w:p>
     <w:p>
       <w:pPr>
-        <w:spacing w:before="260" w:after="80"/>
+        <w:spacing w:before="160" w:after="80" w:line="312" w:lineRule="auto"/>
       </w:pPr>
       <w:r>
         <w:rPr>
           <w:rFonts w:ascii="微软雅黑" w:hAnsi="微软雅黑" w:eastAsia="微软雅黑"/>
           <w:b/>
-          <w:color w:val="4B4BC8"/>
-          <w:sz w:val="28"/>
+          <w:color w:val="1E2433"/>
+          <w:sz w:val="25"/>
         </w:rPr>
-        <w:t>二、一键安装</w:t>
+        <w:t>第 1 步：下载安装器</w:t>
       </w:r>
     </w:p>
     <w:p>
       <w:pPr>
-        <w:spacing w:after="60"/>
+        <w:spacing w:before="0" w:after="80" w:line="312" w:lineRule="auto"/>
       </w:pPr>
       <w:r>
         <w:rPr>
           <w:rFonts w:ascii="微软雅黑" w:hAnsi="微软雅黑" w:eastAsia="微软雅黑"/>
           <w:b w:val="0"/>
+          <w:color w:val="1E2433"/>
           <w:sz w:val="21"/>
         </w:rPr>
-        <w:t>1. 下载安装器：JSWJ-Draft-Setup-0.7.0-beta.1.exe。</w:t>
+        <w:t>从安装指南附件或 GitHub Release 下载：</w:t>
       </w:r>
     </w:p>
     <w:p>
       <w:pPr>
-        <w:spacing w:after="60"/>
+        <w:spacing w:before="60" w:after="120"/>
+        <w:ind w:left="227"/>
+        <w:shd w:val="clear" w:color="auto" w:fill="F3F4F8"/>
+      </w:pPr>
+      <w:r>
+        <w:rPr>
+          <w:rFonts w:ascii="Consolas" w:hAnsi="Consolas" w:eastAsia="Consolas"/>
+          <w:b w:val="0"/>
+          <w:color w:val="252A3A"/>
+          <w:sz w:val="17"/>
+        </w:rPr>
+        <w:t>JSWJ-Draft-Setup-0.7.0-beta.1.exe</w:t>
+      </w:r>
+    </w:p>
+    <w:p>
+      <w:pPr>
+        <w:spacing w:before="0" w:after="80" w:line="312" w:lineRule="auto"/>
       </w:pPr>
       <w:r>
         <w:rPr>
           <w:rFonts w:ascii="微软雅黑" w:hAnsi="微软雅黑" w:eastAsia="微软雅黑"/>
           <w:b w:val="0"/>
+          <w:color w:val="1E2433"/>
           <w:sz w:val="21"/>
         </w:rPr>
-        <w:t>2. 完全退出 DSH（不是最小化，任务栏里也要退出）。</w:t>
+        <w:t>确认：</w:t>
       </w:r>
     </w:p>
     <w:p>
       <w:pPr>
-        <w:spacing w:after="60"/>
+        <w:pStyle w:val="ListBullet"/>
+        <w:spacing w:after="40"/>
       </w:pPr>
       <w:r>
         <w:rPr>
           <w:rFonts w:ascii="微软雅黑" w:hAnsi="微软雅黑" w:eastAsia="微软雅黑"/>
           <w:b w:val="0"/>
+          <w:color w:val="1E2433"/>
           <w:sz w:val="21"/>
         </w:rPr>
-        <w:t>3. 双击安装器。</w:t>
+        <w:t>文件名是 JSWJ-Draft-Setup-0.7.0-beta.1.exe</w:t>
       </w:r>
     </w:p>
     <w:p>
       <w:pPr>
-        <w:spacing w:after="60"/>
+        <w:pStyle w:val="ListBullet"/>
+        <w:spacing w:after="40"/>
       </w:pPr>
       <w:r>
         <w:rPr>
           <w:rFonts w:ascii="微软雅黑" w:hAnsi="微软雅黑" w:eastAsia="微软雅黑"/>
           <w:b w:val="0"/>
+          <w:color w:val="1E2433"/>
           <w:sz w:val="21"/>
         </w:rPr>
-        <w:t>4. 按提示输入 GO秘 的 appId 和 appSecret。</w:t>
+        <w:t>文件大小约 1.1 MB</w:t>
       </w:r>
     </w:p>
     <w:p>
       <w:pPr>
-        <w:spacing w:after="60"/>
+        <w:pStyle w:val="ListBullet"/>
+        <w:spacing w:after="40"/>
       </w:pPr>
       <w:r>
         <w:rPr>
           <w:rFonts w:ascii="微软雅黑" w:hAnsi="微软雅黑" w:eastAsia="微软雅黑"/>
           <w:b w:val="0"/>
+          <w:color w:val="1E2433"/>
           <w:sz w:val="21"/>
         </w:rPr>
-        <w:t>5. 等待安装器提示「安装完成」。</w:t>
+        <w:t>是 .exe，不是 .zip</w:t>
       </w:r>
     </w:p>
     <w:p>
       <w:pPr>
-        <w:spacing w:after="60"/>
+        <w:spacing w:before="0" w:after="80" w:line="312" w:lineRule="auto"/>
       </w:pPr>
       <w:r>
         <w:rPr>
           <w:rFonts w:ascii="微软雅黑" w:hAnsi="微软雅黑" w:eastAsia="微软雅黑"/>
           <w:b w:val="0"/>
+          <w:color w:val="1E2433"/>
           <w:sz w:val="21"/>
         </w:rPr>
-        <w:t>6. 重新打开 DSH。</w:t>
+        <w:t>如果下载到的是 jswj-draft-plugin-0.7.0-beta.1.zip，那是手动安装包，不是一键安装器。</w:t>
       </w:r>
     </w:p>
     <w:p>
       <w:pPr>
-        <w:spacing w:before="260" w:after="80"/>
+        <w:spacing w:before="160" w:after="80" w:line="312" w:lineRule="auto"/>
       </w:pPr>
       <w:r>
         <w:rPr>
           <w:rFonts w:ascii="微软雅黑" w:hAnsi="微软雅黑" w:eastAsia="微软雅黑"/>
           <w:b/>
-          <w:color w:val="4B4BC8"/>
-          <w:sz w:val="28"/>
+          <w:color w:val="1E2433"/>
+          <w:sz w:val="25"/>
         </w:rPr>
-        <w:t>三、安装后确认</w:t>
+        <w:t>第 2 步：完全退出 DSH</w:t>
       </w:r>
     </w:p>
     <w:p>
       <w:pPr>
-        <w:spacing w:after="60"/>
+        <w:spacing w:before="0" w:after="80" w:line="312" w:lineRule="auto"/>
       </w:pPr>
       <w:r>
         <w:rPr>
           <w:rFonts w:ascii="微软雅黑" w:hAnsi="微软雅黑" w:eastAsia="微软雅黑"/>
           <w:b w:val="0"/>
+          <w:color w:val="1E2433"/>
           <w:sz w:val="21"/>
         </w:rPr>
-        <w:t>1. 左侧出现「技术文件起草」。</w:t>
+        <w:t>安装器会修改 DSH 的 profile 配置，DSH 运行时会覆盖配置，所以必须先退出。</w:t>
       </w:r>
     </w:p>
     <w:p>
       <w:pPr>
-        <w:spacing w:after="60"/>
+        <w:spacing w:before="0" w:after="80" w:line="312" w:lineRule="auto"/>
       </w:pPr>
       <w:r>
         <w:rPr>
           <w:rFonts w:ascii="微软雅黑" w:hAnsi="微软雅黑" w:eastAsia="微软雅黑"/>
           <w:b w:val="0"/>
+          <w:color w:val="1E2433"/>
           <w:sz w:val="21"/>
         </w:rPr>
-        <w:t>2. 打开页面，点「插件自检」。</w:t>
+        <w:t>必须做到：</w:t>
       </w:r>
     </w:p>
     <w:p>
       <w:pPr>
-        <w:spacing w:after="60"/>
+        <w:pStyle w:val="ListBullet"/>
+        <w:spacing w:after="40"/>
       </w:pPr>
       <w:r>
         <w:rPr>
           <w:rFonts w:ascii="微软雅黑" w:hAnsi="微软雅黑" w:eastAsia="微软雅黑"/>
           <w:b w:val="0"/>
+          <w:color w:val="1E2433"/>
           <w:sz w:val="21"/>
         </w:rPr>
-        <w:t>3. 全部通过后即可新建任务。</w:t>
+        <w:t>关闭 DSH 主窗口</w:t>
       </w:r>
     </w:p>
     <w:p>
       <w:pPr>
-        <w:spacing w:after="60"/>
+        <w:pStyle w:val="ListBullet"/>
+        <w:spacing w:after="40"/>
       </w:pPr>
       <w:r>
         <w:rPr>
           <w:rFonts w:ascii="微软雅黑" w:hAnsi="微软雅黑" w:eastAsia="微软雅黑"/>
           <w:b w:val="0"/>
+          <w:color w:val="1E2433"/>
           <w:sz w:val="21"/>
         </w:rPr>
-        <w:t>如果自检报红，按提示检查 appId / appSecret，或重新运行安装器。</w:t>
+        <w:t>检查任务栏，不能只剩托盘图标</w:t>
       </w:r>
     </w:p>
     <w:p>
       <w:pPr>
-        <w:spacing w:before="260" w:after="80"/>
+        <w:pStyle w:val="ListBullet"/>
+        <w:spacing w:after="40"/>
+      </w:pPr>
+      <w:r>
+        <w:rPr>
+          <w:rFonts w:ascii="微软雅黑" w:hAnsi="微软雅黑" w:eastAsia="微软雅黑"/>
+          <w:b w:val="0"/>
+          <w:color w:val="1E2433"/>
+          <w:sz w:val="21"/>
+        </w:rPr>
+        <w:t>必要时在任务管理器里结束 DeepSeek Harness</w:t>
+      </w:r>
+    </w:p>
+    <w:p>
+      <w:pPr>
+        <w:spacing w:before="0" w:after="80" w:line="312" w:lineRule="auto"/>
+      </w:pPr>
+      <w:r>
+        <w:rPr>
+          <w:rFonts w:ascii="微软雅黑" w:hAnsi="微软雅黑" w:eastAsia="微软雅黑"/>
+          <w:b w:val="0"/>
+          <w:color w:val="1E2433"/>
+          <w:sz w:val="21"/>
+        </w:rPr>
+        <w:t>如果没退出，安装器会提示：</w:t>
+      </w:r>
+    </w:p>
+    <w:p>
+      <w:pPr>
+        <w:spacing w:before="60" w:after="120"/>
+        <w:ind w:left="227"/>
+        <w:shd w:val="clear" w:color="auto" w:fill="F3F4F8"/>
+      </w:pPr>
+      <w:r>
+        <w:rPr>
+          <w:rFonts w:ascii="Consolas" w:hAnsi="Consolas" w:eastAsia="Consolas"/>
+          <w:b w:val="0"/>
+          <w:color w:val="252A3A"/>
+          <w:sz w:val="17"/>
+        </w:rPr>
+        <w:t>[JSWJ] 请先完全退出 DSH（不是最小化），再运行安装器。</w:t>
+      </w:r>
+    </w:p>
+    <w:p>
+      <w:pPr>
+        <w:spacing w:before="0" w:after="80" w:line="312" w:lineRule="auto"/>
+      </w:pPr>
+      <w:r>
+        <w:rPr>
+          <w:rFonts w:ascii="微软雅黑" w:hAnsi="微软雅黑" w:eastAsia="微软雅黑"/>
+          <w:b w:val="0"/>
+          <w:color w:val="1E2433"/>
+          <w:sz w:val="21"/>
+        </w:rPr>
+        <w:t>看到这条就关掉 DSH，重新双击安装器。</w:t>
+      </w:r>
+    </w:p>
+    <w:p>
+      <w:pPr>
+        <w:spacing w:before="160" w:after="80" w:line="312" w:lineRule="auto"/>
       </w:pPr>
       <w:r>
         <w:rPr>
           <w:rFonts w:ascii="微软雅黑" w:hAnsi="微软雅黑" w:eastAsia="微软雅黑"/>
           <w:b/>
-          <w:color w:val="4B4BC8"/>
-          <w:sz w:val="28"/>
+          <w:color w:val="1E2433"/>
+          <w:sz w:val="25"/>
         </w:rPr>
-        <w:t>四、手动安装（备用）</w:t>
+        <w:t>第 3 步：双击安装器</w:t>
       </w:r>
     </w:p>
     <w:p>
       <w:pPr>
-        <w:spacing w:after="60"/>
+        <w:spacing w:before="0" w:after="80" w:line="312" w:lineRule="auto"/>
       </w:pPr>
       <w:r>
         <w:rPr>
           <w:rFonts w:ascii="微软雅黑" w:hAnsi="微软雅黑" w:eastAsia="微软雅黑"/>
           <w:b w:val="0"/>
+          <w:color w:val="1E2433"/>
           <w:sz w:val="21"/>
         </w:rPr>
-        <w:t>如果安装器被安全软件拦截，或需要装到自定义目录：</w:t>
+        <w:t>双击：</w:t>
       </w:r>
     </w:p>
     <w:p>
       <w:pPr>
-        <w:spacing w:after="60"/>
+        <w:spacing w:before="60" w:after="120"/>
+        <w:ind w:left="227"/>
+        <w:shd w:val="clear" w:color="auto" w:fill="F3F4F8"/>
+      </w:pPr>
+      <w:r>
+        <w:rPr>
+          <w:rFonts w:ascii="Consolas" w:hAnsi="Consolas" w:eastAsia="Consolas"/>
+          <w:b w:val="0"/>
+          <w:color w:val="252A3A"/>
+          <w:sz w:val="17"/>
+        </w:rPr>
+        <w:t>JSWJ-Draft-Setup-0.7.0-beta.1.exe</w:t>
+      </w:r>
+    </w:p>
+    <w:p>
+      <w:pPr>
+        <w:spacing w:before="0" w:after="80" w:line="312" w:lineRule="auto"/>
       </w:pPr>
       <w:r>
         <w:rPr>
           <w:rFonts w:ascii="微软雅黑" w:hAnsi="微软雅黑" w:eastAsia="微软雅黑"/>
           <w:b w:val="0"/>
+          <w:color w:val="1E2433"/>
           <w:sz w:val="21"/>
         </w:rPr>
-        <w:t>1. 下载 jswj-draft-plugin-0.7.0-beta.1.zip 并解压到固定目录，确保目录内有 package.json。</w:t>
+        <w:t>可能出现的系统提示：</w:t>
       </w:r>
     </w:p>
+    <w:tbl>
+      <w:tblPr>
+        <w:tblStyle w:val="TableGrid"/>
+        <w:tblW w:type="auto" w:w="0"/>
+        <w:jc w:val="center"/>
+        <w:tblLook w:firstColumn="1" w:firstRow="1" w:lastColumn="0" w:lastRow="0" w:noHBand="0" w:noVBand="1" w:val="04A0"/>
+      </w:tblPr>
+      <w:tblGrid>
+        <w:gridCol w:w="4929"/>
+        <w:gridCol w:w="4929"/>
+      </w:tblGrid>
+      <w:tr>
+        <w:tc>
+          <w:tcPr>
+            <w:tcW w:type="dxa" w:w="4929"/>
+            <w:shd w:val="clear" w:color="auto" w:fill="EEF0FF"/>
+          </w:tcPr>
+          <w:p>
+            <w:pPr>
+              <w:spacing w:after="40"/>
+            </w:pPr>
+            <w:r/>
+            <w:r>
+              <w:rPr>
+                <w:rFonts w:ascii="微软雅黑" w:hAnsi="微软雅黑" w:eastAsia="微软雅黑"/>
+                <w:b/>
+                <w:color w:val="1E2433"/>
+                <w:sz w:val="16"/>
+              </w:rPr>
+              <w:t>现象</w:t>
+            </w:r>
+          </w:p>
+        </w:tc>
+        <w:tc>
+          <w:tcPr>
+            <w:tcW w:type="dxa" w:w="4929"/>
+            <w:shd w:val="clear" w:color="auto" w:fill="EEF0FF"/>
+          </w:tcPr>
+          <w:p>
+            <w:pPr>
+              <w:spacing w:after="40"/>
+            </w:pPr>
+            <w:r/>
+            <w:r>
+              <w:rPr>
+                <w:rFonts w:ascii="微软雅黑" w:hAnsi="微软雅黑" w:eastAsia="微软雅黑"/>
+                <w:b/>
+                <w:color w:val="1E2433"/>
+                <w:sz w:val="16"/>
+              </w:rPr>
+              <w:t>操作</w:t>
+            </w:r>
+          </w:p>
+        </w:tc>
+      </w:tr>
+      <w:tr>
+        <w:tc>
+          <w:tcPr>
+            <w:tcW w:type="dxa" w:w="4929"/>
+          </w:tcPr>
+          <w:p>
+            <w:pPr>
+              <w:spacing w:after="40"/>
+            </w:pPr>
+            <w:r/>
+            <w:r>
+              <w:rPr>
+                <w:rFonts w:ascii="微软雅黑" w:hAnsi="微软雅黑" w:eastAsia="微软雅黑"/>
+                <w:b w:val="0"/>
+                <w:color w:val="1E2433"/>
+                <w:sz w:val="16"/>
+              </w:rPr>
+              <w:t>Windows SmartScreen「未知发布者」</w:t>
+            </w:r>
+          </w:p>
+        </w:tc>
+        <w:tc>
+          <w:tcPr>
+            <w:tcW w:type="dxa" w:w="4929"/>
+          </w:tcPr>
+          <w:p>
+            <w:pPr>
+              <w:spacing w:after="40"/>
+            </w:pPr>
+            <w:r/>
+            <w:r>
+              <w:rPr>
+                <w:rFonts w:ascii="微软雅黑" w:hAnsi="微软雅黑" w:eastAsia="微软雅黑"/>
+                <w:b w:val="0"/>
+                <w:color w:val="1E2433"/>
+                <w:sz w:val="16"/>
+              </w:rPr>
+              <w:t>点「更多信息」→「仍要运行」</w:t>
+            </w:r>
+          </w:p>
+        </w:tc>
+      </w:tr>
+      <w:tr>
+        <w:tc>
+          <w:tcPr>
+            <w:tcW w:type="dxa" w:w="4929"/>
+          </w:tcPr>
+          <w:p>
+            <w:pPr>
+              <w:spacing w:after="40"/>
+            </w:pPr>
+            <w:r/>
+            <w:r>
+              <w:rPr>
+                <w:rFonts w:ascii="微软雅黑" w:hAnsi="微软雅黑" w:eastAsia="微软雅黑"/>
+                <w:b w:val="0"/>
+                <w:color w:val="1E2433"/>
+                <w:sz w:val="16"/>
+              </w:rPr>
+              <w:t>用户账户控制（UAC）</w:t>
+            </w:r>
+          </w:p>
+        </w:tc>
+        <w:tc>
+          <w:tcPr>
+            <w:tcW w:type="dxa" w:w="4929"/>
+          </w:tcPr>
+          <w:p>
+            <w:pPr>
+              <w:spacing w:after="40"/>
+            </w:pPr>
+            <w:r/>
+            <w:r>
+              <w:rPr>
+                <w:rFonts w:ascii="微软雅黑" w:hAnsi="微软雅黑" w:eastAsia="微软雅黑"/>
+                <w:b w:val="0"/>
+                <w:color w:val="1E2433"/>
+                <w:sz w:val="16"/>
+              </w:rPr>
+              <w:t>点「是」允许</w:t>
+            </w:r>
+          </w:p>
+        </w:tc>
+      </w:tr>
+      <w:tr>
+        <w:tc>
+          <w:tcPr>
+            <w:tcW w:type="dxa" w:w="4929"/>
+          </w:tcPr>
+          <w:p>
+            <w:pPr>
+              <w:spacing w:after="40"/>
+            </w:pPr>
+            <w:r/>
+            <w:r>
+              <w:rPr>
+                <w:rFonts w:ascii="微软雅黑" w:hAnsi="微软雅黑" w:eastAsia="微软雅黑"/>
+                <w:b w:val="0"/>
+                <w:color w:val="1E2433"/>
+                <w:sz w:val="16"/>
+              </w:rPr>
+              <w:t>安全软件拦截</w:t>
+            </w:r>
+          </w:p>
+        </w:tc>
+        <w:tc>
+          <w:tcPr>
+            <w:tcW w:type="dxa" w:w="4929"/>
+          </w:tcPr>
+          <w:p>
+            <w:pPr>
+              <w:spacing w:after="40"/>
+            </w:pPr>
+            <w:r/>
+            <w:r>
+              <w:rPr>
+                <w:rFonts w:ascii="微软雅黑" w:hAnsi="微软雅黑" w:eastAsia="微软雅黑"/>
+                <w:b w:val="0"/>
+                <w:color w:val="1E2433"/>
+                <w:sz w:val="16"/>
+              </w:rPr>
+              <w:t>选择「允许本次运行」；仍被拦截时用文末手动安装</w:t>
+            </w:r>
+          </w:p>
+        </w:tc>
+      </w:tr>
+    </w:tbl>
     <w:p>
       <w:pPr>
-        <w:spacing w:after="60"/>
+        <w:spacing w:after="40"/>
+      </w:pPr>
+    </w:p>
+    <w:p>
+      <w:pPr>
+        <w:spacing w:before="0" w:after="80" w:line="312" w:lineRule="auto"/>
       </w:pPr>
       <w:r>
         <w:rPr>
           <w:rFonts w:ascii="微软雅黑" w:hAnsi="微软雅黑" w:eastAsia="微软雅黑"/>
           <w:b w:val="0"/>
+          <w:color w:val="1E2433"/>
           <w:sz w:val="21"/>
         </w:rPr>
-        <w:t>2. 在 DSH 插件管理选择「安装本地 bundle」，指向该目录。</w:t>
+        <w:t>正常情况不会弹出“Extract to / 解压到”路径选择。</w:t>
       </w:r>
     </w:p>
     <w:p>
       <w:pPr>
-        <w:spacing w:after="60"/>
+        <w:spacing w:before="0" w:after="80" w:line="312" w:lineRule="auto"/>
       </w:pPr>
       <w:r>
         <w:rPr>
           <w:rFonts w:ascii="微软雅黑" w:hAnsi="微软雅黑" w:eastAsia="微软雅黑"/>
           <w:b w:val="0"/>
+          <w:color w:val="1E2433"/>
           <w:sz w:val="21"/>
         </w:rPr>
-        <w:t>3. 在 profile 的 cordis.patch.yml 追加 jswj-draft 配置，填入 appId / appSecret。</w:t>
+        <w:t>如果弹出 7-Zip self-extracting archive 并让你选择解压路径，说明用的是旧安装器或错误安装器：</w:t>
       </w:r>
     </w:p>
     <w:p>
       <w:pPr>
-        <w:spacing w:after="60"/>
+        <w:pStyle w:val="ListNumber"/>
+        <w:spacing w:after="40"/>
       </w:pPr>
       <w:r>
         <w:rPr>
           <w:rFonts w:ascii="微软雅黑" w:hAnsi="微软雅黑" w:eastAsia="微软雅黑"/>
           <w:b w:val="0"/>
+          <w:color w:val="1E2433"/>
           <w:sz w:val="21"/>
         </w:rPr>
-        <w:t>4. 重载 DSH，打开「技术文件起草」做插件自检。</w:t>
+        <w:t>点「Cancel」</w:t>
       </w:r>
     </w:p>
     <w:p>
       <w:pPr>
-        <w:spacing w:before="260" w:after="80"/>
+        <w:pStyle w:val="ListNumber"/>
+        <w:spacing w:after="40"/>
+      </w:pPr>
+      <w:r>
+        <w:rPr>
+          <w:rFonts w:ascii="微软雅黑" w:hAnsi="微软雅黑" w:eastAsia="微软雅黑"/>
+          <w:b w:val="0"/>
+          <w:color w:val="1E2433"/>
+          <w:sz w:val="21"/>
+        </w:rPr>
+        <w:t>删除这个文件</w:t>
+      </w:r>
+    </w:p>
+    <w:p>
+      <w:pPr>
+        <w:pStyle w:val="ListNumber"/>
+        <w:spacing w:after="40"/>
+      </w:pPr>
+      <w:r>
+        <w:rPr>
+          <w:rFonts w:ascii="微软雅黑" w:hAnsi="微软雅黑" w:eastAsia="微软雅黑"/>
+          <w:b w:val="0"/>
+          <w:color w:val="1E2433"/>
+          <w:sz w:val="21"/>
+        </w:rPr>
+        <w:t>重新下载 JSWJ-Draft-Setup-0.7.0-beta.1.exe</w:t>
+      </w:r>
+    </w:p>
+    <w:p>
+      <w:pPr>
+        <w:spacing w:before="160" w:after="80" w:line="312" w:lineRule="auto"/>
       </w:pPr>
       <w:r>
         <w:rPr>
           <w:rFonts w:ascii="微软雅黑" w:hAnsi="微软雅黑" w:eastAsia="微软雅黑"/>
           <w:b/>
-          <w:color w:val="4B4BC8"/>
-          <w:sz w:val="28"/>
+          <w:color w:val="1E2433"/>
+          <w:sz w:val="25"/>
         </w:rPr>
-        <w:t>五、常见问题</w:t>
+        <w:t>第 4 步：确认安装</w:t>
       </w:r>
     </w:p>
     <w:p>
       <w:pPr>
-        <w:pStyle w:val="ListBullet"/>
-        <w:spacing w:after="40"/>
+        <w:spacing w:before="0" w:after="80" w:line="312" w:lineRule="auto"/>
       </w:pPr>
       <w:r>
         <w:rPr>
           <w:rFonts w:ascii="微软雅黑" w:hAnsi="微软雅黑" w:eastAsia="微软雅黑"/>
+          <w:b w:val="0"/>
+          <w:color w:val="1E2433"/>
           <w:sz w:val="21"/>
         </w:rPr>
-        <w:t>双击安装器没反应：右键「以管理员身份运行」，或确认 DSH 已完全退出。</w:t>
+        <w:t>安装器会弹出确认窗口：</w:t>
       </w:r>
     </w:p>
     <w:p>
       <w:pPr>
-        <w:pStyle w:val="ListBullet"/>
-        <w:spacing w:after="40"/>
+        <w:spacing w:before="60" w:after="120"/>
+        <w:ind w:left="227"/>
+        <w:shd w:val="clear" w:color="auto" w:fill="F3F4F8"/>
+      </w:pPr>
+      <w:r>
+        <w:rPr>
+          <w:rFonts w:ascii="Consolas" w:hAnsi="Consolas" w:eastAsia="Consolas"/>
+          <w:b w:val="0"/>
+          <w:color w:val="252A3A"/>
+          <w:sz w:val="17"/>
+        </w:rPr>
+        <w:t>技术文件起草插件 0.7.0 Beta 1 安装</w:t>
+        <w:br/>
+        <w:t>安装技术文件起草（JSWJ_DraftbyDSH）0.7.0 Beta 1？</w:t>
+      </w:r>
+    </w:p>
+    <w:p>
+      <w:pPr>
+        <w:spacing w:before="0" w:after="80" w:line="312" w:lineRule="auto"/>
       </w:pPr>
       <w:r>
         <w:rPr>
           <w:rFonts w:ascii="微软雅黑" w:hAnsi="微软雅黑" w:eastAsia="微软雅黑"/>
+          <w:b w:val="0"/>
+          <w:color w:val="1E2433"/>
           <w:sz w:val="21"/>
         </w:rPr>
-        <w:t>安装器提示找不到 profile：先启动一次 DSH，让它生成默认 profile。</w:t>
+        <w:t>点击：</w:t>
       </w:r>
     </w:p>
     <w:p>
@@ -436,9 +997,11 @@
       <w:r>
         <w:rPr>
           <w:rFonts w:ascii="微软雅黑" w:hAnsi="微软雅黑" w:eastAsia="微软雅黑"/>
+          <w:b w:val="0"/>
+          <w:color w:val="1E2433"/>
           <w:sz w:val="21"/>
         </w:rPr>
-        <w:t>左侧没有「技术文件起草」：确认 DSH 已重启，插件管理中 bundle 已启用。</w:t>
+        <w:t>是 / 确定：开始安装</w:t>
       </w:r>
     </w:p>
     <w:p>
@@ -449,54 +1012,4000 @@
       <w:r>
         <w:rPr>
           <w:rFonts w:ascii="微软雅黑" w:hAnsi="微软雅黑" w:eastAsia="微软雅黑"/>
+          <w:b w:val="0"/>
+          <w:color w:val="1E2433"/>
           <w:sz w:val="21"/>
         </w:rPr>
-        <w:t>自检报凭据错误：检查 GO秘 应用未停用，appId / appSecret 没有多余空格。</w:t>
+        <w:t>否 / 取消：退出，不修改任何文件</w:t>
       </w:r>
     </w:p>
     <w:p>
       <w:pPr>
-        <w:pStyle w:val="ListBullet"/>
-        <w:spacing w:after="40"/>
+        <w:spacing w:before="80" w:after="120"/>
+        <w:jc w:val="center"/>
       </w:pPr>
       <w:r>
-        <w:rPr>
-          <w:rFonts w:ascii="微软雅黑" w:hAnsi="微软雅黑" w:eastAsia="微软雅黑"/>
-          <w:sz w:val="21"/>
-        </w:rPr>
-        <w:t>公司网络无法访问 GitHub：将安装器、插件包和索引放到公司内网，再用同样步骤安装。</w:t>
+        <w:drawing>
+          <wp:inline xmlns:a="http://schemas.openxmlformats.org/drawingml/2006/main" xmlns:pic="http://schemas.openxmlformats.org/drawingml/2006/picture">
+            <wp:extent cx="5940000" cy="3489750"/>
+            <wp:docPr id="2" name="Picture 2"/>
+            <wp:cNvGraphicFramePr>
+              <a:graphicFrameLocks noChangeAspect="1"/>
+            </wp:cNvGraphicFramePr>
+            <a:graphic>
+              <a:graphicData uri="http://schemas.openxmlformats.org/drawingml/2006/picture">
+                <pic:pic>
+                  <pic:nvPicPr>
+                    <pic:cNvPr id="0" name="installer-steps.png"/>
+                    <pic:cNvPicPr/>
+                  </pic:nvPicPr>
+                  <pic:blipFill>
+                    <a:blip r:embed="rId10"/>
+                    <a:stretch>
+                      <a:fillRect/>
+                    </a:stretch>
+                  </pic:blipFill>
+                  <pic:spPr>
+                    <a:xfrm>
+                      <a:off x="0" y="0"/>
+                      <a:ext cx="5940000" cy="3489750"/>
+                    </a:xfrm>
+                    <a:prstGeom prst="rect"/>
+                  </pic:spPr>
+                </pic:pic>
+              </a:graphicData>
+            </a:graphic>
+          </wp:inline>
+        </w:drawing>
       </w:r>
     </w:p>
     <w:p>
       <w:pPr>
-        <w:spacing w:before="260" w:after="80"/>
+        <w:spacing w:before="160" w:after="80" w:line="312" w:lineRule="auto"/>
       </w:pPr>
       <w:r>
         <w:rPr>
           <w:rFonts w:ascii="微软雅黑" w:hAnsi="微软雅黑" w:eastAsia="微软雅黑"/>
           <w:b/>
-          <w:color w:val="4B4BC8"/>
-          <w:sz w:val="28"/>
+          <w:color w:val="1E2433"/>
+          <w:sz w:val="25"/>
         </w:rPr>
-        <w:t>六、升级</w:t>
+        <w:t>第 5 步：输入 GO秘 凭据</w:t>
       </w:r>
     </w:p>
     <w:p>
       <w:pPr>
-        <w:spacing w:after="60"/>
+        <w:spacing w:before="0" w:after="80" w:line="312" w:lineRule="auto"/>
       </w:pPr>
       <w:r>
         <w:rPr>
           <w:rFonts w:ascii="微软雅黑" w:hAnsi="微软雅黑" w:eastAsia="微软雅黑"/>
           <w:b w:val="0"/>
+          <w:color w:val="1E2433"/>
           <w:sz w:val="21"/>
         </w:rPr>
-        <w:t>下载新版安装器或新版 zip，重复安装即可覆盖旧版本；任务数据保存在 ~/.dsh/jswj-tasks，不会丢失。</w:t>
+        <w:t>确认后会打开命令行窗口，标题为：</w:t>
+      </w:r>
+    </w:p>
+    <w:p>
+      <w:pPr>
+        <w:spacing w:before="60" w:after="120"/>
+        <w:ind w:left="227"/>
+        <w:shd w:val="clear" w:color="auto" w:fill="F3F4F8"/>
+      </w:pPr>
+      <w:r>
+        <w:rPr>
+          <w:rFonts w:ascii="Consolas" w:hAnsi="Consolas" w:eastAsia="Consolas"/>
+          <w:b w:val="0"/>
+          <w:color w:val="252A3A"/>
+          <w:sz w:val="17"/>
+        </w:rPr>
+        <w:t>技术文件起草插件安装</w:t>
+      </w:r>
+    </w:p>
+    <w:p>
+      <w:pPr>
+        <w:spacing w:before="0" w:after="80" w:line="312" w:lineRule="auto"/>
+      </w:pPr>
+      <w:r>
+        <w:rPr>
+          <w:rFonts w:ascii="微软雅黑" w:hAnsi="微软雅黑" w:eastAsia="微软雅黑"/>
+          <w:b w:val="0"/>
+          <w:color w:val="1E2433"/>
+          <w:sz w:val="21"/>
+        </w:rPr>
+        <w:t>按提示输入两项：</w:t>
+      </w:r>
+    </w:p>
+    <w:p>
+      <w:pPr>
+        <w:spacing w:before="60" w:after="120"/>
+        <w:ind w:left="227"/>
+        <w:shd w:val="clear" w:color="auto" w:fill="F3F4F8"/>
+      </w:pPr>
+      <w:r>
+        <w:rPr>
+          <w:rFonts w:ascii="Consolas" w:hAnsi="Consolas" w:eastAsia="Consolas"/>
+          <w:b w:val="0"/>
+          <w:color w:val="252A3A"/>
+          <w:sz w:val="17"/>
+        </w:rPr>
+        <w:t>请输入飞书应用「GO秘」的 appId</w:t>
+      </w:r>
+    </w:p>
+    <w:p>
+      <w:pPr>
+        <w:spacing w:before="0" w:after="80" w:line="312" w:lineRule="auto"/>
+      </w:pPr>
+      <w:r>
+        <w:rPr>
+          <w:rFonts w:ascii="微软雅黑" w:hAnsi="微软雅黑" w:eastAsia="微软雅黑"/>
+          <w:b w:val="0"/>
+          <w:color w:val="1E2433"/>
+          <w:sz w:val="21"/>
+        </w:rPr>
+        <w:t>粘贴 appId，例如 cli_xxxxxxxxxxxxxxxx，按回车。</w:t>
+      </w:r>
+    </w:p>
+    <w:p>
+      <w:pPr>
+        <w:spacing w:before="60" w:after="120"/>
+        <w:ind w:left="227"/>
+        <w:shd w:val="clear" w:color="auto" w:fill="F3F4F8"/>
+      </w:pPr>
+      <w:r>
+        <w:rPr>
+          <w:rFonts w:ascii="Consolas" w:hAnsi="Consolas" w:eastAsia="Consolas"/>
+          <w:b w:val="0"/>
+          <w:color w:val="252A3A"/>
+          <w:sz w:val="17"/>
+        </w:rPr>
+        <w:t>请输入 appSecret</w:t>
+      </w:r>
+    </w:p>
+    <w:p>
+      <w:pPr>
+        <w:spacing w:before="0" w:after="80" w:line="312" w:lineRule="auto"/>
+      </w:pPr>
+      <w:r>
+        <w:rPr>
+          <w:rFonts w:ascii="微软雅黑" w:hAnsi="微软雅黑" w:eastAsia="微软雅黑"/>
+          <w:b w:val="0"/>
+          <w:color w:val="1E2433"/>
+          <w:sz w:val="21"/>
+        </w:rPr>
+        <w:t>粘贴 appSecret，按回车。</w:t>
+      </w:r>
+    </w:p>
+    <w:p>
+      <w:pPr>
+        <w:spacing w:before="0" w:after="80" w:line="312" w:lineRule="auto"/>
+      </w:pPr>
+      <w:r>
+        <w:rPr>
+          <w:rFonts w:ascii="微软雅黑" w:hAnsi="微软雅黑" w:eastAsia="微软雅黑"/>
+          <w:b w:val="0"/>
+          <w:color w:val="1E2433"/>
+          <w:sz w:val="21"/>
+        </w:rPr>
+        <w:t>注意：</w:t>
+      </w:r>
+    </w:p>
+    <w:p>
+      <w:pPr>
+        <w:pStyle w:val="ListBullet"/>
+        <w:spacing w:after="40"/>
+      </w:pPr>
+      <w:r>
+        <w:rPr>
+          <w:rFonts w:ascii="微软雅黑" w:hAnsi="微软雅黑" w:eastAsia="微软雅黑"/>
+          <w:b w:val="0"/>
+          <w:color w:val="1E2433"/>
+          <w:sz w:val="21"/>
+        </w:rPr>
+        <w:t>只粘贴值，不要带 appId=、引号或多余空格。</w:t>
+      </w:r>
+    </w:p>
+    <w:p>
+      <w:pPr>
+        <w:pStyle w:val="ListBullet"/>
+        <w:spacing w:after="40"/>
+      </w:pPr>
+      <w:r>
+        <w:rPr>
+          <w:rFonts w:ascii="微软雅黑" w:hAnsi="微软雅黑" w:eastAsia="微软雅黑"/>
+          <w:b w:val="0"/>
+          <w:color w:val="1E2433"/>
+          <w:sz w:val="21"/>
+        </w:rPr>
+        <w:t>appSecret 是飞书应用密钥，不是 DSH 账号密码。</w:t>
+      </w:r>
+    </w:p>
+    <w:p>
+      <w:pPr>
+        <w:pStyle w:val="ListBullet"/>
+        <w:spacing w:after="40"/>
+      </w:pPr>
+      <w:r>
+        <w:rPr>
+          <w:rFonts w:ascii="微软雅黑" w:hAnsi="微软雅黑" w:eastAsia="微软雅黑"/>
+          <w:b w:val="0"/>
+          <w:color w:val="1E2433"/>
+          <w:sz w:val="21"/>
+        </w:rPr>
+        <w:t>输入窗口在本机，内容不会上传。</w:t>
+      </w:r>
+    </w:p>
+    <w:p>
+      <w:pPr>
+        <w:pStyle w:val="ListBullet"/>
+        <w:spacing w:after="40"/>
+      </w:pPr>
+      <w:r>
+        <w:rPr>
+          <w:rFonts w:ascii="微软雅黑" w:hAnsi="微软雅黑" w:eastAsia="微软雅黑"/>
+          <w:b w:val="0"/>
+          <w:color w:val="1E2433"/>
+          <w:sz w:val="21"/>
+        </w:rPr>
+        <w:t>如果粘贴错了，等安装完成后重新运行安装器，或在 DSH profile 里改。</w:t>
+      </w:r>
+    </w:p>
+    <w:p>
+      <w:pPr>
+        <w:spacing w:before="160" w:after="80" w:line="312" w:lineRule="auto"/>
+      </w:pPr>
+      <w:r>
+        <w:rPr>
+          <w:rFonts w:ascii="微软雅黑" w:hAnsi="微软雅黑" w:eastAsia="微软雅黑"/>
+          <w:b/>
+          <w:color w:val="1E2433"/>
+          <w:sz w:val="25"/>
+        </w:rPr>
+        <w:t>第 6 步：等待自动安装</w:t>
+      </w:r>
+    </w:p>
+    <w:p>
+      <w:pPr>
+        <w:spacing w:before="0" w:after="80" w:line="312" w:lineRule="auto"/>
+      </w:pPr>
+      <w:r>
+        <w:rPr>
+          <w:rFonts w:ascii="微软雅黑" w:hAnsi="微软雅黑" w:eastAsia="微软雅黑"/>
+          <w:b w:val="0"/>
+          <w:color w:val="1E2433"/>
+          <w:sz w:val="21"/>
+        </w:rPr>
+        <w:t>不需要再点任何按钮。安装器会依次显示：</w:t>
+      </w:r>
+    </w:p>
+    <w:p>
+      <w:pPr>
+        <w:spacing w:before="60" w:after="120"/>
+        <w:ind w:left="227"/>
+        <w:shd w:val="clear" w:color="auto" w:fill="F3F4F8"/>
+      </w:pPr>
+      <w:r>
+        <w:rPr>
+          <w:rFonts w:ascii="Consolas" w:hAnsi="Consolas" w:eastAsia="Consolas"/>
+          <w:b w:val="0"/>
+          <w:color w:val="252A3A"/>
+          <w:sz w:val="17"/>
+        </w:rPr>
+        <w:t>[JSWJ] 1/4 复制插件文件</w:t>
+        <w:br/>
+        <w:t>[JSWJ] 2/4 登记 DSH bundle</w:t>
+        <w:br/>
+        <w:t>[JSWJ] 3/4 建立本地依赖链接</w:t>
+        <w:br/>
+        <w:t>[JSWJ] 4/4 写入 GO秘 配置</w:t>
+      </w:r>
+    </w:p>
+    <w:p>
+      <w:pPr>
+        <w:spacing w:before="0" w:after="80" w:line="312" w:lineRule="auto"/>
+      </w:pPr>
+      <w:r>
+        <w:rPr>
+          <w:rFonts w:ascii="微软雅黑" w:hAnsi="微软雅黑" w:eastAsia="微软雅黑"/>
+          <w:b w:val="0"/>
+          <w:color w:val="1E2433"/>
+          <w:sz w:val="21"/>
+        </w:rPr>
+        <w:t>这四步分别做：</w:t>
+      </w:r>
+    </w:p>
+    <w:tbl>
+      <w:tblPr>
+        <w:tblStyle w:val="TableGrid"/>
+        <w:tblW w:type="auto" w:w="0"/>
+        <w:jc w:val="center"/>
+        <w:tblLook w:firstColumn="1" w:firstRow="1" w:lastColumn="0" w:lastRow="0" w:noHBand="0" w:noVBand="1" w:val="04A0"/>
+      </w:tblPr>
+      <w:tblGrid>
+        <w:gridCol w:w="4929"/>
+        <w:gridCol w:w="4929"/>
+      </w:tblGrid>
+      <w:tr>
+        <w:tc>
+          <w:tcPr>
+            <w:tcW w:type="dxa" w:w="4929"/>
+            <w:shd w:val="clear" w:color="auto" w:fill="EEF0FF"/>
+          </w:tcPr>
+          <w:p>
+            <w:pPr>
+              <w:spacing w:after="40"/>
+            </w:pPr>
+            <w:r/>
+            <w:r>
+              <w:rPr>
+                <w:rFonts w:ascii="微软雅黑" w:hAnsi="微软雅黑" w:eastAsia="微软雅黑"/>
+                <w:b/>
+                <w:color w:val="1E2433"/>
+                <w:sz w:val="16"/>
+              </w:rPr>
+              <w:t>步骤</w:t>
+            </w:r>
+          </w:p>
+        </w:tc>
+        <w:tc>
+          <w:tcPr>
+            <w:tcW w:type="dxa" w:w="4929"/>
+            <w:shd w:val="clear" w:color="auto" w:fill="EEF0FF"/>
+          </w:tcPr>
+          <w:p>
+            <w:pPr>
+              <w:spacing w:after="40"/>
+            </w:pPr>
+            <w:r/>
+            <w:r>
+              <w:rPr>
+                <w:rFonts w:ascii="微软雅黑" w:hAnsi="微软雅黑" w:eastAsia="微软雅黑"/>
+                <w:b/>
+                <w:color w:val="1E2433"/>
+                <w:sz w:val="16"/>
+              </w:rPr>
+              <w:t>做什么</w:t>
+            </w:r>
+          </w:p>
+        </w:tc>
+      </w:tr>
+      <w:tr>
+        <w:tc>
+          <w:tcPr>
+            <w:tcW w:type="dxa" w:w="4929"/>
+          </w:tcPr>
+          <w:p>
+            <w:pPr>
+              <w:spacing w:after="40"/>
+            </w:pPr>
+            <w:r/>
+            <w:r>
+              <w:rPr>
+                <w:rFonts w:ascii="微软雅黑" w:hAnsi="微软雅黑" w:eastAsia="微软雅黑"/>
+                <w:b w:val="0"/>
+                <w:color w:val="1E2433"/>
+                <w:sz w:val="16"/>
+              </w:rPr>
+              <w:t>1/4</w:t>
+            </w:r>
+          </w:p>
+        </w:tc>
+        <w:tc>
+          <w:tcPr>
+            <w:tcW w:type="dxa" w:w="4929"/>
+          </w:tcPr>
+          <w:p>
+            <w:pPr>
+              <w:spacing w:after="40"/>
+            </w:pPr>
+            <w:r/>
+            <w:r>
+              <w:rPr>
+                <w:rFonts w:ascii="微软雅黑" w:hAnsi="微软雅黑" w:eastAsia="微软雅黑"/>
+                <w:b w:val="0"/>
+                <w:color w:val="1E2433"/>
+                <w:sz w:val="16"/>
+              </w:rPr>
+              <w:t>把插件复制到 %LOCALAPPDATA%\JSWJ-Draft\plugin</w:t>
+            </w:r>
+          </w:p>
+        </w:tc>
+      </w:tr>
+      <w:tr>
+        <w:tc>
+          <w:tcPr>
+            <w:tcW w:type="dxa" w:w="4929"/>
+          </w:tcPr>
+          <w:p>
+            <w:pPr>
+              <w:spacing w:after="40"/>
+            </w:pPr>
+            <w:r/>
+            <w:r>
+              <w:rPr>
+                <w:rFonts w:ascii="微软雅黑" w:hAnsi="微软雅黑" w:eastAsia="微软雅黑"/>
+                <w:b w:val="0"/>
+                <w:color w:val="1E2433"/>
+                <w:sz w:val="16"/>
+              </w:rPr>
+              <w:t>2/4</w:t>
+            </w:r>
+          </w:p>
+        </w:tc>
+        <w:tc>
+          <w:tcPr>
+            <w:tcW w:type="dxa" w:w="4929"/>
+          </w:tcPr>
+          <w:p>
+            <w:pPr>
+              <w:spacing w:after="40"/>
+            </w:pPr>
+            <w:r/>
+            <w:r>
+              <w:rPr>
+                <w:rFonts w:ascii="微软雅黑" w:hAnsi="微软雅黑" w:eastAsia="微软雅黑"/>
+                <w:b w:val="0"/>
+                <w:color w:val="1E2433"/>
+                <w:sz w:val="16"/>
+              </w:rPr>
+              <w:t>把插件登记到 DSH profile 的 bundle 列表</w:t>
+            </w:r>
+          </w:p>
+        </w:tc>
+      </w:tr>
+      <w:tr>
+        <w:tc>
+          <w:tcPr>
+            <w:tcW w:type="dxa" w:w="4929"/>
+          </w:tcPr>
+          <w:p>
+            <w:pPr>
+              <w:spacing w:after="40"/>
+            </w:pPr>
+            <w:r/>
+            <w:r>
+              <w:rPr>
+                <w:rFonts w:ascii="微软雅黑" w:hAnsi="微软雅黑" w:eastAsia="微软雅黑"/>
+                <w:b w:val="0"/>
+                <w:color w:val="1E2433"/>
+                <w:sz w:val="16"/>
+              </w:rPr>
+              <w:t>3/4</w:t>
+            </w:r>
+          </w:p>
+        </w:tc>
+        <w:tc>
+          <w:tcPr>
+            <w:tcW w:type="dxa" w:w="4929"/>
+          </w:tcPr>
+          <w:p>
+            <w:pPr>
+              <w:spacing w:after="40"/>
+            </w:pPr>
+            <w:r/>
+            <w:r>
+              <w:rPr>
+                <w:rFonts w:ascii="微软雅黑" w:hAnsi="微软雅黑" w:eastAsia="微软雅黑"/>
+                <w:b w:val="0"/>
+                <w:color w:val="1E2433"/>
+                <w:sz w:val="16"/>
+              </w:rPr>
+              <w:t>在 profile 的 node_modules 下建立本地依赖链接</w:t>
+            </w:r>
+          </w:p>
+        </w:tc>
+      </w:tr>
+      <w:tr>
+        <w:tc>
+          <w:tcPr>
+            <w:tcW w:type="dxa" w:w="4929"/>
+          </w:tcPr>
+          <w:p>
+            <w:pPr>
+              <w:spacing w:after="40"/>
+            </w:pPr>
+            <w:r/>
+            <w:r>
+              <w:rPr>
+                <w:rFonts w:ascii="微软雅黑" w:hAnsi="微软雅黑" w:eastAsia="微软雅黑"/>
+                <w:b w:val="0"/>
+                <w:color w:val="1E2433"/>
+                <w:sz w:val="16"/>
+              </w:rPr>
+              <w:t>4/4</w:t>
+            </w:r>
+          </w:p>
+        </w:tc>
+        <w:tc>
+          <w:tcPr>
+            <w:tcW w:type="dxa" w:w="4929"/>
+          </w:tcPr>
+          <w:p>
+            <w:pPr>
+              <w:spacing w:after="40"/>
+            </w:pPr>
+            <w:r/>
+            <w:r>
+              <w:rPr>
+                <w:rFonts w:ascii="微软雅黑" w:hAnsi="微软雅黑" w:eastAsia="微软雅黑"/>
+                <w:b w:val="0"/>
+                <w:color w:val="1E2433"/>
+                <w:sz w:val="16"/>
+              </w:rPr>
+              <w:t>把 appId / appSecret 和知识库配置写入 cordis.patch.yml</w:t>
+            </w:r>
+          </w:p>
+        </w:tc>
+      </w:tr>
+    </w:tbl>
+    <w:p>
+      <w:pPr>
+        <w:spacing w:after="40"/>
+      </w:pPr>
+    </w:p>
+    <w:p>
+      <w:pPr>
+        <w:spacing w:before="160" w:after="80" w:line="312" w:lineRule="auto"/>
+      </w:pPr>
+      <w:r>
+        <w:rPr>
+          <w:rFonts w:ascii="微软雅黑" w:hAnsi="微软雅黑" w:eastAsia="微软雅黑"/>
+          <w:b/>
+          <w:color w:val="1E2433"/>
+          <w:sz w:val="25"/>
+        </w:rPr>
+        <w:t>第 7 步：确认安装完成</w:t>
+      </w:r>
+    </w:p>
+    <w:p>
+      <w:pPr>
+        <w:spacing w:before="0" w:after="80" w:line="312" w:lineRule="auto"/>
+      </w:pPr>
+      <w:r>
+        <w:rPr>
+          <w:rFonts w:ascii="微软雅黑" w:hAnsi="微软雅黑" w:eastAsia="微软雅黑"/>
+          <w:b w:val="0"/>
+          <w:color w:val="1E2433"/>
+          <w:sz w:val="21"/>
+        </w:rPr>
+        <w:t>成功时控制台最后显示：</w:t>
+      </w:r>
+    </w:p>
+    <w:p>
+      <w:pPr>
+        <w:spacing w:before="60" w:after="120"/>
+        <w:ind w:left="227"/>
+        <w:shd w:val="clear" w:color="auto" w:fill="F3F4F8"/>
+      </w:pPr>
+      <w:r>
+        <w:rPr>
+          <w:rFonts w:ascii="Consolas" w:hAnsi="Consolas" w:eastAsia="Consolas"/>
+          <w:b w:val="0"/>
+          <w:color w:val="252A3A"/>
+          <w:sz w:val="17"/>
+        </w:rPr>
+        <w:t>[JSWJ] 安装完成。</w:t>
+        <w:br/>
+        <w:t>[JSWJ] 插件目录：C:\Users\&lt;用户名&gt;\AppData\Local\JSWJ-Draft\plugin</w:t>
+        <w:br/>
+        <w:t>[JSWJ] profile：C:\Users\&lt;用户名&gt;\.dsh\profiles\desktop</w:t>
+        <w:br/>
+        <w:t>[JSWJ] 请重新打开 DSH，左侧会出现「技术文件起草」。</w:t>
+        <w:br/>
+        <w:t>[JSWJ] 首次进入如提示自检，点「插件自检」；红色项按提示补凭据。</w:t>
+      </w:r>
+    </w:p>
+    <w:p>
+      <w:pPr>
+        <w:spacing w:before="0" w:after="80" w:line="312" w:lineRule="auto"/>
+      </w:pPr>
+      <w:r>
+        <w:rPr>
+          <w:rFonts w:ascii="微软雅黑" w:hAnsi="微软雅黑" w:eastAsia="微软雅黑"/>
+          <w:b w:val="0"/>
+          <w:color w:val="1E2433"/>
+          <w:sz w:val="21"/>
+        </w:rPr>
+        <w:t>然后：</w:t>
+      </w:r>
+    </w:p>
+    <w:p>
+      <w:pPr>
+        <w:spacing w:before="60" w:after="120"/>
+        <w:ind w:left="227"/>
+        <w:shd w:val="clear" w:color="auto" w:fill="F3F4F8"/>
+      </w:pPr>
+      <w:r>
+        <w:rPr>
+          <w:rFonts w:ascii="Consolas" w:hAnsi="Consolas" w:eastAsia="Consolas"/>
+          <w:b w:val="0"/>
+          <w:color w:val="252A3A"/>
+          <w:sz w:val="17"/>
+        </w:rPr>
+        <w:t>请按任意键继续. . .</w:t>
+      </w:r>
+    </w:p>
+    <w:p>
+      <w:pPr>
+        <w:spacing w:before="0" w:after="80" w:line="312" w:lineRule="auto"/>
+      </w:pPr>
+      <w:r>
+        <w:rPr>
+          <w:rFonts w:ascii="微软雅黑" w:hAnsi="微软雅黑" w:eastAsia="微软雅黑"/>
+          <w:b w:val="0"/>
+          <w:color w:val="1E2433"/>
+          <w:sz w:val="21"/>
+        </w:rPr>
+        <w:t>按任意键关闭窗口。</w:t>
+      </w:r>
+    </w:p>
+    <w:p>
+      <w:pPr>
+        <w:spacing w:before="40" w:after="80" w:line="312" w:lineRule="auto"/>
+        <w:ind w:left="227"/>
+      </w:pPr>
+      <w:r>
+        <w:rPr>
+          <w:rFonts w:ascii="微软雅黑" w:hAnsi="微软雅黑" w:eastAsia="微软雅黑"/>
+          <w:b w:val="0"/>
+          <w:color w:val="6B7280"/>
+          <w:sz w:val="20"/>
+        </w:rPr>
+        <w:t>只要没看到 [JSWJ] 安装完成。，就不算安装成功。</w:t>
+      </w:r>
+    </w:p>
+    <w:p>
+      <w:pPr>
+        <w:spacing w:before="160" w:after="80" w:line="312" w:lineRule="auto"/>
+      </w:pPr>
+      <w:r>
+        <w:rPr>
+          <w:rFonts w:ascii="微软雅黑" w:hAnsi="微软雅黑" w:eastAsia="微软雅黑"/>
+          <w:b/>
+          <w:color w:val="1E2433"/>
+          <w:sz w:val="25"/>
+        </w:rPr>
+        <w:t>第 8 步：重新打开 DSH</w:t>
+      </w:r>
+    </w:p>
+    <w:p>
+      <w:pPr>
+        <w:spacing w:before="0" w:after="80" w:line="312" w:lineRule="auto"/>
+      </w:pPr>
+      <w:r>
+        <w:rPr>
+          <w:rFonts w:ascii="微软雅黑" w:hAnsi="微软雅黑" w:eastAsia="微软雅黑"/>
+          <w:b w:val="0"/>
+          <w:color w:val="1E2433"/>
+          <w:sz w:val="21"/>
+        </w:rPr>
+        <w:t>重新启动 DSH，等待左侧导航加载。</w:t>
+      </w:r>
+    </w:p>
+    <w:p>
+      <w:pPr>
+        <w:spacing w:before="0" w:after="80" w:line="312" w:lineRule="auto"/>
+      </w:pPr>
+      <w:r>
+        <w:rPr>
+          <w:rFonts w:ascii="微软雅黑" w:hAnsi="微软雅黑" w:eastAsia="微软雅黑"/>
+          <w:b w:val="0"/>
+          <w:color w:val="1E2433"/>
+          <w:sz w:val="21"/>
+        </w:rPr>
+        <w:t>正常应出现：</w:t>
+      </w:r>
+    </w:p>
+    <w:p>
+      <w:pPr>
+        <w:spacing w:before="60" w:after="120"/>
+        <w:ind w:left="227"/>
+        <w:shd w:val="clear" w:color="auto" w:fill="F3F4F8"/>
+      </w:pPr>
+      <w:r>
+        <w:rPr>
+          <w:rFonts w:ascii="Consolas" w:hAnsi="Consolas" w:eastAsia="Consolas"/>
+          <w:b w:val="0"/>
+          <w:color w:val="252A3A"/>
+          <w:sz w:val="17"/>
+        </w:rPr>
+        <w:t>技术文件起草</w:t>
+      </w:r>
+    </w:p>
+    <w:p>
+      <w:pPr>
+        <w:spacing w:before="0" w:after="80" w:line="312" w:lineRule="auto"/>
+      </w:pPr>
+      <w:r>
+        <w:rPr>
+          <w:rFonts w:ascii="微软雅黑" w:hAnsi="微软雅黑" w:eastAsia="微软雅黑"/>
+          <w:b w:val="0"/>
+          <w:color w:val="1E2433"/>
+          <w:sz w:val="21"/>
+        </w:rPr>
+        <w:t>如果没有出现，先看「错误处理」里的「左侧没有入口」。</w:t>
+      </w:r>
+    </w:p>
+    <w:p>
+      <w:pPr>
+        <w:spacing w:before="160" w:after="80" w:line="312" w:lineRule="auto"/>
+      </w:pPr>
+      <w:r>
+        <w:rPr>
+          <w:rFonts w:ascii="微软雅黑" w:hAnsi="微软雅黑" w:eastAsia="微软雅黑"/>
+          <w:b/>
+          <w:color w:val="1E2433"/>
+          <w:sz w:val="25"/>
+        </w:rPr>
+        <w:t>第 9 步：插件自检</w:t>
+      </w:r>
+    </w:p>
+    <w:p>
+      <w:pPr>
+        <w:pStyle w:val="ListNumber"/>
+        <w:spacing w:after="40"/>
+      </w:pPr>
+      <w:r>
+        <w:rPr>
+          <w:rFonts w:ascii="微软雅黑" w:hAnsi="微软雅黑" w:eastAsia="微软雅黑"/>
+          <w:b w:val="0"/>
+          <w:color w:val="1E2433"/>
+          <w:sz w:val="21"/>
+        </w:rPr>
+        <w:t>打开左侧「技术文件起草」。</w:t>
+      </w:r>
+    </w:p>
+    <w:p>
+      <w:pPr>
+        <w:pStyle w:val="ListNumber"/>
+        <w:spacing w:after="40"/>
+      </w:pPr>
+      <w:r>
+        <w:rPr>
+          <w:rFonts w:ascii="微软雅黑" w:hAnsi="微软雅黑" w:eastAsia="微软雅黑"/>
+          <w:b w:val="0"/>
+          <w:color w:val="1E2433"/>
+          <w:sz w:val="21"/>
+        </w:rPr>
+        <w:t>点右上角「插件自检」。</w:t>
+      </w:r>
+    </w:p>
+    <w:p>
+      <w:pPr>
+        <w:pStyle w:val="ListNumber"/>
+        <w:spacing w:after="40"/>
+      </w:pPr>
+      <w:r>
+        <w:rPr>
+          <w:rFonts w:ascii="微软雅黑" w:hAnsi="微软雅黑" w:eastAsia="微软雅黑"/>
+          <w:b w:val="0"/>
+          <w:color w:val="1E2433"/>
+          <w:sz w:val="21"/>
+        </w:rPr>
+        <w:t>看首页状态：</w:t>
+      </w:r>
+    </w:p>
+    <w:tbl>
+      <w:tblPr>
+        <w:tblStyle w:val="TableGrid"/>
+        <w:tblW w:type="auto" w:w="0"/>
+        <w:jc w:val="center"/>
+        <w:tblLook w:firstColumn="1" w:firstRow="1" w:lastColumn="0" w:lastRow="0" w:noHBand="0" w:noVBand="1" w:val="04A0"/>
+      </w:tblPr>
+      <w:tblGrid>
+        <w:gridCol w:w="3286"/>
+        <w:gridCol w:w="3286"/>
+        <w:gridCol w:w="3286"/>
+      </w:tblGrid>
+      <w:tr>
+        <w:tc>
+          <w:tcPr>
+            <w:tcW w:type="dxa" w:w="3286"/>
+            <w:shd w:val="clear" w:color="auto" w:fill="EEF0FF"/>
+          </w:tcPr>
+          <w:p>
+            <w:pPr>
+              <w:spacing w:after="40"/>
+            </w:pPr>
+            <w:r/>
+            <w:r>
+              <w:rPr>
+                <w:rFonts w:ascii="微软雅黑" w:hAnsi="微软雅黑" w:eastAsia="微软雅黑"/>
+                <w:b/>
+                <w:color w:val="1E2433"/>
+                <w:sz w:val="16"/>
+              </w:rPr>
+              <w:t>状态</w:t>
+            </w:r>
+          </w:p>
+        </w:tc>
+        <w:tc>
+          <w:tcPr>
+            <w:tcW w:type="dxa" w:w="3286"/>
+            <w:shd w:val="clear" w:color="auto" w:fill="EEF0FF"/>
+          </w:tcPr>
+          <w:p>
+            <w:pPr>
+              <w:spacing w:after="40"/>
+            </w:pPr>
+            <w:r/>
+            <w:r>
+              <w:rPr>
+                <w:rFonts w:ascii="微软雅黑" w:hAnsi="微软雅黑" w:eastAsia="微软雅黑"/>
+                <w:b/>
+                <w:color w:val="1E2433"/>
+                <w:sz w:val="16"/>
+              </w:rPr>
+              <w:t>含义</w:t>
+            </w:r>
+          </w:p>
+        </w:tc>
+        <w:tc>
+          <w:tcPr>
+            <w:tcW w:type="dxa" w:w="3286"/>
+            <w:shd w:val="clear" w:color="auto" w:fill="EEF0FF"/>
+          </w:tcPr>
+          <w:p>
+            <w:pPr>
+              <w:spacing w:after="40"/>
+            </w:pPr>
+            <w:r/>
+            <w:r>
+              <w:rPr>
+                <w:rFonts w:ascii="微软雅黑" w:hAnsi="微软雅黑" w:eastAsia="微软雅黑"/>
+                <w:b/>
+                <w:color w:val="1E2433"/>
+                <w:sz w:val="16"/>
+              </w:rPr>
+              <w:t>操作</w:t>
+            </w:r>
+          </w:p>
+        </w:tc>
+      </w:tr>
+      <w:tr>
+        <w:tc>
+          <w:tcPr>
+            <w:tcW w:type="dxa" w:w="3286"/>
+          </w:tcPr>
+          <w:p>
+            <w:pPr>
+              <w:spacing w:after="40"/>
+            </w:pPr>
+            <w:r/>
+            <w:r>
+              <w:rPr>
+                <w:rFonts w:ascii="微软雅黑" w:hAnsi="微软雅黑" w:eastAsia="微软雅黑"/>
+                <w:b w:val="0"/>
+                <w:color w:val="1E2433"/>
+                <w:sz w:val="16"/>
+              </w:rPr>
+              <w:t>绿色「环境正常」</w:t>
+            </w:r>
+          </w:p>
+        </w:tc>
+        <w:tc>
+          <w:tcPr>
+            <w:tcW w:type="dxa" w:w="3286"/>
+          </w:tcPr>
+          <w:p>
+            <w:pPr>
+              <w:spacing w:after="40"/>
+            </w:pPr>
+            <w:r/>
+            <w:r>
+              <w:rPr>
+                <w:rFonts w:ascii="微软雅黑" w:hAnsi="微软雅黑" w:eastAsia="微软雅黑"/>
+                <w:b w:val="0"/>
+                <w:color w:val="1E2433"/>
+                <w:sz w:val="16"/>
+              </w:rPr>
+              <w:t>安装成功</w:t>
+            </w:r>
+          </w:p>
+        </w:tc>
+        <w:tc>
+          <w:tcPr>
+            <w:tcW w:type="dxa" w:w="3286"/>
+          </w:tcPr>
+          <w:p>
+            <w:pPr>
+              <w:spacing w:after="40"/>
+            </w:pPr>
+            <w:r/>
+            <w:r>
+              <w:rPr>
+                <w:rFonts w:ascii="微软雅黑" w:hAnsi="微软雅黑" w:eastAsia="微软雅黑"/>
+                <w:b w:val="0"/>
+                <w:color w:val="1E2433"/>
+                <w:sz w:val="16"/>
+              </w:rPr>
+              <w:t>可以新建任务</w:t>
+            </w:r>
+          </w:p>
+        </w:tc>
+      </w:tr>
+      <w:tr>
+        <w:tc>
+          <w:tcPr>
+            <w:tcW w:type="dxa" w:w="3286"/>
+          </w:tcPr>
+          <w:p>
+            <w:pPr>
+              <w:spacing w:after="40"/>
+            </w:pPr>
+            <w:r/>
+            <w:r>
+              <w:rPr>
+                <w:rFonts w:ascii="微软雅黑" w:hAnsi="微软雅黑" w:eastAsia="微软雅黑"/>
+                <w:b w:val="0"/>
+                <w:color w:val="1E2433"/>
+                <w:sz w:val="16"/>
+              </w:rPr>
+              <w:t>黄色「有提醒」</w:t>
+            </w:r>
+          </w:p>
+        </w:tc>
+        <w:tc>
+          <w:tcPr>
+            <w:tcW w:type="dxa" w:w="3286"/>
+          </w:tcPr>
+          <w:p>
+            <w:pPr>
+              <w:spacing w:after="40"/>
+            </w:pPr>
+            <w:r/>
+            <w:r>
+              <w:rPr>
+                <w:rFonts w:ascii="微软雅黑" w:hAnsi="微软雅黑" w:eastAsia="微软雅黑"/>
+                <w:b w:val="0"/>
+                <w:color w:val="1E2433"/>
+                <w:sz w:val="16"/>
+              </w:rPr>
+              <w:t>不影响使用，但有配置提醒</w:t>
+            </w:r>
+          </w:p>
+        </w:tc>
+        <w:tc>
+          <w:tcPr>
+            <w:tcW w:type="dxa" w:w="3286"/>
+          </w:tcPr>
+          <w:p>
+            <w:pPr>
+              <w:spacing w:after="40"/>
+            </w:pPr>
+            <w:r/>
+            <w:r>
+              <w:rPr>
+                <w:rFonts w:ascii="微软雅黑" w:hAnsi="微软雅黑" w:eastAsia="微软雅黑"/>
+                <w:b w:val="0"/>
+                <w:color w:val="1E2433"/>
+                <w:sz w:val="16"/>
+              </w:rPr>
+              <w:t>按提示处理字体/可选配置</w:t>
+            </w:r>
+          </w:p>
+        </w:tc>
+      </w:tr>
+      <w:tr>
+        <w:tc>
+          <w:tcPr>
+            <w:tcW w:type="dxa" w:w="3286"/>
+          </w:tcPr>
+          <w:p>
+            <w:pPr>
+              <w:spacing w:after="40"/>
+            </w:pPr>
+            <w:r/>
+            <w:r>
+              <w:rPr>
+                <w:rFonts w:ascii="微软雅黑" w:hAnsi="微软雅黑" w:eastAsia="微软雅黑"/>
+                <w:b w:val="0"/>
+                <w:color w:val="1E2433"/>
+                <w:sz w:val="16"/>
+              </w:rPr>
+              <w:t>红色「需要自检」</w:t>
+            </w:r>
+          </w:p>
+        </w:tc>
+        <w:tc>
+          <w:tcPr>
+            <w:tcW w:type="dxa" w:w="3286"/>
+          </w:tcPr>
+          <w:p>
+            <w:pPr>
+              <w:spacing w:after="40"/>
+            </w:pPr>
+            <w:r/>
+            <w:r>
+              <w:rPr>
+                <w:rFonts w:ascii="微软雅黑" w:hAnsi="微软雅黑" w:eastAsia="微软雅黑"/>
+                <w:b w:val="0"/>
+                <w:color w:val="1E2433"/>
+                <w:sz w:val="16"/>
+              </w:rPr>
+              <w:t>有阻断问题</w:t>
+            </w:r>
+          </w:p>
+        </w:tc>
+        <w:tc>
+          <w:tcPr>
+            <w:tcW w:type="dxa" w:w="3286"/>
+          </w:tcPr>
+          <w:p>
+            <w:pPr>
+              <w:spacing w:after="40"/>
+            </w:pPr>
+            <w:r/>
+            <w:r>
+              <w:rPr>
+                <w:rFonts w:ascii="微软雅黑" w:hAnsi="微软雅黑" w:eastAsia="微软雅黑"/>
+                <w:b w:val="0"/>
+                <w:color w:val="1E2433"/>
+                <w:sz w:val="16"/>
+              </w:rPr>
+              <w:t>按自检项修复，常见是凭据或网络</w:t>
+            </w:r>
+          </w:p>
+        </w:tc>
+      </w:tr>
+    </w:tbl>
+    <w:p>
+      <w:pPr>
+        <w:spacing w:after="40"/>
+      </w:pPr>
+    </w:p>
+    <w:p>
+      <w:pPr>
+        <w:spacing w:before="80" w:after="120"/>
+        <w:jc w:val="center"/>
+      </w:pPr>
+      <w:r>
+        <w:drawing>
+          <wp:inline xmlns:a="http://schemas.openxmlformats.org/drawingml/2006/main" xmlns:pic="http://schemas.openxmlformats.org/drawingml/2006/picture">
+            <wp:extent cx="5940000" cy="3405600"/>
+            <wp:docPr id="3" name="Picture 3"/>
+            <wp:cNvGraphicFramePr>
+              <a:graphicFrameLocks noChangeAspect="1"/>
+            </wp:cNvGraphicFramePr>
+            <a:graphic>
+              <a:graphicData uri="http://schemas.openxmlformats.org/drawingml/2006/picture">
+                <pic:pic>
+                  <pic:nvPicPr>
+                    <pic:cNvPr id="0" name="install-check.png"/>
+                    <pic:cNvPicPr/>
+                  </pic:nvPicPr>
+                  <pic:blipFill>
+                    <a:blip r:embed="rId11"/>
+                    <a:stretch>
+                      <a:fillRect/>
+                    </a:stretch>
+                  </pic:blipFill>
+                  <pic:spPr>
+                    <a:xfrm>
+                      <a:off x="0" y="0"/>
+                      <a:ext cx="5940000" cy="3405600"/>
+                    </a:xfrm>
+                    <a:prstGeom prst="rect"/>
+                  </pic:spPr>
+                </pic:pic>
+              </a:graphicData>
+            </a:graphic>
+          </wp:inline>
+        </w:drawing>
+      </w:r>
+    </w:p>
+    <w:p>
+      <w:pPr>
+        <w:spacing w:before="40" w:after="120"/>
+        <w:pBdr>
+          <w:bottom w:val="single" w:sz="6" w:color="D9DDE8"/>
+        </w:pBdr>
+      </w:pPr>
+    </w:p>
+    <w:p>
+      <w:pPr>
+        <w:spacing w:before="240" w:after="80" w:line="312" w:lineRule="auto"/>
+      </w:pPr>
+      <w:r>
+        <w:rPr>
+          <w:rFonts w:ascii="微软雅黑" w:hAnsi="微软雅黑" w:eastAsia="微软雅黑"/>
+          <w:b/>
+          <w:color w:val="3B3FB6"/>
+          <w:sz w:val="30"/>
+        </w:rPr>
+        <w:t>三、每一步操作对照表</w:t>
+      </w:r>
+    </w:p>
+    <w:tbl>
+      <w:tblPr>
+        <w:tblStyle w:val="TableGrid"/>
+        <w:tblW w:type="auto" w:w="0"/>
+        <w:jc w:val="center"/>
+        <w:tblLook w:firstColumn="1" w:firstRow="1" w:lastColumn="0" w:lastRow="0" w:noHBand="0" w:noVBand="1" w:val="04A0"/>
+      </w:tblPr>
+      <w:tblGrid>
+        <w:gridCol w:w="2464"/>
+        <w:gridCol w:w="2464"/>
+        <w:gridCol w:w="2464"/>
+        <w:gridCol w:w="2464"/>
+      </w:tblGrid>
+      <w:tr>
+        <w:tc>
+          <w:tcPr>
+            <w:tcW w:type="dxa" w:w="2464"/>
+            <w:shd w:val="clear" w:color="auto" w:fill="EEF0FF"/>
+          </w:tcPr>
+          <w:p>
+            <w:pPr>
+              <w:spacing w:after="40"/>
+            </w:pPr>
+            <w:r/>
+            <w:r>
+              <w:rPr>
+                <w:rFonts w:ascii="微软雅黑" w:hAnsi="微软雅黑" w:eastAsia="微软雅黑"/>
+                <w:b/>
+                <w:color w:val="1E2433"/>
+                <w:sz w:val="16"/>
+              </w:rPr>
+              <w:t>步骤</w:t>
+            </w:r>
+          </w:p>
+        </w:tc>
+        <w:tc>
+          <w:tcPr>
+            <w:tcW w:type="dxa" w:w="2464"/>
+            <w:shd w:val="clear" w:color="auto" w:fill="EEF0FF"/>
+          </w:tcPr>
+          <w:p>
+            <w:pPr>
+              <w:spacing w:after="40"/>
+            </w:pPr>
+            <w:r/>
+            <w:r>
+              <w:rPr>
+                <w:rFonts w:ascii="微软雅黑" w:hAnsi="微软雅黑" w:eastAsia="微软雅黑"/>
+                <w:b/>
+                <w:color w:val="1E2433"/>
+                <w:sz w:val="16"/>
+              </w:rPr>
+              <w:t>你要做什么</w:t>
+            </w:r>
+          </w:p>
+        </w:tc>
+        <w:tc>
+          <w:tcPr>
+            <w:tcW w:type="dxa" w:w="2464"/>
+            <w:shd w:val="clear" w:color="auto" w:fill="EEF0FF"/>
+          </w:tcPr>
+          <w:p>
+            <w:pPr>
+              <w:spacing w:after="40"/>
+            </w:pPr>
+            <w:r/>
+            <w:r>
+              <w:rPr>
+                <w:rFonts w:ascii="微软雅黑" w:hAnsi="微软雅黑" w:eastAsia="微软雅黑"/>
+                <w:b/>
+                <w:color w:val="1E2433"/>
+                <w:sz w:val="16"/>
+              </w:rPr>
+              <w:t>成功标志</w:t>
+            </w:r>
+          </w:p>
+        </w:tc>
+        <w:tc>
+          <w:tcPr>
+            <w:tcW w:type="dxa" w:w="2464"/>
+            <w:shd w:val="clear" w:color="auto" w:fill="EEF0FF"/>
+          </w:tcPr>
+          <w:p>
+            <w:pPr>
+              <w:spacing w:after="40"/>
+            </w:pPr>
+            <w:r/>
+            <w:r>
+              <w:rPr>
+                <w:rFonts w:ascii="微软雅黑" w:hAnsi="微软雅黑" w:eastAsia="微软雅黑"/>
+                <w:b/>
+                <w:color w:val="1E2433"/>
+                <w:sz w:val="16"/>
+              </w:rPr>
+              <w:t>失败怎么办</w:t>
+            </w:r>
+          </w:p>
+        </w:tc>
+      </w:tr>
+      <w:tr>
+        <w:tc>
+          <w:tcPr>
+            <w:tcW w:type="dxa" w:w="2464"/>
+          </w:tcPr>
+          <w:p>
+            <w:pPr>
+              <w:spacing w:after="40"/>
+            </w:pPr>
+            <w:r/>
+            <w:r>
+              <w:rPr>
+                <w:rFonts w:ascii="微软雅黑" w:hAnsi="微软雅黑" w:eastAsia="微软雅黑"/>
+                <w:b w:val="0"/>
+                <w:color w:val="1E2433"/>
+                <w:sz w:val="16"/>
+              </w:rPr>
+              <w:t>1 下载</w:t>
+            </w:r>
+          </w:p>
+        </w:tc>
+        <w:tc>
+          <w:tcPr>
+            <w:tcW w:type="dxa" w:w="2464"/>
+          </w:tcPr>
+          <w:p>
+            <w:pPr>
+              <w:spacing w:after="40"/>
+            </w:pPr>
+            <w:r/>
+            <w:r>
+              <w:rPr>
+                <w:rFonts w:ascii="微软雅黑" w:hAnsi="微软雅黑" w:eastAsia="微软雅黑"/>
+                <w:b w:val="0"/>
+                <w:color w:val="1E2433"/>
+                <w:sz w:val="16"/>
+              </w:rPr>
+              <w:t>下载 JSWJ-Draft-Setup-0.7.0-beta.1.exe</w:t>
+            </w:r>
+          </w:p>
+        </w:tc>
+        <w:tc>
+          <w:tcPr>
+            <w:tcW w:type="dxa" w:w="2464"/>
+          </w:tcPr>
+          <w:p>
+            <w:pPr>
+              <w:spacing w:after="40"/>
+            </w:pPr>
+            <w:r/>
+            <w:r>
+              <w:rPr>
+                <w:rFonts w:ascii="微软雅黑" w:hAnsi="微软雅黑" w:eastAsia="微软雅黑"/>
+                <w:b w:val="0"/>
+                <w:color w:val="1E2433"/>
+                <w:sz w:val="16"/>
+              </w:rPr>
+              <w:t>文件名、大小正确</w:t>
+            </w:r>
+          </w:p>
+        </w:tc>
+        <w:tc>
+          <w:tcPr>
+            <w:tcW w:type="dxa" w:w="2464"/>
+          </w:tcPr>
+          <w:p>
+            <w:pPr>
+              <w:spacing w:after="40"/>
+            </w:pPr>
+            <w:r/>
+            <w:r>
+              <w:rPr>
+                <w:rFonts w:ascii="微软雅黑" w:hAnsi="微软雅黑" w:eastAsia="微软雅黑"/>
+                <w:b w:val="0"/>
+                <w:color w:val="1E2433"/>
+                <w:sz w:val="16"/>
+              </w:rPr>
+              <w:t>重新下载，不要用 zip 代替</w:t>
+            </w:r>
+          </w:p>
+        </w:tc>
+      </w:tr>
+      <w:tr>
+        <w:tc>
+          <w:tcPr>
+            <w:tcW w:type="dxa" w:w="2464"/>
+          </w:tcPr>
+          <w:p>
+            <w:pPr>
+              <w:spacing w:after="40"/>
+            </w:pPr>
+            <w:r/>
+            <w:r>
+              <w:rPr>
+                <w:rFonts w:ascii="微软雅黑" w:hAnsi="微软雅黑" w:eastAsia="微软雅黑"/>
+                <w:b w:val="0"/>
+                <w:color w:val="1E2433"/>
+                <w:sz w:val="16"/>
+              </w:rPr>
+              <w:t>2 退出 DSH</w:t>
+            </w:r>
+          </w:p>
+        </w:tc>
+        <w:tc>
+          <w:tcPr>
+            <w:tcW w:type="dxa" w:w="2464"/>
+          </w:tcPr>
+          <w:p>
+            <w:pPr>
+              <w:spacing w:after="40"/>
+            </w:pPr>
+            <w:r/>
+            <w:r>
+              <w:rPr>
+                <w:rFonts w:ascii="微软雅黑" w:hAnsi="微软雅黑" w:eastAsia="微软雅黑"/>
+                <w:b w:val="0"/>
+                <w:color w:val="1E2433"/>
+                <w:sz w:val="16"/>
+              </w:rPr>
+              <w:t>完全关闭 DSH，包括托盘</w:t>
+            </w:r>
+          </w:p>
+        </w:tc>
+        <w:tc>
+          <w:tcPr>
+            <w:tcW w:type="dxa" w:w="2464"/>
+          </w:tcPr>
+          <w:p>
+            <w:pPr>
+              <w:spacing w:after="40"/>
+            </w:pPr>
+            <w:r/>
+            <w:r>
+              <w:rPr>
+                <w:rFonts w:ascii="微软雅黑" w:hAnsi="微软雅黑" w:eastAsia="微软雅黑"/>
+                <w:b w:val="0"/>
+                <w:color w:val="1E2433"/>
+                <w:sz w:val="16"/>
+              </w:rPr>
+              <w:t>任务管理器没有 DSH</w:t>
+            </w:r>
+          </w:p>
+        </w:tc>
+        <w:tc>
+          <w:tcPr>
+            <w:tcW w:type="dxa" w:w="2464"/>
+          </w:tcPr>
+          <w:p>
+            <w:pPr>
+              <w:spacing w:after="40"/>
+            </w:pPr>
+            <w:r/>
+            <w:r>
+              <w:rPr>
+                <w:rFonts w:ascii="微软雅黑" w:hAnsi="微软雅黑" w:eastAsia="微软雅黑"/>
+                <w:b w:val="0"/>
+                <w:color w:val="1E2433"/>
+                <w:sz w:val="16"/>
+              </w:rPr>
+              <w:t>结束进程后重试</w:t>
+            </w:r>
+          </w:p>
+        </w:tc>
+      </w:tr>
+      <w:tr>
+        <w:tc>
+          <w:tcPr>
+            <w:tcW w:type="dxa" w:w="2464"/>
+          </w:tcPr>
+          <w:p>
+            <w:pPr>
+              <w:spacing w:after="40"/>
+            </w:pPr>
+            <w:r/>
+            <w:r>
+              <w:rPr>
+                <w:rFonts w:ascii="微软雅黑" w:hAnsi="微软雅黑" w:eastAsia="微软雅黑"/>
+                <w:b w:val="0"/>
+                <w:color w:val="1E2433"/>
+                <w:sz w:val="16"/>
+              </w:rPr>
+              <w:t>3 双击</w:t>
+            </w:r>
+          </w:p>
+        </w:tc>
+        <w:tc>
+          <w:tcPr>
+            <w:tcW w:type="dxa" w:w="2464"/>
+          </w:tcPr>
+          <w:p>
+            <w:pPr>
+              <w:spacing w:after="40"/>
+            </w:pPr>
+            <w:r/>
+            <w:r>
+              <w:rPr>
+                <w:rFonts w:ascii="微软雅黑" w:hAnsi="微软雅黑" w:eastAsia="微软雅黑"/>
+                <w:b w:val="0"/>
+                <w:color w:val="1E2433"/>
+                <w:sz w:val="16"/>
+              </w:rPr>
+              <w:t>双击 exe；SmartScreen 选「仍要运行」</w:t>
+            </w:r>
+          </w:p>
+        </w:tc>
+        <w:tc>
+          <w:tcPr>
+            <w:tcW w:type="dxa" w:w="2464"/>
+          </w:tcPr>
+          <w:p>
+            <w:pPr>
+              <w:spacing w:after="40"/>
+            </w:pPr>
+            <w:r/>
+            <w:r>
+              <w:rPr>
+                <w:rFonts w:ascii="微软雅黑" w:hAnsi="微软雅黑" w:eastAsia="微软雅黑"/>
+                <w:b w:val="0"/>
+                <w:color w:val="1E2433"/>
+                <w:sz w:val="16"/>
+              </w:rPr>
+              <w:t>出现安装确认窗口</w:t>
+            </w:r>
+          </w:p>
+        </w:tc>
+        <w:tc>
+          <w:tcPr>
+            <w:tcW w:type="dxa" w:w="2464"/>
+          </w:tcPr>
+          <w:p>
+            <w:pPr>
+              <w:spacing w:after="40"/>
+            </w:pPr>
+            <w:r/>
+            <w:r>
+              <w:rPr>
+                <w:rFonts w:ascii="微软雅黑" w:hAnsi="微软雅黑" w:eastAsia="微软雅黑"/>
+                <w:b w:val="0"/>
+                <w:color w:val="1E2433"/>
+                <w:sz w:val="16"/>
+              </w:rPr>
+              <w:t>弹解压路径说明文件旧，重新下载</w:t>
+            </w:r>
+          </w:p>
+        </w:tc>
+      </w:tr>
+      <w:tr>
+        <w:tc>
+          <w:tcPr>
+            <w:tcW w:type="dxa" w:w="2464"/>
+          </w:tcPr>
+          <w:p>
+            <w:pPr>
+              <w:spacing w:after="40"/>
+            </w:pPr>
+            <w:r/>
+            <w:r>
+              <w:rPr>
+                <w:rFonts w:ascii="微软雅黑" w:hAnsi="微软雅黑" w:eastAsia="微软雅黑"/>
+                <w:b w:val="0"/>
+                <w:color w:val="1E2433"/>
+                <w:sz w:val="16"/>
+              </w:rPr>
+              <w:t>4 确认</w:t>
+            </w:r>
+          </w:p>
+        </w:tc>
+        <w:tc>
+          <w:tcPr>
+            <w:tcW w:type="dxa" w:w="2464"/>
+          </w:tcPr>
+          <w:p>
+            <w:pPr>
+              <w:spacing w:after="40"/>
+            </w:pPr>
+            <w:r/>
+            <w:r>
+              <w:rPr>
+                <w:rFonts w:ascii="微软雅黑" w:hAnsi="微软雅黑" w:eastAsia="微软雅黑"/>
+                <w:b w:val="0"/>
+                <w:color w:val="1E2433"/>
+                <w:sz w:val="16"/>
+              </w:rPr>
+              <w:t>点「是 / 确定」</w:t>
+            </w:r>
+          </w:p>
+        </w:tc>
+        <w:tc>
+          <w:tcPr>
+            <w:tcW w:type="dxa" w:w="2464"/>
+          </w:tcPr>
+          <w:p>
+            <w:pPr>
+              <w:spacing w:after="40"/>
+            </w:pPr>
+            <w:r/>
+            <w:r>
+              <w:rPr>
+                <w:rFonts w:ascii="微软雅黑" w:hAnsi="微软雅黑" w:eastAsia="微软雅黑"/>
+                <w:b w:val="0"/>
+                <w:color w:val="1E2433"/>
+                <w:sz w:val="16"/>
+              </w:rPr>
+              <w:t>出现命令行窗口</w:t>
+            </w:r>
+          </w:p>
+        </w:tc>
+        <w:tc>
+          <w:tcPr>
+            <w:tcW w:type="dxa" w:w="2464"/>
+          </w:tcPr>
+          <w:p>
+            <w:pPr>
+              <w:spacing w:after="40"/>
+            </w:pPr>
+            <w:r/>
+            <w:r>
+              <w:rPr>
+                <w:rFonts w:ascii="微软雅黑" w:hAnsi="微软雅黑" w:eastAsia="微软雅黑"/>
+                <w:b w:val="0"/>
+                <w:color w:val="1E2433"/>
+                <w:sz w:val="16"/>
+              </w:rPr>
+              <w:t>点「是」不是「否」</w:t>
+            </w:r>
+          </w:p>
+        </w:tc>
+      </w:tr>
+      <w:tr>
+        <w:tc>
+          <w:tcPr>
+            <w:tcW w:type="dxa" w:w="2464"/>
+          </w:tcPr>
+          <w:p>
+            <w:pPr>
+              <w:spacing w:after="40"/>
+            </w:pPr>
+            <w:r/>
+            <w:r>
+              <w:rPr>
+                <w:rFonts w:ascii="微软雅黑" w:hAnsi="微软雅黑" w:eastAsia="微软雅黑"/>
+                <w:b w:val="0"/>
+                <w:color w:val="1E2433"/>
+                <w:sz w:val="16"/>
+              </w:rPr>
+              <w:t>5 输入</w:t>
+            </w:r>
+          </w:p>
+        </w:tc>
+        <w:tc>
+          <w:tcPr>
+            <w:tcW w:type="dxa" w:w="2464"/>
+          </w:tcPr>
+          <w:p>
+            <w:pPr>
+              <w:spacing w:after="40"/>
+            </w:pPr>
+            <w:r/>
+            <w:r>
+              <w:rPr>
+                <w:rFonts w:ascii="微软雅黑" w:hAnsi="微软雅黑" w:eastAsia="微软雅黑"/>
+                <w:b w:val="0"/>
+                <w:color w:val="1E2433"/>
+                <w:sz w:val="16"/>
+              </w:rPr>
+              <w:t>粘贴 appId，回车；粘贴 appSecret，回车</w:t>
+            </w:r>
+          </w:p>
+        </w:tc>
+        <w:tc>
+          <w:tcPr>
+            <w:tcW w:type="dxa" w:w="2464"/>
+          </w:tcPr>
+          <w:p>
+            <w:pPr>
+              <w:spacing w:after="40"/>
+            </w:pPr>
+            <w:r/>
+            <w:r>
+              <w:rPr>
+                <w:rFonts w:ascii="微软雅黑" w:hAnsi="微软雅黑" w:eastAsia="微软雅黑"/>
+                <w:b w:val="0"/>
+                <w:color w:val="1E2433"/>
+                <w:sz w:val="16"/>
+              </w:rPr>
+              <w:t>进入 1/4 复制</w:t>
+            </w:r>
+          </w:p>
+        </w:tc>
+        <w:tc>
+          <w:tcPr>
+            <w:tcW w:type="dxa" w:w="2464"/>
+          </w:tcPr>
+          <w:p>
+            <w:pPr>
+              <w:spacing w:after="40"/>
+            </w:pPr>
+            <w:r/>
+            <w:r>
+              <w:rPr>
+                <w:rFonts w:ascii="微软雅黑" w:hAnsi="微软雅黑" w:eastAsia="微软雅黑"/>
+                <w:b w:val="0"/>
+                <w:color w:val="1E2433"/>
+                <w:sz w:val="16"/>
+              </w:rPr>
+              <w:t>检查是否为空、是否带引号</w:t>
+            </w:r>
+          </w:p>
+        </w:tc>
+      </w:tr>
+      <w:tr>
+        <w:tc>
+          <w:tcPr>
+            <w:tcW w:type="dxa" w:w="2464"/>
+          </w:tcPr>
+          <w:p>
+            <w:pPr>
+              <w:spacing w:after="40"/>
+            </w:pPr>
+            <w:r/>
+            <w:r>
+              <w:rPr>
+                <w:rFonts w:ascii="微软雅黑" w:hAnsi="微软雅黑" w:eastAsia="微软雅黑"/>
+                <w:b w:val="0"/>
+                <w:color w:val="1E2433"/>
+                <w:sz w:val="16"/>
+              </w:rPr>
+              <w:t>6 安装</w:t>
+            </w:r>
+          </w:p>
+        </w:tc>
+        <w:tc>
+          <w:tcPr>
+            <w:tcW w:type="dxa" w:w="2464"/>
+          </w:tcPr>
+          <w:p>
+            <w:pPr>
+              <w:spacing w:after="40"/>
+            </w:pPr>
+            <w:r/>
+            <w:r>
+              <w:rPr>
+                <w:rFonts w:ascii="微软雅黑" w:hAnsi="微软雅黑" w:eastAsia="微软雅黑"/>
+                <w:b w:val="0"/>
+                <w:color w:val="1E2433"/>
+                <w:sz w:val="16"/>
+              </w:rPr>
+              <w:t>等待，不要关窗口</w:t>
+            </w:r>
+          </w:p>
+        </w:tc>
+        <w:tc>
+          <w:tcPr>
+            <w:tcW w:type="dxa" w:w="2464"/>
+          </w:tcPr>
+          <w:p>
+            <w:pPr>
+              <w:spacing w:after="40"/>
+            </w:pPr>
+            <w:r/>
+            <w:r>
+              <w:rPr>
+                <w:rFonts w:ascii="微软雅黑" w:hAnsi="微软雅黑" w:eastAsia="微软雅黑"/>
+                <w:b w:val="0"/>
+                <w:color w:val="1E2433"/>
+                <w:sz w:val="16"/>
+              </w:rPr>
+              <w:t>依次出现 1/4～4/4</w:t>
+            </w:r>
+          </w:p>
+        </w:tc>
+        <w:tc>
+          <w:tcPr>
+            <w:tcW w:type="dxa" w:w="2464"/>
+          </w:tcPr>
+          <w:p>
+            <w:pPr>
+              <w:spacing w:after="40"/>
+            </w:pPr>
+            <w:r/>
+            <w:r>
+              <w:rPr>
+                <w:rFonts w:ascii="微软雅黑" w:hAnsi="微软雅黑" w:eastAsia="微软雅黑"/>
+                <w:b w:val="0"/>
+                <w:color w:val="1E2433"/>
+                <w:sz w:val="16"/>
+              </w:rPr>
+              <w:t>看控制台红字，按错误处理</w:t>
+            </w:r>
+          </w:p>
+        </w:tc>
+      </w:tr>
+      <w:tr>
+        <w:tc>
+          <w:tcPr>
+            <w:tcW w:type="dxa" w:w="2464"/>
+          </w:tcPr>
+          <w:p>
+            <w:pPr>
+              <w:spacing w:after="40"/>
+            </w:pPr>
+            <w:r/>
+            <w:r>
+              <w:rPr>
+                <w:rFonts w:ascii="微软雅黑" w:hAnsi="微软雅黑" w:eastAsia="微软雅黑"/>
+                <w:b w:val="0"/>
+                <w:color w:val="1E2433"/>
+                <w:sz w:val="16"/>
+              </w:rPr>
+              <w:t>7 完成</w:t>
+            </w:r>
+          </w:p>
+        </w:tc>
+        <w:tc>
+          <w:tcPr>
+            <w:tcW w:type="dxa" w:w="2464"/>
+          </w:tcPr>
+          <w:p>
+            <w:pPr>
+              <w:spacing w:after="40"/>
+            </w:pPr>
+            <w:r/>
+            <w:r>
+              <w:rPr>
+                <w:rFonts w:ascii="微软雅黑" w:hAnsi="微软雅黑" w:eastAsia="微软雅黑"/>
+                <w:b w:val="0"/>
+                <w:color w:val="1E2433"/>
+                <w:sz w:val="16"/>
+              </w:rPr>
+              <w:t>看到「安装完成」后按任意键</w:t>
+            </w:r>
+          </w:p>
+        </w:tc>
+        <w:tc>
+          <w:tcPr>
+            <w:tcW w:type="dxa" w:w="2464"/>
+          </w:tcPr>
+          <w:p>
+            <w:pPr>
+              <w:spacing w:after="40"/>
+            </w:pPr>
+            <w:r/>
+            <w:r>
+              <w:rPr>
+                <w:rFonts w:ascii="微软雅黑" w:hAnsi="微软雅黑" w:eastAsia="微软雅黑"/>
+                <w:b w:val="0"/>
+                <w:color w:val="1E2433"/>
+                <w:sz w:val="16"/>
+              </w:rPr>
+              <w:t>出现完成提示</w:t>
+            </w:r>
+          </w:p>
+        </w:tc>
+        <w:tc>
+          <w:tcPr>
+            <w:tcW w:type="dxa" w:w="2464"/>
+          </w:tcPr>
+          <w:p>
+            <w:pPr>
+              <w:spacing w:after="40"/>
+            </w:pPr>
+            <w:r/>
+            <w:r>
+              <w:rPr>
+                <w:rFonts w:ascii="微软雅黑" w:hAnsi="微软雅黑" w:eastAsia="微软雅黑"/>
+                <w:b w:val="0"/>
+                <w:color w:val="1E2433"/>
+                <w:sz w:val="16"/>
+              </w:rPr>
+              <w:t>没看到完成就重跑</w:t>
+            </w:r>
+          </w:p>
+        </w:tc>
+      </w:tr>
+      <w:tr>
+        <w:tc>
+          <w:tcPr>
+            <w:tcW w:type="dxa" w:w="2464"/>
+          </w:tcPr>
+          <w:p>
+            <w:pPr>
+              <w:spacing w:after="40"/>
+            </w:pPr>
+            <w:r/>
+            <w:r>
+              <w:rPr>
+                <w:rFonts w:ascii="微软雅黑" w:hAnsi="微软雅黑" w:eastAsia="微软雅黑"/>
+                <w:b w:val="0"/>
+                <w:color w:val="1E2433"/>
+                <w:sz w:val="16"/>
+              </w:rPr>
+              <w:t>8 重启</w:t>
+            </w:r>
+          </w:p>
+        </w:tc>
+        <w:tc>
+          <w:tcPr>
+            <w:tcW w:type="dxa" w:w="2464"/>
+          </w:tcPr>
+          <w:p>
+            <w:pPr>
+              <w:spacing w:after="40"/>
+            </w:pPr>
+            <w:r/>
+            <w:r>
+              <w:rPr>
+                <w:rFonts w:ascii="微软雅黑" w:hAnsi="微软雅黑" w:eastAsia="微软雅黑"/>
+                <w:b w:val="0"/>
+                <w:color w:val="1E2433"/>
+                <w:sz w:val="16"/>
+              </w:rPr>
+              <w:t>重新打开 DSH</w:t>
+            </w:r>
+          </w:p>
+        </w:tc>
+        <w:tc>
+          <w:tcPr>
+            <w:tcW w:type="dxa" w:w="2464"/>
+          </w:tcPr>
+          <w:p>
+            <w:pPr>
+              <w:spacing w:after="40"/>
+            </w:pPr>
+            <w:r/>
+            <w:r>
+              <w:rPr>
+                <w:rFonts w:ascii="微软雅黑" w:hAnsi="微软雅黑" w:eastAsia="微软雅黑"/>
+                <w:b w:val="0"/>
+                <w:color w:val="1E2433"/>
+                <w:sz w:val="16"/>
+              </w:rPr>
+              <w:t>左侧有「技术文件起草」</w:t>
+            </w:r>
+          </w:p>
+        </w:tc>
+        <w:tc>
+          <w:tcPr>
+            <w:tcW w:type="dxa" w:w="2464"/>
+          </w:tcPr>
+          <w:p>
+            <w:pPr>
+              <w:spacing w:after="40"/>
+            </w:pPr>
+            <w:r/>
+            <w:r>
+              <w:rPr>
+                <w:rFonts w:ascii="微软雅黑" w:hAnsi="微软雅黑" w:eastAsia="微软雅黑"/>
+                <w:b w:val="0"/>
+                <w:color w:val="1E2433"/>
+                <w:sz w:val="16"/>
+              </w:rPr>
+              <w:t>查 bundle、重载、重跑安装器</w:t>
+            </w:r>
+          </w:p>
+        </w:tc>
+      </w:tr>
+      <w:tr>
+        <w:tc>
+          <w:tcPr>
+            <w:tcW w:type="dxa" w:w="2464"/>
+          </w:tcPr>
+          <w:p>
+            <w:pPr>
+              <w:spacing w:after="40"/>
+            </w:pPr>
+            <w:r/>
+            <w:r>
+              <w:rPr>
+                <w:rFonts w:ascii="微软雅黑" w:hAnsi="微软雅黑" w:eastAsia="微软雅黑"/>
+                <w:b w:val="0"/>
+                <w:color w:val="1E2433"/>
+                <w:sz w:val="16"/>
+              </w:rPr>
+              <w:t>9 自检</w:t>
+            </w:r>
+          </w:p>
+        </w:tc>
+        <w:tc>
+          <w:tcPr>
+            <w:tcW w:type="dxa" w:w="2464"/>
+          </w:tcPr>
+          <w:p>
+            <w:pPr>
+              <w:spacing w:after="40"/>
+            </w:pPr>
+            <w:r/>
+            <w:r>
+              <w:rPr>
+                <w:rFonts w:ascii="微软雅黑" w:hAnsi="微软雅黑" w:eastAsia="微软雅黑"/>
+                <w:b w:val="0"/>
+                <w:color w:val="1E2433"/>
+                <w:sz w:val="16"/>
+              </w:rPr>
+              <w:t>点「插件自检」</w:t>
+            </w:r>
+          </w:p>
+        </w:tc>
+        <w:tc>
+          <w:tcPr>
+            <w:tcW w:type="dxa" w:w="2464"/>
+          </w:tcPr>
+          <w:p>
+            <w:pPr>
+              <w:spacing w:after="40"/>
+            </w:pPr>
+            <w:r/>
+            <w:r>
+              <w:rPr>
+                <w:rFonts w:ascii="微软雅黑" w:hAnsi="微软雅黑" w:eastAsia="微软雅黑"/>
+                <w:b w:val="0"/>
+                <w:color w:val="1E2433"/>
+                <w:sz w:val="16"/>
+              </w:rPr>
+              <w:t>绿色「环境正常」</w:t>
+            </w:r>
+          </w:p>
+        </w:tc>
+        <w:tc>
+          <w:tcPr>
+            <w:tcW w:type="dxa" w:w="2464"/>
+          </w:tcPr>
+          <w:p>
+            <w:pPr>
+              <w:spacing w:after="40"/>
+            </w:pPr>
+            <w:r/>
+            <w:r>
+              <w:rPr>
+                <w:rFonts w:ascii="微软雅黑" w:hAnsi="微软雅黑" w:eastAsia="微软雅黑"/>
+                <w:b w:val="0"/>
+                <w:color w:val="1E2433"/>
+                <w:sz w:val="16"/>
+              </w:rPr>
+              <w:t>按红色项修复</w:t>
+            </w:r>
+          </w:p>
+        </w:tc>
+      </w:tr>
+    </w:tbl>
+    <w:p>
+      <w:pPr>
+        <w:spacing w:after="40"/>
+      </w:pPr>
+    </w:p>
+    <w:p>
+      <w:pPr>
+        <w:spacing w:before="40" w:after="120"/>
+        <w:pBdr>
+          <w:bottom w:val="single" w:sz="6" w:color="D9DDE8"/>
+        </w:pBdr>
+      </w:pPr>
+    </w:p>
+    <w:p>
+      <w:pPr>
+        <w:spacing w:before="240" w:after="80" w:line="312" w:lineRule="auto"/>
+      </w:pPr>
+      <w:r>
+        <w:rPr>
+          <w:rFonts w:ascii="微软雅黑" w:hAnsi="微软雅黑" w:eastAsia="微软雅黑"/>
+          <w:b/>
+          <w:color w:val="3B3FB6"/>
+          <w:sz w:val="30"/>
+        </w:rPr>
+        <w:t>四、错误处理</w:t>
+      </w:r>
+    </w:p>
+    <w:p>
+      <w:pPr>
+        <w:spacing w:before="160" w:after="80" w:line="312" w:lineRule="auto"/>
+      </w:pPr>
+      <w:r>
+        <w:rPr>
+          <w:rFonts w:ascii="微软雅黑" w:hAnsi="微软雅黑" w:eastAsia="微软雅黑"/>
+          <w:b/>
+          <w:color w:val="1E2433"/>
+          <w:sz w:val="25"/>
+        </w:rPr>
+        <w:t>1. 弹出 7-Zip self-extracting archive / Extract to</w:t>
+      </w:r>
+    </w:p>
+    <w:p>
+      <w:pPr>
+        <w:spacing w:before="0" w:after="80" w:line="312" w:lineRule="auto"/>
+      </w:pPr>
+      <w:r>
+        <w:rPr>
+          <w:rFonts w:ascii="微软雅黑" w:hAnsi="微软雅黑" w:eastAsia="微软雅黑"/>
+          <w:b w:val="0"/>
+          <w:color w:val="1E2433"/>
+          <w:sz w:val="21"/>
+        </w:rPr>
+        <w:t>原因：用了普通 7-Zip 解压模块的旧安装器。</w:t>
+      </w:r>
+    </w:p>
+    <w:p>
+      <w:pPr>
+        <w:spacing w:before="0" w:after="80" w:line="312" w:lineRule="auto"/>
+      </w:pPr>
+      <w:r>
+        <w:rPr>
+          <w:rFonts w:ascii="微软雅黑" w:hAnsi="微软雅黑" w:eastAsia="微软雅黑"/>
+          <w:b w:val="0"/>
+          <w:color w:val="1E2433"/>
+          <w:sz w:val="21"/>
+        </w:rPr>
+        <w:t>处理：</w:t>
+      </w:r>
+    </w:p>
+    <w:p>
+      <w:pPr>
+        <w:pStyle w:val="ListNumber"/>
+        <w:spacing w:after="40"/>
+      </w:pPr>
+      <w:r>
+        <w:rPr>
+          <w:rFonts w:ascii="微软雅黑" w:hAnsi="微软雅黑" w:eastAsia="微软雅黑"/>
+          <w:b w:val="0"/>
+          <w:color w:val="1E2433"/>
+          <w:sz w:val="21"/>
+        </w:rPr>
+        <w:t>点「Cancel」</w:t>
+      </w:r>
+    </w:p>
+    <w:p>
+      <w:pPr>
+        <w:pStyle w:val="ListNumber"/>
+        <w:spacing w:after="40"/>
+      </w:pPr>
+      <w:r>
+        <w:rPr>
+          <w:rFonts w:ascii="微软雅黑" w:hAnsi="微软雅黑" w:eastAsia="微软雅黑"/>
+          <w:b w:val="0"/>
+          <w:color w:val="1E2433"/>
+          <w:sz w:val="21"/>
+        </w:rPr>
+        <w:t>删除当前 exe</w:t>
+      </w:r>
+    </w:p>
+    <w:p>
+      <w:pPr>
+        <w:pStyle w:val="ListNumber"/>
+        <w:spacing w:after="40"/>
+      </w:pPr>
+      <w:r>
+        <w:rPr>
+          <w:rFonts w:ascii="微软雅黑" w:hAnsi="微软雅黑" w:eastAsia="微软雅黑"/>
+          <w:b w:val="0"/>
+          <w:color w:val="1E2433"/>
+          <w:sz w:val="21"/>
+        </w:rPr>
+        <w:t>重新下载 JSWJ-Draft-Setup-0.7.0-beta.1.exe</w:t>
+      </w:r>
+    </w:p>
+    <w:p>
+      <w:pPr>
+        <w:pStyle w:val="ListNumber"/>
+        <w:spacing w:after="40"/>
+      </w:pPr>
+      <w:r>
+        <w:rPr>
+          <w:rFonts w:ascii="微软雅黑" w:hAnsi="微软雅黑" w:eastAsia="微软雅黑"/>
+          <w:b w:val="0"/>
+          <w:color w:val="1E2433"/>
+          <w:sz w:val="21"/>
+        </w:rPr>
+        <w:t>正常安装器不会问解压路径，而是直接弹安装确认</w:t>
+      </w:r>
+    </w:p>
+    <w:p>
+      <w:pPr>
+        <w:spacing w:before="160" w:after="80" w:line="312" w:lineRule="auto"/>
+      </w:pPr>
+      <w:r>
+        <w:rPr>
+          <w:rFonts w:ascii="微软雅黑" w:hAnsi="微软雅黑" w:eastAsia="微软雅黑"/>
+          <w:b/>
+          <w:color w:val="1E2433"/>
+          <w:sz w:val="25"/>
+        </w:rPr>
+        <w:t>2. 请先完全退出 DSH</w:t>
+      </w:r>
+    </w:p>
+    <w:p>
+      <w:pPr>
+        <w:spacing w:before="0" w:after="80" w:line="312" w:lineRule="auto"/>
+      </w:pPr>
+      <w:r>
+        <w:rPr>
+          <w:rFonts w:ascii="微软雅黑" w:hAnsi="微软雅黑" w:eastAsia="微软雅黑"/>
+          <w:b w:val="0"/>
+          <w:color w:val="1E2433"/>
+          <w:sz w:val="21"/>
+        </w:rPr>
+        <w:t>原因：DSH 还在运行。</w:t>
+      </w:r>
+    </w:p>
+    <w:p>
+      <w:pPr>
+        <w:spacing w:before="0" w:after="80" w:line="312" w:lineRule="auto"/>
+      </w:pPr>
+      <w:r>
+        <w:rPr>
+          <w:rFonts w:ascii="微软雅黑" w:hAnsi="微软雅黑" w:eastAsia="微软雅黑"/>
+          <w:b w:val="0"/>
+          <w:color w:val="1E2433"/>
+          <w:sz w:val="21"/>
+        </w:rPr>
+        <w:t>处理：</w:t>
+      </w:r>
+    </w:p>
+    <w:p>
+      <w:pPr>
+        <w:pStyle w:val="ListNumber"/>
+        <w:spacing w:after="40"/>
+      </w:pPr>
+      <w:r>
+        <w:rPr>
+          <w:rFonts w:ascii="微软雅黑" w:hAnsi="微软雅黑" w:eastAsia="微软雅黑"/>
+          <w:b w:val="0"/>
+          <w:color w:val="1E2433"/>
+          <w:sz w:val="21"/>
+        </w:rPr>
+        <w:t>关闭 DSH 主窗口</w:t>
+      </w:r>
+    </w:p>
+    <w:p>
+      <w:pPr>
+        <w:pStyle w:val="ListNumber"/>
+        <w:spacing w:after="40"/>
+      </w:pPr>
+      <w:r>
+        <w:rPr>
+          <w:rFonts w:ascii="微软雅黑" w:hAnsi="微软雅黑" w:eastAsia="微软雅黑"/>
+          <w:b w:val="0"/>
+          <w:color w:val="1E2433"/>
+          <w:sz w:val="21"/>
+        </w:rPr>
+        <w:t>检查任务栏托盘，右键退出</w:t>
+      </w:r>
+    </w:p>
+    <w:p>
+      <w:pPr>
+        <w:pStyle w:val="ListNumber"/>
+        <w:spacing w:after="40"/>
+      </w:pPr>
+      <w:r>
+        <w:rPr>
+          <w:rFonts w:ascii="微软雅黑" w:hAnsi="微软雅黑" w:eastAsia="微软雅黑"/>
+          <w:b w:val="0"/>
+          <w:color w:val="1E2433"/>
+          <w:sz w:val="21"/>
+        </w:rPr>
+        <w:t>任务管理器结束 DeepSeek Harness</w:t>
+      </w:r>
+    </w:p>
+    <w:p>
+      <w:pPr>
+        <w:pStyle w:val="ListNumber"/>
+        <w:spacing w:after="40"/>
+      </w:pPr>
+      <w:r>
+        <w:rPr>
+          <w:rFonts w:ascii="微软雅黑" w:hAnsi="微软雅黑" w:eastAsia="微软雅黑"/>
+          <w:b w:val="0"/>
+          <w:color w:val="1E2433"/>
+          <w:sz w:val="21"/>
+        </w:rPr>
+        <w:t>重新双击安装器</w:t>
+      </w:r>
+    </w:p>
+    <w:p>
+      <w:pPr>
+        <w:spacing w:before="160" w:after="80" w:line="312" w:lineRule="auto"/>
+      </w:pPr>
+      <w:r>
+        <w:rPr>
+          <w:rFonts w:ascii="微软雅黑" w:hAnsi="微软雅黑" w:eastAsia="微软雅黑"/>
+          <w:b/>
+          <w:color w:val="1E2433"/>
+          <w:sz w:val="25"/>
+        </w:rPr>
+        <w:t>3. 未找到 DSH profile</w:t>
+      </w:r>
+    </w:p>
+    <w:p>
+      <w:pPr>
+        <w:spacing w:before="0" w:after="80" w:line="312" w:lineRule="auto"/>
+      </w:pPr>
+      <w:r>
+        <w:rPr>
+          <w:rFonts w:ascii="微软雅黑" w:hAnsi="微软雅黑" w:eastAsia="微软雅黑"/>
+          <w:b w:val="0"/>
+          <w:color w:val="1E2433"/>
+          <w:sz w:val="21"/>
+        </w:rPr>
+        <w:t>原因：DSH 从未启动过，或 profile 路径不是默认的 desktop。</w:t>
+      </w:r>
+    </w:p>
+    <w:p>
+      <w:pPr>
+        <w:spacing w:before="0" w:after="80" w:line="312" w:lineRule="auto"/>
+      </w:pPr>
+      <w:r>
+        <w:rPr>
+          <w:rFonts w:ascii="微软雅黑" w:hAnsi="微软雅黑" w:eastAsia="微软雅黑"/>
+          <w:b w:val="0"/>
+          <w:color w:val="1E2433"/>
+          <w:sz w:val="21"/>
+        </w:rPr>
+        <w:t>处理：</w:t>
+      </w:r>
+    </w:p>
+    <w:p>
+      <w:pPr>
+        <w:pStyle w:val="ListNumber"/>
+        <w:spacing w:after="40"/>
+      </w:pPr>
+      <w:r>
+        <w:rPr>
+          <w:rFonts w:ascii="微软雅黑" w:hAnsi="微软雅黑" w:eastAsia="微软雅黑"/>
+          <w:b w:val="0"/>
+          <w:color w:val="1E2433"/>
+          <w:sz w:val="21"/>
+        </w:rPr>
+        <w:t>先启动一次 DSH，让它生成默认 profile</w:t>
+      </w:r>
+    </w:p>
+    <w:p>
+      <w:pPr>
+        <w:pStyle w:val="ListNumber"/>
+        <w:spacing w:after="40"/>
+      </w:pPr>
+      <w:r>
+        <w:rPr>
+          <w:rFonts w:ascii="微软雅黑" w:hAnsi="微软雅黑" w:eastAsia="微软雅黑"/>
+          <w:b w:val="0"/>
+          <w:color w:val="1E2433"/>
+          <w:sz w:val="21"/>
+        </w:rPr>
+        <w:t>完全退出 DSH</w:t>
+      </w:r>
+    </w:p>
+    <w:p>
+      <w:pPr>
+        <w:pStyle w:val="ListNumber"/>
+        <w:spacing w:after="40"/>
+      </w:pPr>
+      <w:r>
+        <w:rPr>
+          <w:rFonts w:ascii="微软雅黑" w:hAnsi="微软雅黑" w:eastAsia="微软雅黑"/>
+          <w:b w:val="0"/>
+          <w:color w:val="1E2433"/>
+          <w:sz w:val="21"/>
+        </w:rPr>
+        <w:t>重新运行安装器</w:t>
+      </w:r>
+    </w:p>
+    <w:p>
+      <w:pPr>
+        <w:pStyle w:val="ListNumber"/>
+        <w:spacing w:after="40"/>
+      </w:pPr>
+      <w:r>
+        <w:rPr>
+          <w:rFonts w:ascii="微软雅黑" w:hAnsi="微软雅黑" w:eastAsia="微软雅黑"/>
+          <w:b w:val="0"/>
+          <w:color w:val="1E2433"/>
+          <w:sz w:val="21"/>
+        </w:rPr>
+        <w:t>如果公司改了 profile 名，需要手动安装或指定 profile</w:t>
+      </w:r>
+    </w:p>
+    <w:p>
+      <w:pPr>
+        <w:spacing w:before="160" w:after="80" w:line="312" w:lineRule="auto"/>
+      </w:pPr>
+      <w:r>
+        <w:rPr>
+          <w:rFonts w:ascii="微软雅黑" w:hAnsi="微软雅黑" w:eastAsia="微软雅黑"/>
+          <w:b/>
+          <w:color w:val="1E2433"/>
+          <w:sz w:val="25"/>
+        </w:rPr>
+        <w:t>4. 安装包不完整：... 没有 package.json</w:t>
+      </w:r>
+    </w:p>
+    <w:p>
+      <w:pPr>
+        <w:spacing w:before="0" w:after="80" w:line="312" w:lineRule="auto"/>
+      </w:pPr>
+      <w:r>
+        <w:rPr>
+          <w:rFonts w:ascii="微软雅黑" w:hAnsi="微软雅黑" w:eastAsia="微软雅黑"/>
+          <w:b w:val="0"/>
+          <w:color w:val="1E2433"/>
+          <w:sz w:val="21"/>
+        </w:rPr>
+        <w:t>原因：安装器文件损坏，或下载不完整。</w:t>
+      </w:r>
+    </w:p>
+    <w:p>
+      <w:pPr>
+        <w:spacing w:before="0" w:after="80" w:line="312" w:lineRule="auto"/>
+      </w:pPr>
+      <w:r>
+        <w:rPr>
+          <w:rFonts w:ascii="微软雅黑" w:hAnsi="微软雅黑" w:eastAsia="微软雅黑"/>
+          <w:b w:val="0"/>
+          <w:color w:val="1E2433"/>
+          <w:sz w:val="21"/>
+        </w:rPr>
+        <w:t>处理：</w:t>
+      </w:r>
+    </w:p>
+    <w:p>
+      <w:pPr>
+        <w:pStyle w:val="ListNumber"/>
+        <w:spacing w:after="40"/>
+      </w:pPr>
+      <w:r>
+        <w:rPr>
+          <w:rFonts w:ascii="微软雅黑" w:hAnsi="微软雅黑" w:eastAsia="微软雅黑"/>
+          <w:b w:val="0"/>
+          <w:color w:val="1E2433"/>
+          <w:sz w:val="21"/>
+        </w:rPr>
+        <w:t>删除当前安装器</w:t>
+      </w:r>
+    </w:p>
+    <w:p>
+      <w:pPr>
+        <w:pStyle w:val="ListNumber"/>
+        <w:spacing w:after="40"/>
+      </w:pPr>
+      <w:r>
+        <w:rPr>
+          <w:rFonts w:ascii="微软雅黑" w:hAnsi="微软雅黑" w:eastAsia="微软雅黑"/>
+          <w:b w:val="0"/>
+          <w:color w:val="1E2433"/>
+          <w:sz w:val="21"/>
+        </w:rPr>
+        <w:t>重新下载</w:t>
+      </w:r>
+    </w:p>
+    <w:p>
+      <w:pPr>
+        <w:pStyle w:val="ListNumber"/>
+        <w:spacing w:after="40"/>
+      </w:pPr>
+      <w:r>
+        <w:rPr>
+          <w:rFonts w:ascii="微软雅黑" w:hAnsi="微软雅黑" w:eastAsia="微软雅黑"/>
+          <w:b w:val="0"/>
+          <w:color w:val="1E2433"/>
+          <w:sz w:val="21"/>
+        </w:rPr>
+        <w:t>核对文件大小约 1.1 MB</w:t>
+      </w:r>
+    </w:p>
+    <w:p>
+      <w:pPr>
+        <w:pStyle w:val="ListNumber"/>
+        <w:spacing w:after="40"/>
+      </w:pPr>
+      <w:r>
+        <w:rPr>
+          <w:rFonts w:ascii="微软雅黑" w:hAnsi="微软雅黑" w:eastAsia="微软雅黑"/>
+          <w:b w:val="0"/>
+          <w:color w:val="1E2433"/>
+          <w:sz w:val="21"/>
+        </w:rPr>
+        <w:t>不要用下载工具“只下部分”</w:t>
+      </w:r>
+    </w:p>
+    <w:p>
+      <w:pPr>
+        <w:spacing w:before="160" w:after="80" w:line="312" w:lineRule="auto"/>
+      </w:pPr>
+      <w:r>
+        <w:rPr>
+          <w:rFonts w:ascii="微软雅黑" w:hAnsi="微软雅黑" w:eastAsia="微软雅黑"/>
+          <w:b/>
+          <w:color w:val="1E2433"/>
+          <w:sz w:val="25"/>
+        </w:rPr>
+        <w:t>5. appId / appSecret 不能为空</w:t>
+      </w:r>
+    </w:p>
+    <w:p>
+      <w:pPr>
+        <w:spacing w:before="0" w:after="80" w:line="312" w:lineRule="auto"/>
+      </w:pPr>
+      <w:r>
+        <w:rPr>
+          <w:rFonts w:ascii="微软雅黑" w:hAnsi="微软雅黑" w:eastAsia="微软雅黑"/>
+          <w:b w:val="0"/>
+          <w:color w:val="1E2433"/>
+          <w:sz w:val="21"/>
+        </w:rPr>
+        <w:t>原因：直接回车，没有输入值。</w:t>
+      </w:r>
+    </w:p>
+    <w:p>
+      <w:pPr>
+        <w:spacing w:before="0" w:after="80" w:line="312" w:lineRule="auto"/>
+      </w:pPr>
+      <w:r>
+        <w:rPr>
+          <w:rFonts w:ascii="微软雅黑" w:hAnsi="微软雅黑" w:eastAsia="微软雅黑"/>
+          <w:b w:val="0"/>
+          <w:color w:val="1E2433"/>
+          <w:sz w:val="21"/>
+        </w:rPr>
+        <w:t>处理：</w:t>
+      </w:r>
+    </w:p>
+    <w:p>
+      <w:pPr>
+        <w:pStyle w:val="ListNumber"/>
+        <w:spacing w:after="40"/>
+      </w:pPr>
+      <w:r>
+        <w:rPr>
+          <w:rFonts w:ascii="微软雅黑" w:hAnsi="微软雅黑" w:eastAsia="微软雅黑"/>
+          <w:b w:val="0"/>
+          <w:color w:val="1E2433"/>
+          <w:sz w:val="21"/>
+        </w:rPr>
+        <w:t>重新运行安装器</w:t>
+      </w:r>
+    </w:p>
+    <w:p>
+      <w:pPr>
+        <w:pStyle w:val="ListNumber"/>
+        <w:spacing w:after="40"/>
+      </w:pPr>
+      <w:r>
+        <w:rPr>
+          <w:rFonts w:ascii="微软雅黑" w:hAnsi="微软雅黑" w:eastAsia="微软雅黑"/>
+          <w:b w:val="0"/>
+          <w:color w:val="1E2433"/>
+          <w:sz w:val="21"/>
+        </w:rPr>
+        <w:t>确认复制的是飞书应用的 appId / appSecret</w:t>
+      </w:r>
+    </w:p>
+    <w:p>
+      <w:pPr>
+        <w:pStyle w:val="ListNumber"/>
+        <w:spacing w:after="40"/>
+      </w:pPr>
+      <w:r>
+        <w:rPr>
+          <w:rFonts w:ascii="微软雅黑" w:hAnsi="微软雅黑" w:eastAsia="微软雅黑"/>
+          <w:b w:val="0"/>
+          <w:color w:val="1E2433"/>
+          <w:sz w:val="21"/>
+        </w:rPr>
+        <w:t>不要带 appId=、引号、空格</w:t>
+      </w:r>
+    </w:p>
+    <w:p>
+      <w:pPr>
+        <w:spacing w:before="160" w:after="80" w:line="312" w:lineRule="auto"/>
+      </w:pPr>
+      <w:r>
+        <w:rPr>
+          <w:rFonts w:ascii="微软雅黑" w:hAnsi="微软雅黑" w:eastAsia="微软雅黑"/>
+          <w:b/>
+          <w:color w:val="1E2433"/>
+          <w:sz w:val="25"/>
+        </w:rPr>
+        <w:t>6. 无法替换已有目录：...</w:t>
+      </w:r>
+    </w:p>
+    <w:p>
+      <w:pPr>
+        <w:spacing w:before="0" w:after="80" w:line="312" w:lineRule="auto"/>
+      </w:pPr>
+      <w:r>
+        <w:rPr>
+          <w:rFonts w:ascii="微软雅黑" w:hAnsi="微软雅黑" w:eastAsia="微软雅黑"/>
+          <w:b w:val="0"/>
+          <w:color w:val="1E2433"/>
+          <w:sz w:val="21"/>
+        </w:rPr>
+        <w:t>原因：profile 下已有同名真实目录，安装器不敢删。</w:t>
+      </w:r>
+    </w:p>
+    <w:p>
+      <w:pPr>
+        <w:spacing w:before="0" w:after="80" w:line="312" w:lineRule="auto"/>
+      </w:pPr>
+      <w:r>
+        <w:rPr>
+          <w:rFonts w:ascii="微软雅黑" w:hAnsi="微软雅黑" w:eastAsia="微软雅黑"/>
+          <w:b w:val="0"/>
+          <w:color w:val="1E2433"/>
+          <w:sz w:val="21"/>
+        </w:rPr>
+        <w:t>处理：</w:t>
+      </w:r>
+    </w:p>
+    <w:p>
+      <w:pPr>
+        <w:pStyle w:val="ListNumber"/>
+        <w:spacing w:after="40"/>
+      </w:pPr>
+      <w:r>
+        <w:rPr>
+          <w:rFonts w:ascii="微软雅黑" w:hAnsi="微软雅黑" w:eastAsia="微软雅黑"/>
+          <w:b w:val="0"/>
+          <w:color w:val="1E2433"/>
+          <w:sz w:val="21"/>
+        </w:rPr>
+        <w:t>打开提示的路径</w:t>
+      </w:r>
+    </w:p>
+    <w:p>
+      <w:pPr>
+        <w:pStyle w:val="ListNumber"/>
+        <w:spacing w:after="40"/>
+      </w:pPr>
+      <w:r>
+        <w:rPr>
+          <w:rFonts w:ascii="微软雅黑" w:hAnsi="微软雅黑" w:eastAsia="微软雅黑"/>
+          <w:b w:val="0"/>
+          <w:color w:val="1E2433"/>
+          <w:sz w:val="21"/>
+        </w:rPr>
+        <w:t>手动删除 node_modules\@govy\dsh-plugin-jswj-draft</w:t>
+      </w:r>
+    </w:p>
+    <w:p>
+      <w:pPr>
+        <w:pStyle w:val="ListNumber"/>
+        <w:spacing w:after="40"/>
+      </w:pPr>
+      <w:r>
+        <w:rPr>
+          <w:rFonts w:ascii="微软雅黑" w:hAnsi="微软雅黑" w:eastAsia="微软雅黑"/>
+          <w:b w:val="0"/>
+          <w:color w:val="1E2433"/>
+          <w:sz w:val="21"/>
+        </w:rPr>
+        <w:t>重新运行安装器</w:t>
+      </w:r>
+    </w:p>
+    <w:p>
+      <w:pPr>
+        <w:spacing w:before="160" w:after="80" w:line="312" w:lineRule="auto"/>
+      </w:pPr>
+      <w:r>
+        <w:rPr>
+          <w:rFonts w:ascii="微软雅黑" w:hAnsi="微软雅黑" w:eastAsia="微软雅黑"/>
+          <w:b/>
+          <w:color w:val="1E2433"/>
+          <w:sz w:val="25"/>
+        </w:rPr>
+        <w:t>7. 双击没反应 / 窗口一闪而过</w:t>
+      </w:r>
+    </w:p>
+    <w:p>
+      <w:pPr>
+        <w:spacing w:before="0" w:after="80" w:line="312" w:lineRule="auto"/>
+      </w:pPr>
+      <w:r>
+        <w:rPr>
+          <w:rFonts w:ascii="微软雅黑" w:hAnsi="微软雅黑" w:eastAsia="微软雅黑"/>
+          <w:b w:val="0"/>
+          <w:color w:val="1E2433"/>
+          <w:sz w:val="21"/>
+        </w:rPr>
+        <w:t>处理：</w:t>
+      </w:r>
+    </w:p>
+    <w:p>
+      <w:pPr>
+        <w:pStyle w:val="ListNumber"/>
+        <w:spacing w:after="40"/>
+      </w:pPr>
+      <w:r>
+        <w:rPr>
+          <w:rFonts w:ascii="微软雅黑" w:hAnsi="微软雅黑" w:eastAsia="微软雅黑"/>
+          <w:b w:val="0"/>
+          <w:color w:val="1E2433"/>
+          <w:sz w:val="21"/>
+        </w:rPr>
+        <w:t>右键「以管理员身份运行」</w:t>
+      </w:r>
+    </w:p>
+    <w:p>
+      <w:pPr>
+        <w:pStyle w:val="ListNumber"/>
+        <w:spacing w:after="40"/>
+      </w:pPr>
+      <w:r>
+        <w:rPr>
+          <w:rFonts w:ascii="微软雅黑" w:hAnsi="微软雅黑" w:eastAsia="微软雅黑"/>
+          <w:b w:val="0"/>
+          <w:color w:val="1E2433"/>
+          <w:sz w:val="21"/>
+        </w:rPr>
+        <w:t>检查安全软件是否拦截</w:t>
+      </w:r>
+    </w:p>
+    <w:p>
+      <w:pPr>
+        <w:pStyle w:val="ListNumber"/>
+        <w:spacing w:after="40"/>
+      </w:pPr>
+      <w:r>
+        <w:rPr>
+          <w:rFonts w:ascii="微软雅黑" w:hAnsi="微软雅黑" w:eastAsia="微软雅黑"/>
+          <w:b w:val="0"/>
+          <w:color w:val="1E2433"/>
+          <w:sz w:val="21"/>
+        </w:rPr>
+        <w:t>把安装器放到非中文、非网络盘路径再试</w:t>
+      </w:r>
+    </w:p>
+    <w:p>
+      <w:pPr>
+        <w:pStyle w:val="ListNumber"/>
+        <w:spacing w:after="40"/>
+      </w:pPr>
+      <w:r>
+        <w:rPr>
+          <w:rFonts w:ascii="微软雅黑" w:hAnsi="微软雅黑" w:eastAsia="微软雅黑"/>
+          <w:b w:val="0"/>
+          <w:color w:val="1E2433"/>
+          <w:sz w:val="21"/>
+        </w:rPr>
+        <w:t>仍不行，用文末手动安装</w:t>
+      </w:r>
+    </w:p>
+    <w:p>
+      <w:pPr>
+        <w:spacing w:before="160" w:after="80" w:line="312" w:lineRule="auto"/>
+      </w:pPr>
+      <w:r>
+        <w:rPr>
+          <w:rFonts w:ascii="微软雅黑" w:hAnsi="微软雅黑" w:eastAsia="微软雅黑"/>
+          <w:b/>
+          <w:color w:val="1E2433"/>
+          <w:sz w:val="25"/>
+        </w:rPr>
+        <w:t>8. 安装完成，但左侧没有「技术文件起草」</w:t>
+      </w:r>
+    </w:p>
+    <w:p>
+      <w:pPr>
+        <w:spacing w:before="0" w:after="80" w:line="312" w:lineRule="auto"/>
+      </w:pPr>
+      <w:r>
+        <w:rPr>
+          <w:rFonts w:ascii="微软雅黑" w:hAnsi="微软雅黑" w:eastAsia="微软雅黑"/>
+          <w:b w:val="0"/>
+          <w:color w:val="1E2433"/>
+          <w:sz w:val="21"/>
+        </w:rPr>
+        <w:t>处理顺序：</w:t>
+      </w:r>
+    </w:p>
+    <w:p>
+      <w:pPr>
+        <w:pStyle w:val="ListNumber"/>
+        <w:spacing w:after="40"/>
+      </w:pPr>
+      <w:r>
+        <w:rPr>
+          <w:rFonts w:ascii="微软雅黑" w:hAnsi="微软雅黑" w:eastAsia="微软雅黑"/>
+          <w:b w:val="0"/>
+          <w:color w:val="1E2433"/>
+          <w:sz w:val="21"/>
+        </w:rPr>
+        <w:t>确认 DSH 已完全重启</w:t>
+      </w:r>
+    </w:p>
+    <w:p>
+      <w:pPr>
+        <w:pStyle w:val="ListNumber"/>
+        <w:spacing w:after="40"/>
+      </w:pPr>
+      <w:r>
+        <w:rPr>
+          <w:rFonts w:ascii="微软雅黑" w:hAnsi="微软雅黑" w:eastAsia="微软雅黑"/>
+          <w:b w:val="0"/>
+          <w:color w:val="1E2433"/>
+          <w:sz w:val="21"/>
+        </w:rPr>
+        <w:t>打开「插件管理」，确认 @govy/dsh-plugin-jswj-draft 已启用</w:t>
+      </w:r>
+    </w:p>
+    <w:p>
+      <w:pPr>
+        <w:pStyle w:val="ListNumber"/>
+        <w:spacing w:after="40"/>
+      </w:pPr>
+      <w:r>
+        <w:rPr>
+          <w:rFonts w:ascii="微软雅黑" w:hAnsi="微软雅黑" w:eastAsia="微软雅黑"/>
+          <w:b w:val="0"/>
+          <w:color w:val="1E2433"/>
+          <w:sz w:val="21"/>
+        </w:rPr>
+        <w:t>检查 profile package.json 的 dsh.profile.bundles 是否包含该包</w:t>
+      </w:r>
+    </w:p>
+    <w:p>
+      <w:pPr>
+        <w:pStyle w:val="ListNumber"/>
+        <w:spacing w:after="40"/>
+      </w:pPr>
+      <w:r>
+        <w:rPr>
+          <w:rFonts w:ascii="微软雅黑" w:hAnsi="微软雅黑" w:eastAsia="微软雅黑"/>
+          <w:b w:val="0"/>
+          <w:color w:val="1E2433"/>
+          <w:sz w:val="21"/>
+        </w:rPr>
+        <w:t>检查 node_modules\@govy\dsh-plugin-jswj-draft 是否存在</w:t>
+      </w:r>
+    </w:p>
+    <w:p>
+      <w:pPr>
+        <w:pStyle w:val="ListNumber"/>
+        <w:spacing w:after="40"/>
+      </w:pPr>
+      <w:r>
+        <w:rPr>
+          <w:rFonts w:ascii="微软雅黑" w:hAnsi="微软雅黑" w:eastAsia="微软雅黑"/>
+          <w:b w:val="0"/>
+          <w:color w:val="1E2433"/>
+          <w:sz w:val="21"/>
+        </w:rPr>
+        <w:t>重新运行安装器</w:t>
+      </w:r>
+    </w:p>
+    <w:p>
+      <w:pPr>
+        <w:pStyle w:val="ListNumber"/>
+        <w:spacing w:after="40"/>
+      </w:pPr>
+      <w:r>
+        <w:rPr>
+          <w:rFonts w:ascii="微软雅黑" w:hAnsi="微软雅黑" w:eastAsia="微软雅黑"/>
+          <w:b w:val="0"/>
+          <w:color w:val="1E2433"/>
+          <w:sz w:val="21"/>
+        </w:rPr>
+        <w:t>仍不行，看 DSH 启动日志</w:t>
+      </w:r>
+    </w:p>
+    <w:p>
+      <w:pPr>
+        <w:spacing w:before="160" w:after="80" w:line="312" w:lineRule="auto"/>
+      </w:pPr>
+      <w:r>
+        <w:rPr>
+          <w:rFonts w:ascii="微软雅黑" w:hAnsi="微软雅黑" w:eastAsia="微软雅黑"/>
+          <w:b/>
+          <w:color w:val="1E2433"/>
+          <w:sz w:val="25"/>
+        </w:rPr>
+        <w:t>9. 自检红色</w:t>
+      </w:r>
+    </w:p>
+    <w:p>
+      <w:pPr>
+        <w:spacing w:before="0" w:after="80" w:line="312" w:lineRule="auto"/>
+      </w:pPr>
+      <w:r>
+        <w:rPr>
+          <w:rFonts w:ascii="微软雅黑" w:hAnsi="微软雅黑" w:eastAsia="微软雅黑"/>
+          <w:b w:val="0"/>
+          <w:color w:val="1E2433"/>
+          <w:sz w:val="21"/>
+        </w:rPr>
+        <w:t>常见原因：</w:t>
+      </w:r>
+    </w:p>
+    <w:tbl>
+      <w:tblPr>
+        <w:tblStyle w:val="TableGrid"/>
+        <w:tblW w:type="auto" w:w="0"/>
+        <w:jc w:val="center"/>
+        <w:tblLook w:firstColumn="1" w:firstRow="1" w:lastColumn="0" w:lastRow="0" w:noHBand="0" w:noVBand="1" w:val="04A0"/>
+      </w:tblPr>
+      <w:tblGrid>
+        <w:gridCol w:w="4929"/>
+        <w:gridCol w:w="4929"/>
+      </w:tblGrid>
+      <w:tr>
+        <w:tc>
+          <w:tcPr>
+            <w:tcW w:type="dxa" w:w="4929"/>
+            <w:shd w:val="clear" w:color="auto" w:fill="EEF0FF"/>
+          </w:tcPr>
+          <w:p>
+            <w:pPr>
+              <w:spacing w:after="40"/>
+            </w:pPr>
+            <w:r/>
+            <w:r>
+              <w:rPr>
+                <w:rFonts w:ascii="微软雅黑" w:hAnsi="微软雅黑" w:eastAsia="微软雅黑"/>
+                <w:b/>
+                <w:color w:val="1E2433"/>
+                <w:sz w:val="16"/>
+              </w:rPr>
+              <w:t>自检项</w:t>
+            </w:r>
+          </w:p>
+        </w:tc>
+        <w:tc>
+          <w:tcPr>
+            <w:tcW w:type="dxa" w:w="4929"/>
+            <w:shd w:val="clear" w:color="auto" w:fill="EEF0FF"/>
+          </w:tcPr>
+          <w:p>
+            <w:pPr>
+              <w:spacing w:after="40"/>
+            </w:pPr>
+            <w:r/>
+            <w:r>
+              <w:rPr>
+                <w:rFonts w:ascii="微软雅黑" w:hAnsi="微软雅黑" w:eastAsia="微软雅黑"/>
+                <w:b/>
+                <w:color w:val="1E2433"/>
+                <w:sz w:val="16"/>
+              </w:rPr>
+              <w:t>处理</w:t>
+            </w:r>
+          </w:p>
+        </w:tc>
+      </w:tr>
+      <w:tr>
+        <w:tc>
+          <w:tcPr>
+            <w:tcW w:type="dxa" w:w="4929"/>
+          </w:tcPr>
+          <w:p>
+            <w:pPr>
+              <w:spacing w:after="40"/>
+            </w:pPr>
+            <w:r/>
+            <w:r>
+              <w:rPr>
+                <w:rFonts w:ascii="微软雅黑" w:hAnsi="微软雅黑" w:eastAsia="微软雅黑"/>
+                <w:b w:val="0"/>
+                <w:color w:val="1E2433"/>
+                <w:sz w:val="16"/>
+              </w:rPr>
+              <w:t>appId / appSecret 缺失或错误</w:t>
+            </w:r>
+          </w:p>
+        </w:tc>
+        <w:tc>
+          <w:tcPr>
+            <w:tcW w:type="dxa" w:w="4929"/>
+          </w:tcPr>
+          <w:p>
+            <w:pPr>
+              <w:spacing w:after="40"/>
+            </w:pPr>
+            <w:r/>
+            <w:r>
+              <w:rPr>
+                <w:rFonts w:ascii="微软雅黑" w:hAnsi="微软雅黑" w:eastAsia="微软雅黑"/>
+                <w:b w:val="0"/>
+                <w:color w:val="1E2433"/>
+                <w:sz w:val="16"/>
+              </w:rPr>
+              <w:t>重新运行安装器，或改 profile 配置</w:t>
+            </w:r>
+          </w:p>
+        </w:tc>
+      </w:tr>
+      <w:tr>
+        <w:tc>
+          <w:tcPr>
+            <w:tcW w:type="dxa" w:w="4929"/>
+          </w:tcPr>
+          <w:p>
+            <w:pPr>
+              <w:spacing w:after="40"/>
+            </w:pPr>
+            <w:r/>
+            <w:r>
+              <w:rPr>
+                <w:rFonts w:ascii="微软雅黑" w:hAnsi="微软雅黑" w:eastAsia="微软雅黑"/>
+                <w:b w:val="0"/>
+                <w:color w:val="1E2433"/>
+                <w:sz w:val="16"/>
+              </w:rPr>
+              <w:t>飞书应用被停用</w:t>
+            </w:r>
+          </w:p>
+        </w:tc>
+        <w:tc>
+          <w:tcPr>
+            <w:tcW w:type="dxa" w:w="4929"/>
+          </w:tcPr>
+          <w:p>
+            <w:pPr>
+              <w:spacing w:after="40"/>
+            </w:pPr>
+            <w:r/>
+            <w:r>
+              <w:rPr>
+                <w:rFonts w:ascii="微软雅黑" w:hAnsi="微软雅黑" w:eastAsia="微软雅黑"/>
+                <w:b w:val="0"/>
+                <w:color w:val="1E2433"/>
+                <w:sz w:val="16"/>
+              </w:rPr>
+              <w:t>找应用管理员恢复</w:t>
+            </w:r>
+          </w:p>
+        </w:tc>
+      </w:tr>
+      <w:tr>
+        <w:tc>
+          <w:tcPr>
+            <w:tcW w:type="dxa" w:w="4929"/>
+          </w:tcPr>
+          <w:p>
+            <w:pPr>
+              <w:spacing w:after="40"/>
+            </w:pPr>
+            <w:r/>
+            <w:r>
+              <w:rPr>
+                <w:rFonts w:ascii="微软雅黑" w:hAnsi="微软雅黑" w:eastAsia="微软雅黑"/>
+                <w:b w:val="0"/>
+                <w:color w:val="1E2433"/>
+                <w:sz w:val="16"/>
+              </w:rPr>
+              <w:t>知识空间无权限</w:t>
+            </w:r>
+          </w:p>
+        </w:tc>
+        <w:tc>
+          <w:tcPr>
+            <w:tcW w:type="dxa" w:w="4929"/>
+          </w:tcPr>
+          <w:p>
+            <w:pPr>
+              <w:spacing w:after="40"/>
+            </w:pPr>
+            <w:r/>
+            <w:r>
+              <w:rPr>
+                <w:rFonts w:ascii="微软雅黑" w:hAnsi="微软雅黑" w:eastAsia="微软雅黑"/>
+                <w:b w:val="0"/>
+                <w:color w:val="1E2433"/>
+                <w:sz w:val="16"/>
+              </w:rPr>
+              <w:t>给应用开通知识库权限</w:t>
+            </w:r>
+          </w:p>
+        </w:tc>
+      </w:tr>
+      <w:tr>
+        <w:tc>
+          <w:tcPr>
+            <w:tcW w:type="dxa" w:w="4929"/>
+          </w:tcPr>
+          <w:p>
+            <w:pPr>
+              <w:spacing w:after="40"/>
+            </w:pPr>
+            <w:r/>
+            <w:r>
+              <w:rPr>
+                <w:rFonts w:ascii="微软雅黑" w:hAnsi="微软雅黑" w:eastAsia="微软雅黑"/>
+                <w:b w:val="0"/>
+                <w:color w:val="1E2433"/>
+                <w:sz w:val="16"/>
+              </w:rPr>
+              <w:t>模板文件缺失</w:t>
+            </w:r>
+          </w:p>
+        </w:tc>
+        <w:tc>
+          <w:tcPr>
+            <w:tcW w:type="dxa" w:w="4929"/>
+          </w:tcPr>
+          <w:p>
+            <w:pPr>
+              <w:spacing w:after="40"/>
+            </w:pPr>
+            <w:r/>
+            <w:r>
+              <w:rPr>
+                <w:rFonts w:ascii="微软雅黑" w:hAnsi="微软雅黑" w:eastAsia="微软雅黑"/>
+                <w:b w:val="0"/>
+                <w:color w:val="1E2433"/>
+                <w:sz w:val="16"/>
+              </w:rPr>
+              <w:t>重新安装，确认 template/GY-F003-cleaned.docx 存在</w:t>
+            </w:r>
+          </w:p>
+        </w:tc>
+      </w:tr>
+      <w:tr>
+        <w:tc>
+          <w:tcPr>
+            <w:tcW w:type="dxa" w:w="4929"/>
+          </w:tcPr>
+          <w:p>
+            <w:pPr>
+              <w:spacing w:after="40"/>
+            </w:pPr>
+            <w:r/>
+            <w:r>
+              <w:rPr>
+                <w:rFonts w:ascii="微软雅黑" w:hAnsi="微软雅黑" w:eastAsia="微软雅黑"/>
+                <w:b w:val="0"/>
+                <w:color w:val="1E2433"/>
+                <w:sz w:val="16"/>
+              </w:rPr>
+              <w:t>Python 不可用</w:t>
+            </w:r>
+          </w:p>
+        </w:tc>
+        <w:tc>
+          <w:tcPr>
+            <w:tcW w:type="dxa" w:w="4929"/>
+          </w:tcPr>
+          <w:p>
+            <w:pPr>
+              <w:spacing w:after="40"/>
+            </w:pPr>
+            <w:r/>
+            <w:r>
+              <w:rPr>
+                <w:rFonts w:ascii="微软雅黑" w:hAnsi="微软雅黑" w:eastAsia="微软雅黑"/>
+                <w:b w:val="0"/>
+                <w:color w:val="1E2433"/>
+                <w:sz w:val="16"/>
+              </w:rPr>
+              <w:t>检查 DSH 运行时；重新安装</w:t>
+            </w:r>
+          </w:p>
+        </w:tc>
+      </w:tr>
+      <w:tr>
+        <w:tc>
+          <w:tcPr>
+            <w:tcW w:type="dxa" w:w="4929"/>
+          </w:tcPr>
+          <w:p>
+            <w:pPr>
+              <w:spacing w:after="40"/>
+            </w:pPr>
+            <w:r/>
+            <w:r>
+              <w:rPr>
+                <w:rFonts w:ascii="微软雅黑" w:hAnsi="微软雅黑" w:eastAsia="微软雅黑"/>
+                <w:b w:val="0"/>
+                <w:color w:val="1E2433"/>
+                <w:sz w:val="16"/>
+              </w:rPr>
+              <w:t>字体缺失</w:t>
+            </w:r>
+          </w:p>
+        </w:tc>
+        <w:tc>
+          <w:tcPr>
+            <w:tcW w:type="dxa" w:w="4929"/>
+          </w:tcPr>
+          <w:p>
+            <w:pPr>
+              <w:spacing w:after="40"/>
+            </w:pPr>
+            <w:r/>
+            <w:r>
+              <w:rPr>
+                <w:rFonts w:ascii="微软雅黑" w:hAnsi="微软雅黑" w:eastAsia="微软雅黑"/>
+                <w:b w:val="0"/>
+                <w:color w:val="1E2433"/>
+                <w:sz w:val="16"/>
+              </w:rPr>
+              <w:t>按提示安装 HarmonyOS Sans，不阻断主流程</w:t>
+            </w:r>
+          </w:p>
+        </w:tc>
+      </w:tr>
+    </w:tbl>
+    <w:p>
+      <w:pPr>
+        <w:spacing w:after="40"/>
+      </w:pPr>
+    </w:p>
+    <w:p>
+      <w:pPr>
+        <w:spacing w:before="160" w:after="80" w:line="312" w:lineRule="auto"/>
+      </w:pPr>
+      <w:r>
+        <w:rPr>
+          <w:rFonts w:ascii="微软雅黑" w:hAnsi="微软雅黑" w:eastAsia="微软雅黑"/>
+          <w:b/>
+          <w:color w:val="1E2433"/>
+          <w:sz w:val="25"/>
+        </w:rPr>
+        <w:t>10. 升级后配置丢了</w:t>
+      </w:r>
+    </w:p>
+    <w:p>
+      <w:pPr>
+        <w:spacing w:before="0" w:after="80" w:line="312" w:lineRule="auto"/>
+      </w:pPr>
+      <w:r>
+        <w:rPr>
+          <w:rFonts w:ascii="微软雅黑" w:hAnsi="微软雅黑" w:eastAsia="微软雅黑"/>
+          <w:b w:val="0"/>
+          <w:color w:val="1E2433"/>
+          <w:sz w:val="21"/>
+        </w:rPr>
+        <w:t>安装器会备份原配置：</w:t>
+      </w:r>
+    </w:p>
+    <w:p>
+      <w:pPr>
+        <w:spacing w:before="60" w:after="120"/>
+        <w:ind w:left="227"/>
+        <w:shd w:val="clear" w:color="auto" w:fill="F3F4F8"/>
+      </w:pPr>
+      <w:r>
+        <w:rPr>
+          <w:rFonts w:ascii="Consolas" w:hAnsi="Consolas" w:eastAsia="Consolas"/>
+          <w:b w:val="0"/>
+          <w:color w:val="252A3A"/>
+          <w:sz w:val="17"/>
+        </w:rPr>
+        <w:t>cordis.patch.yml.bak-&lt;时间戳&gt;</w:t>
+        <w:br/>
+        <w:t>package.json.bak-&lt;时间戳&gt;</w:t>
+      </w:r>
+    </w:p>
+    <w:p>
+      <w:pPr>
+        <w:spacing w:before="0" w:after="80" w:line="312" w:lineRule="auto"/>
+      </w:pPr>
+      <w:r>
+        <w:rPr>
+          <w:rFonts w:ascii="微软雅黑" w:hAnsi="微软雅黑" w:eastAsia="微软雅黑"/>
+          <w:b w:val="0"/>
+          <w:color w:val="1E2433"/>
+          <w:sz w:val="21"/>
+        </w:rPr>
+        <w:t>在 profile 目录找到备份，对比恢复 jswj-draft 配置块。</w:t>
+      </w:r>
+    </w:p>
+    <w:p>
+      <w:pPr>
+        <w:spacing w:before="40" w:after="120"/>
+        <w:pBdr>
+          <w:bottom w:val="single" w:sz="6" w:color="D9DDE8"/>
+        </w:pBdr>
+      </w:pPr>
+    </w:p>
+    <w:p>
+      <w:pPr>
+        <w:spacing w:before="240" w:after="80" w:line="312" w:lineRule="auto"/>
+      </w:pPr>
+      <w:r>
+        <w:rPr>
+          <w:rFonts w:ascii="微软雅黑" w:hAnsi="微软雅黑" w:eastAsia="微软雅黑"/>
+          <w:b/>
+          <w:color w:val="3B3FB6"/>
+          <w:sz w:val="30"/>
+        </w:rPr>
+        <w:t>五、升级与卸载</w:t>
+      </w:r>
+    </w:p>
+    <w:p>
+      <w:pPr>
+        <w:spacing w:before="160" w:after="80" w:line="312" w:lineRule="auto"/>
+      </w:pPr>
+      <w:r>
+        <w:rPr>
+          <w:rFonts w:ascii="微软雅黑" w:hAnsi="微软雅黑" w:eastAsia="微软雅黑"/>
+          <w:b/>
+          <w:color w:val="1E2433"/>
+          <w:sz w:val="25"/>
+        </w:rPr>
+        <w:t>升级</w:t>
+      </w:r>
+    </w:p>
+    <w:p>
+      <w:pPr>
+        <w:pStyle w:val="ListNumber"/>
+        <w:spacing w:after="40"/>
+      </w:pPr>
+      <w:r>
+        <w:rPr>
+          <w:rFonts w:ascii="微软雅黑" w:hAnsi="微软雅黑" w:eastAsia="微软雅黑"/>
+          <w:b w:val="0"/>
+          <w:color w:val="1E2433"/>
+          <w:sz w:val="21"/>
+        </w:rPr>
+        <w:t>完全退出 DSH</w:t>
+      </w:r>
+    </w:p>
+    <w:p>
+      <w:pPr>
+        <w:pStyle w:val="ListNumber"/>
+        <w:spacing w:after="40"/>
+      </w:pPr>
+      <w:r>
+        <w:rPr>
+          <w:rFonts w:ascii="微软雅黑" w:hAnsi="微软雅黑" w:eastAsia="微软雅黑"/>
+          <w:b w:val="0"/>
+          <w:color w:val="1E2433"/>
+          <w:sz w:val="21"/>
+        </w:rPr>
+        <w:t>直接运行新版安装器</w:t>
+      </w:r>
+    </w:p>
+    <w:p>
+      <w:pPr>
+        <w:pStyle w:val="ListNumber"/>
+        <w:spacing w:after="40"/>
+      </w:pPr>
+      <w:r>
+        <w:rPr>
+          <w:rFonts w:ascii="微软雅黑" w:hAnsi="微软雅黑" w:eastAsia="微软雅黑"/>
+          <w:b w:val="0"/>
+          <w:color w:val="1E2433"/>
+          <w:sz w:val="21"/>
+        </w:rPr>
+        <w:t>重新输入 appId / appSecret</w:t>
+      </w:r>
+    </w:p>
+    <w:p>
+      <w:pPr>
+        <w:pStyle w:val="ListNumber"/>
+        <w:spacing w:after="40"/>
+      </w:pPr>
+      <w:r>
+        <w:rPr>
+          <w:rFonts w:ascii="微软雅黑" w:hAnsi="微软雅黑" w:eastAsia="微软雅黑"/>
+          <w:b w:val="0"/>
+          <w:color w:val="1E2433"/>
+          <w:sz w:val="21"/>
+        </w:rPr>
+        <w:t>重开 DSH，自检</w:t>
+      </w:r>
+    </w:p>
+    <w:p>
+      <w:pPr>
+        <w:spacing w:before="0" w:after="80" w:line="312" w:lineRule="auto"/>
+      </w:pPr>
+      <w:r>
+        <w:rPr>
+          <w:rFonts w:ascii="微软雅黑" w:hAnsi="微软雅黑" w:eastAsia="微软雅黑"/>
+          <w:b w:val="0"/>
+          <w:color w:val="1E2433"/>
+          <w:sz w:val="21"/>
+        </w:rPr>
+        <w:t>任务数据保存在：</w:t>
+      </w:r>
+    </w:p>
+    <w:p>
+      <w:pPr>
+        <w:spacing w:before="60" w:after="120"/>
+        <w:ind w:left="227"/>
+        <w:shd w:val="clear" w:color="auto" w:fill="F3F4F8"/>
+      </w:pPr>
+      <w:r>
+        <w:rPr>
+          <w:rFonts w:ascii="Consolas" w:hAnsi="Consolas" w:eastAsia="Consolas"/>
+          <w:b w:val="0"/>
+          <w:color w:val="252A3A"/>
+          <w:sz w:val="17"/>
+        </w:rPr>
+        <w:t>~/.dsh/jswj-tasks</w:t>
+      </w:r>
+    </w:p>
+    <w:p>
+      <w:pPr>
+        <w:spacing w:before="0" w:after="80" w:line="312" w:lineRule="auto"/>
+      </w:pPr>
+      <w:r>
+        <w:rPr>
+          <w:rFonts w:ascii="微软雅黑" w:hAnsi="微软雅黑" w:eastAsia="微软雅黑"/>
+          <w:b w:val="0"/>
+          <w:color w:val="1E2433"/>
+          <w:sz w:val="21"/>
+        </w:rPr>
+        <w:t>升级不会删除任务。</w:t>
+      </w:r>
+    </w:p>
+    <w:p>
+      <w:pPr>
+        <w:spacing w:before="160" w:after="80" w:line="312" w:lineRule="auto"/>
+      </w:pPr>
+      <w:r>
+        <w:rPr>
+          <w:rFonts w:ascii="微软雅黑" w:hAnsi="微软雅黑" w:eastAsia="微软雅黑"/>
+          <w:b/>
+          <w:color w:val="1E2433"/>
+          <w:sz w:val="25"/>
+        </w:rPr>
+        <w:t>卸载</w:t>
+      </w:r>
+    </w:p>
+    <w:p>
+      <w:pPr>
+        <w:pStyle w:val="ListNumber"/>
+        <w:spacing w:after="40"/>
+      </w:pPr>
+      <w:r>
+        <w:rPr>
+          <w:rFonts w:ascii="微软雅黑" w:hAnsi="微软雅黑" w:eastAsia="微软雅黑"/>
+          <w:b w:val="0"/>
+          <w:color w:val="1E2433"/>
+          <w:sz w:val="21"/>
+        </w:rPr>
+        <w:t>关闭 DSH</w:t>
+      </w:r>
+    </w:p>
+    <w:p>
+      <w:pPr>
+        <w:pStyle w:val="ListNumber"/>
+        <w:spacing w:after="40"/>
+      </w:pPr>
+      <w:r>
+        <w:rPr>
+          <w:rFonts w:ascii="微软雅黑" w:hAnsi="微软雅黑" w:eastAsia="微软雅黑"/>
+          <w:b w:val="0"/>
+          <w:color w:val="1E2433"/>
+          <w:sz w:val="21"/>
+        </w:rPr>
+        <w:t>在插件管理里禁用/移除 @govy/dsh-plugin-jswj-draft</w:t>
+      </w:r>
+    </w:p>
+    <w:p>
+      <w:pPr>
+        <w:pStyle w:val="ListNumber"/>
+        <w:spacing w:after="40"/>
+      </w:pPr>
+      <w:r>
+        <w:rPr>
+          <w:rFonts w:ascii="微软雅黑" w:hAnsi="微软雅黑" w:eastAsia="微软雅黑"/>
+          <w:b w:val="0"/>
+          <w:color w:val="1E2433"/>
+          <w:sz w:val="21"/>
+        </w:rPr>
+        <w:t>删除 %LOCALAPPDATA%\JSWJ-Draft</w:t>
+      </w:r>
+    </w:p>
+    <w:p>
+      <w:pPr>
+        <w:pStyle w:val="ListNumber"/>
+        <w:spacing w:after="40"/>
+      </w:pPr>
+      <w:r>
+        <w:rPr>
+          <w:rFonts w:ascii="微软雅黑" w:hAnsi="微软雅黑" w:eastAsia="微软雅黑"/>
+          <w:b w:val="0"/>
+          <w:color w:val="1E2433"/>
+          <w:sz w:val="21"/>
+        </w:rPr>
+        <w:t>删除 profile 的 jswj-draft 配置块</w:t>
+      </w:r>
+    </w:p>
+    <w:p>
+      <w:pPr>
+        <w:pStyle w:val="ListNumber"/>
+        <w:spacing w:after="40"/>
+      </w:pPr>
+      <w:r>
+        <w:rPr>
+          <w:rFonts w:ascii="微软雅黑" w:hAnsi="微软雅黑" w:eastAsia="微软雅黑"/>
+          <w:b w:val="0"/>
+          <w:color w:val="1E2433"/>
+          <w:sz w:val="21"/>
+        </w:rPr>
+        <w:t>任务数据按需保留或删除</w:t>
+      </w:r>
+    </w:p>
+    <w:p>
+      <w:pPr>
+        <w:spacing w:before="40" w:after="120"/>
+        <w:pBdr>
+          <w:bottom w:val="single" w:sz="6" w:color="D9DDE8"/>
+        </w:pBdr>
+      </w:pPr>
+    </w:p>
+    <w:p>
+      <w:pPr>
+        <w:spacing w:before="240" w:after="80" w:line="312" w:lineRule="auto"/>
+      </w:pPr>
+      <w:r>
+        <w:rPr>
+          <w:rFonts w:ascii="微软雅黑" w:hAnsi="微软雅黑" w:eastAsia="微软雅黑"/>
+          <w:b/>
+          <w:color w:val="3B3FB6"/>
+          <w:sz w:val="30"/>
+        </w:rPr>
+        <w:t>六、手动安装（备用）</w:t>
+      </w:r>
+    </w:p>
+    <w:p>
+      <w:pPr>
+        <w:spacing w:before="0" w:after="80" w:line="312" w:lineRule="auto"/>
+      </w:pPr>
+      <w:r>
+        <w:rPr>
+          <w:rFonts w:ascii="微软雅黑" w:hAnsi="微软雅黑" w:eastAsia="微软雅黑"/>
+          <w:b w:val="0"/>
+          <w:color w:val="1E2433"/>
+          <w:sz w:val="21"/>
+        </w:rPr>
+        <w:t>只有在安装器被安全软件拦截，或需要装到自定义目录时才用。</w:t>
+      </w:r>
+    </w:p>
+    <w:p>
+      <w:pPr>
+        <w:spacing w:before="160" w:after="80" w:line="312" w:lineRule="auto"/>
+      </w:pPr>
+      <w:r>
+        <w:rPr>
+          <w:rFonts w:ascii="微软雅黑" w:hAnsi="微软雅黑" w:eastAsia="微软雅黑"/>
+          <w:b/>
+          <w:color w:val="1E2433"/>
+          <w:sz w:val="25"/>
+        </w:rPr>
+        <w:t>1. 解压</w:t>
+      </w:r>
+    </w:p>
+    <w:p>
+      <w:pPr>
+        <w:spacing w:before="0" w:after="80" w:line="312" w:lineRule="auto"/>
+      </w:pPr>
+      <w:r>
+        <w:rPr>
+          <w:rFonts w:ascii="微软雅黑" w:hAnsi="微软雅黑" w:eastAsia="微软雅黑"/>
+          <w:b w:val="0"/>
+          <w:color w:val="1E2433"/>
+          <w:sz w:val="21"/>
+        </w:rPr>
+        <w:t>下载：</w:t>
+      </w:r>
+    </w:p>
+    <w:p>
+      <w:pPr>
+        <w:spacing w:before="60" w:after="120"/>
+        <w:ind w:left="227"/>
+        <w:shd w:val="clear" w:color="auto" w:fill="F3F4F8"/>
+      </w:pPr>
+      <w:r>
+        <w:rPr>
+          <w:rFonts w:ascii="Consolas" w:hAnsi="Consolas" w:eastAsia="Consolas"/>
+          <w:b w:val="0"/>
+          <w:color w:val="252A3A"/>
+          <w:sz w:val="17"/>
+        </w:rPr>
+        <w:t>jswj-draft-plugin-0.7.0-beta.1.zip</w:t>
+      </w:r>
+    </w:p>
+    <w:p>
+      <w:pPr>
+        <w:spacing w:before="0" w:after="80" w:line="312" w:lineRule="auto"/>
+      </w:pPr>
+      <w:r>
+        <w:rPr>
+          <w:rFonts w:ascii="微软雅黑" w:hAnsi="微软雅黑" w:eastAsia="微软雅黑"/>
+          <w:b w:val="0"/>
+          <w:color w:val="1E2433"/>
+          <w:sz w:val="21"/>
+        </w:rPr>
+        <w:t>解压到固定目录，例如：</w:t>
+      </w:r>
+    </w:p>
+    <w:p>
+      <w:pPr>
+        <w:spacing w:before="60" w:after="120"/>
+        <w:ind w:left="227"/>
+        <w:shd w:val="clear" w:color="auto" w:fill="F3F4F8"/>
+      </w:pPr>
+      <w:r>
+        <w:rPr>
+          <w:rFonts w:ascii="Consolas" w:hAnsi="Consolas" w:eastAsia="Consolas"/>
+          <w:b w:val="0"/>
+          <w:color w:val="252A3A"/>
+          <w:sz w:val="17"/>
+        </w:rPr>
+        <w:t>D:\DSH\plugins\jswj-draft</w:t>
+      </w:r>
+    </w:p>
+    <w:p>
+      <w:pPr>
+        <w:spacing w:before="0" w:after="80" w:line="312" w:lineRule="auto"/>
+      </w:pPr>
+      <w:r>
+        <w:rPr>
+          <w:rFonts w:ascii="微软雅黑" w:hAnsi="微软雅黑" w:eastAsia="微软雅黑"/>
+          <w:b w:val="0"/>
+          <w:color w:val="1E2433"/>
+          <w:sz w:val="21"/>
+        </w:rPr>
+        <w:t>目录里必须能看到 package.json。</w:t>
+      </w:r>
+    </w:p>
+    <w:p>
+      <w:pPr>
+        <w:spacing w:before="80" w:after="120"/>
+        <w:jc w:val="center"/>
+      </w:pPr>
+      <w:r>
+        <w:drawing>
+          <wp:inline xmlns:a="http://schemas.openxmlformats.org/drawingml/2006/main" xmlns:pic="http://schemas.openxmlformats.org/drawingml/2006/picture">
+            <wp:extent cx="5940000" cy="3564000"/>
+            <wp:docPr id="4" name="Picture 4"/>
+            <wp:cNvGraphicFramePr>
+              <a:graphicFrameLocks noChangeAspect="1"/>
+            </wp:cNvGraphicFramePr>
+            <a:graphic>
+              <a:graphicData uri="http://schemas.openxmlformats.org/drawingml/2006/picture">
+                <pic:pic>
+                  <pic:nvPicPr>
+                    <pic:cNvPr id="0" name="install-folder.png"/>
+                    <pic:cNvPicPr/>
+                  </pic:nvPicPr>
+                  <pic:blipFill>
+                    <a:blip r:embed="rId12"/>
+                    <a:stretch>
+                      <a:fillRect/>
+                    </a:stretch>
+                  </pic:blipFill>
+                  <pic:spPr>
+                    <a:xfrm>
+                      <a:off x="0" y="0"/>
+                      <a:ext cx="5940000" cy="3564000"/>
+                    </a:xfrm>
+                    <a:prstGeom prst="rect"/>
+                  </pic:spPr>
+                </pic:pic>
+              </a:graphicData>
+            </a:graphic>
+          </wp:inline>
+        </w:drawing>
+      </w:r>
+    </w:p>
+    <w:p>
+      <w:pPr>
+        <w:spacing w:before="160" w:after="80" w:line="312" w:lineRule="auto"/>
+      </w:pPr>
+      <w:r>
+        <w:rPr>
+          <w:rFonts w:ascii="微软雅黑" w:hAnsi="微软雅黑" w:eastAsia="微软雅黑"/>
+          <w:b/>
+          <w:color w:val="1E2433"/>
+          <w:sz w:val="25"/>
+        </w:rPr>
+        <w:t>2. 安装 bundle</w:t>
+      </w:r>
+    </w:p>
+    <w:p>
+      <w:pPr>
+        <w:pStyle w:val="ListNumber"/>
+        <w:spacing w:after="40"/>
+      </w:pPr>
+      <w:r>
+        <w:rPr>
+          <w:rFonts w:ascii="微软雅黑" w:hAnsi="微软雅黑" w:eastAsia="微软雅黑"/>
+          <w:b w:val="0"/>
+          <w:color w:val="1E2433"/>
+          <w:sz w:val="21"/>
+        </w:rPr>
+        <w:t>打开 DSH</w:t>
+      </w:r>
+    </w:p>
+    <w:p>
+      <w:pPr>
+        <w:pStyle w:val="ListNumber"/>
+        <w:spacing w:after="40"/>
+      </w:pPr>
+      <w:r>
+        <w:rPr>
+          <w:rFonts w:ascii="微软雅黑" w:hAnsi="微软雅黑" w:eastAsia="微软雅黑"/>
+          <w:b w:val="0"/>
+          <w:color w:val="1E2433"/>
+          <w:sz w:val="21"/>
+        </w:rPr>
+        <w:t>进入「插件管理」</w:t>
+      </w:r>
+    </w:p>
+    <w:p>
+      <w:pPr>
+        <w:pStyle w:val="ListNumber"/>
+        <w:spacing w:after="40"/>
+      </w:pPr>
+      <w:r>
+        <w:rPr>
+          <w:rFonts w:ascii="微软雅黑" w:hAnsi="微软雅黑" w:eastAsia="微软雅黑"/>
+          <w:b w:val="0"/>
+          <w:color w:val="1E2433"/>
+          <w:sz w:val="21"/>
+        </w:rPr>
+        <w:t>选择「安装本地 bundle」</w:t>
+      </w:r>
+    </w:p>
+    <w:p>
+      <w:pPr>
+        <w:pStyle w:val="ListNumber"/>
+        <w:spacing w:after="40"/>
+      </w:pPr>
+      <w:r>
+        <w:rPr>
+          <w:rFonts w:ascii="微软雅黑" w:hAnsi="微软雅黑" w:eastAsia="微软雅黑"/>
+          <w:b w:val="0"/>
+          <w:color w:val="1E2433"/>
+          <w:sz w:val="21"/>
+        </w:rPr>
+        <w:t>选择包含 package.json 的 jswj-draft 目录</w:t>
+      </w:r>
+    </w:p>
+    <w:p>
+      <w:pPr>
+        <w:pStyle w:val="ListNumber"/>
+        <w:spacing w:after="40"/>
+      </w:pPr>
+      <w:r>
+        <w:rPr>
+          <w:rFonts w:ascii="微软雅黑" w:hAnsi="微软雅黑" w:eastAsia="微软雅黑"/>
+          <w:b w:val="0"/>
+          <w:color w:val="1E2433"/>
+          <w:sz w:val="21"/>
+        </w:rPr>
+        <w:t>启用并重载 DSH</w:t>
+      </w:r>
+    </w:p>
+    <w:p>
+      <w:pPr>
+        <w:spacing w:before="160" w:after="80" w:line="312" w:lineRule="auto"/>
+      </w:pPr>
+      <w:r>
+        <w:rPr>
+          <w:rFonts w:ascii="微软雅黑" w:hAnsi="微软雅黑" w:eastAsia="微软雅黑"/>
+          <w:b/>
+          <w:color w:val="1E2433"/>
+          <w:sz w:val="25"/>
+        </w:rPr>
+        <w:t>3. 写配置</w:t>
+      </w:r>
+    </w:p>
+    <w:p>
+      <w:pPr>
+        <w:spacing w:before="0" w:after="80" w:line="312" w:lineRule="auto"/>
+      </w:pPr>
+      <w:r>
+        <w:rPr>
+          <w:rFonts w:ascii="微软雅黑" w:hAnsi="微软雅黑" w:eastAsia="微软雅黑"/>
+          <w:b w:val="0"/>
+          <w:color w:val="1E2433"/>
+          <w:sz w:val="21"/>
+        </w:rPr>
+        <w:t>关闭 DSH，编辑：</w:t>
+      </w:r>
+    </w:p>
+    <w:p>
+      <w:pPr>
+        <w:spacing w:before="60" w:after="120"/>
+        <w:ind w:left="227"/>
+        <w:shd w:val="clear" w:color="auto" w:fill="F3F4F8"/>
+      </w:pPr>
+      <w:r>
+        <w:rPr>
+          <w:rFonts w:ascii="Consolas" w:hAnsi="Consolas" w:eastAsia="Consolas"/>
+          <w:b w:val="0"/>
+          <w:color w:val="252A3A"/>
+          <w:sz w:val="17"/>
+        </w:rPr>
+        <w:t>%USERPROFILE%\.dsh\profiles\desktop\cordis.patch.yml</w:t>
+      </w:r>
+    </w:p>
+    <w:p>
+      <w:pPr>
+        <w:spacing w:before="0" w:after="80" w:line="312" w:lineRule="auto"/>
+      </w:pPr>
+      <w:r>
+        <w:rPr>
+          <w:rFonts w:ascii="微软雅黑" w:hAnsi="微软雅黑" w:eastAsia="微软雅黑"/>
+          <w:b w:val="0"/>
+          <w:color w:val="1E2433"/>
+          <w:sz w:val="21"/>
+        </w:rPr>
+        <w:t>追加：</w:t>
+      </w:r>
+    </w:p>
+    <w:p>
+      <w:pPr>
+        <w:spacing w:before="60" w:after="120"/>
+        <w:ind w:left="227"/>
+        <w:shd w:val="clear" w:color="auto" w:fill="F3F4F8"/>
+      </w:pPr>
+      <w:r>
+        <w:rPr>
+          <w:rFonts w:ascii="Consolas" w:hAnsi="Consolas" w:eastAsia="Consolas"/>
+          <w:b w:val="0"/>
+          <w:color w:val="252A3A"/>
+          <w:sz w:val="17"/>
+        </w:rPr>
+        <w:t>- id: jswj-draft</w:t>
+        <w:br/>
+        <w:t xml:space="preserve">  config:</w:t>
+        <w:br/>
+        <w:t xml:space="preserve">    appId: "cli_xxxxxxxxxxxxxxxx"</w:t>
+        <w:br/>
+        <w:t xml:space="preserve">    appSecret: "xxxxxxxxxxxxxxxxxxxxxxxxxxxxxxxx"</w:t>
+        <w:br/>
+        <w:t xml:space="preserve">    spaceId: "7698962670346636559"</w:t>
+        <w:br/>
+        <w:t xml:space="preserve">    draftRootToken: "K3NpwxFzribxgOkzFxaczeH7nXf"</w:t>
+        <w:br/>
+        <w:t xml:space="preserve">    wikiBaseUrl: "https://govy.feishu.cn"</w:t>
+        <w:br/>
+        <w:t xml:space="preserve">    summaryWikiToken: "P77ZwJyDIiIfoJkmUVccrk7mnfc"</w:t>
+      </w:r>
+    </w:p>
+    <w:p>
+      <w:pPr>
+        <w:spacing w:before="0" w:after="80" w:line="312" w:lineRule="auto"/>
+      </w:pPr>
+      <w:r>
+        <w:rPr>
+          <w:rFonts w:ascii="微软雅黑" w:hAnsi="微软雅黑" w:eastAsia="微软雅黑"/>
+          <w:b w:val="0"/>
+          <w:color w:val="1E2433"/>
+          <w:sz w:val="21"/>
+        </w:rPr>
+        <w:t>只改 appId / appSecret，其他项保持预置值。</w:t>
+      </w:r>
+    </w:p>
+    <w:p>
+      <w:pPr>
+        <w:spacing w:before="80" w:after="120"/>
+        <w:jc w:val="center"/>
+      </w:pPr>
+      <w:r>
+        <w:drawing>
+          <wp:inline xmlns:a="http://schemas.openxmlformats.org/drawingml/2006/main" xmlns:pic="http://schemas.openxmlformats.org/drawingml/2006/picture">
+            <wp:extent cx="5940000" cy="3564000"/>
+            <wp:docPr id="5" name="Picture 5"/>
+            <wp:cNvGraphicFramePr>
+              <a:graphicFrameLocks noChangeAspect="1"/>
+            </wp:cNvGraphicFramePr>
+            <a:graphic>
+              <a:graphicData uri="http://schemas.openxmlformats.org/drawingml/2006/picture">
+                <pic:pic>
+                  <pic:nvPicPr>
+                    <pic:cNvPr id="0" name="install-config.png"/>
+                    <pic:cNvPicPr/>
+                  </pic:nvPicPr>
+                  <pic:blipFill>
+                    <a:blip r:embed="rId13"/>
+                    <a:stretch>
+                      <a:fillRect/>
+                    </a:stretch>
+                  </pic:blipFill>
+                  <pic:spPr>
+                    <a:xfrm>
+                      <a:off x="0" y="0"/>
+                      <a:ext cx="5940000" cy="3564000"/>
+                    </a:xfrm>
+                    <a:prstGeom prst="rect"/>
+                  </pic:spPr>
+                </pic:pic>
+              </a:graphicData>
+            </a:graphic>
+          </wp:inline>
+        </w:drawing>
+      </w:r>
+    </w:p>
+    <w:p>
+      <w:pPr>
+        <w:spacing w:before="160" w:after="80" w:line="312" w:lineRule="auto"/>
+      </w:pPr>
+      <w:r>
+        <w:rPr>
+          <w:rFonts w:ascii="微软雅黑" w:hAnsi="微软雅黑" w:eastAsia="微软雅黑"/>
+          <w:b/>
+          <w:color w:val="1E2433"/>
+          <w:sz w:val="25"/>
+        </w:rPr>
+        <w:t>4. 重启并自检</w:t>
+      </w:r>
+    </w:p>
+    <w:p>
+      <w:pPr>
+        <w:spacing w:before="0" w:after="80" w:line="312" w:lineRule="auto"/>
+      </w:pPr>
+      <w:r>
+        <w:rPr>
+          <w:rFonts w:ascii="微软雅黑" w:hAnsi="微软雅黑" w:eastAsia="微软雅黑"/>
+          <w:b w:val="0"/>
+          <w:color w:val="1E2433"/>
+          <w:sz w:val="21"/>
+        </w:rPr>
+        <w:t>重开 DSH，打开「技术文件起草」，点「插件自检」。</w:t>
+      </w:r>
+    </w:p>
+    <w:p>
+      <w:pPr>
+        <w:spacing w:before="40" w:after="120"/>
+        <w:pBdr>
+          <w:bottom w:val="single" w:sz="6" w:color="D9DDE8"/>
+        </w:pBdr>
+      </w:pPr>
+    </w:p>
+    <w:p>
+      <w:pPr>
+        <w:spacing w:before="240" w:after="80" w:line="312" w:lineRule="auto"/>
+      </w:pPr>
+      <w:r>
+        <w:rPr>
+          <w:rFonts w:ascii="微软雅黑" w:hAnsi="微软雅黑" w:eastAsia="微软雅黑"/>
+          <w:b/>
+          <w:color w:val="3B3FB6"/>
+          <w:sz w:val="30"/>
+        </w:rPr>
+        <w:t>七、安装器实际做了什么</w:t>
+      </w:r>
+    </w:p>
+    <w:p>
+      <w:pPr>
+        <w:spacing w:before="0" w:after="80" w:line="312" w:lineRule="auto"/>
+      </w:pPr>
+      <w:r>
+        <w:rPr>
+          <w:rFonts w:ascii="微软雅黑" w:hAnsi="微软雅黑" w:eastAsia="微软雅黑"/>
+          <w:b w:val="0"/>
+          <w:color w:val="1E2433"/>
+          <w:sz w:val="21"/>
+        </w:rPr>
+        <w:t>安装器不会改系统目录，也不会写注册表。它只做：</w:t>
+      </w:r>
+    </w:p>
+    <w:p>
+      <w:pPr>
+        <w:spacing w:before="60" w:after="120"/>
+        <w:ind w:left="227"/>
+        <w:shd w:val="clear" w:color="auto" w:fill="F3F4F8"/>
+      </w:pPr>
+      <w:r>
+        <w:rPr>
+          <w:rFonts w:ascii="Consolas" w:hAnsi="Consolas" w:eastAsia="Consolas"/>
+          <w:b w:val="0"/>
+          <w:color w:val="252A3A"/>
+          <w:sz w:val="17"/>
+        </w:rPr>
+        <w:t>复制插件</w:t>
+        <w:br/>
+        <w:t xml:space="preserve">  → %LOCALAPPDATA%\JSWJ-Draft\plugin</w:t>
+        <w:br/>
+        <w:br/>
+        <w:t>登记 bundle</w:t>
+        <w:br/>
+        <w:t xml:space="preserve">  → %USERPROFILE%\.dsh\profiles\desktop\package.json</w:t>
+        <w:br/>
+        <w:br/>
+        <w:t>建立依赖</w:t>
+        <w:br/>
+        <w:t xml:space="preserve">  → node_modules\@govy\dsh-plugin-jswj-draft</w:t>
+        <w:br/>
+        <w:br/>
+        <w:t>写配置</w:t>
+        <w:br/>
+        <w:t xml:space="preserve">  → %USERPROFILE%\.dsh\profiles\desktop\cordis.patch.yml</w:t>
+      </w:r>
+    </w:p>
+    <w:p>
+      <w:pPr>
+        <w:spacing w:before="0" w:after="80" w:line="312" w:lineRule="auto"/>
+      </w:pPr>
+      <w:r>
+        <w:rPr>
+          <w:rFonts w:ascii="微软雅黑" w:hAnsi="微软雅黑" w:eastAsia="微软雅黑"/>
+          <w:b w:val="0"/>
+          <w:color w:val="1E2433"/>
+          <w:sz w:val="21"/>
+        </w:rPr>
+        <w:t>修改前会生成 .bak-&lt;时间戳&gt; 备份。</w:t>
+      </w:r>
+    </w:p>
+    <w:p>
+      <w:pPr>
+        <w:spacing w:before="40" w:after="120"/>
+        <w:pBdr>
+          <w:bottom w:val="single" w:sz="6" w:color="D9DDE8"/>
+        </w:pBdr>
+      </w:pPr>
+    </w:p>
+    <w:p>
+      <w:pPr>
+        <w:spacing w:before="240" w:after="80" w:line="312" w:lineRule="auto"/>
+      </w:pPr>
+      <w:r>
+        <w:rPr>
+          <w:rFonts w:ascii="微软雅黑" w:hAnsi="微软雅黑" w:eastAsia="微软雅黑"/>
+          <w:b/>
+          <w:color w:val="3B3FB6"/>
+          <w:sz w:val="30"/>
+        </w:rPr>
+        <w:t>八、安全说明</w:t>
+      </w:r>
+    </w:p>
+    <w:p>
+      <w:pPr>
+        <w:pStyle w:val="ListBullet"/>
+        <w:spacing w:after="40"/>
+      </w:pPr>
+      <w:r>
+        <w:rPr>
+          <w:rFonts w:ascii="微软雅黑" w:hAnsi="微软雅黑" w:eastAsia="微软雅黑"/>
+          <w:b w:val="0"/>
+          <w:color w:val="1E2433"/>
+          <w:sz w:val="21"/>
+        </w:rPr>
+        <w:t>appSecret 只保存在本机 profile，不上传。</w:t>
+      </w:r>
+    </w:p>
+    <w:p>
+      <w:pPr>
+        <w:pStyle w:val="ListBullet"/>
+        <w:spacing w:after="40"/>
+      </w:pPr>
+      <w:r>
+        <w:rPr>
+          <w:rFonts w:ascii="微软雅黑" w:hAnsi="微软雅黑" w:eastAsia="微软雅黑"/>
+          <w:b w:val="0"/>
+          <w:color w:val="1E2433"/>
+          <w:sz w:val="21"/>
+        </w:rPr>
+        <w:t>安装器不收集电脑信息。</w:t>
+      </w:r>
+    </w:p>
+    <w:p>
+      <w:pPr>
+        <w:pStyle w:val="ListBullet"/>
+        <w:spacing w:after="40"/>
+      </w:pPr>
+      <w:r>
+        <w:rPr>
+          <w:rFonts w:ascii="微软雅黑" w:hAnsi="微软雅黑" w:eastAsia="微软雅黑"/>
+          <w:b w:val="0"/>
+          <w:color w:val="1E2433"/>
+          <w:sz w:val="21"/>
+        </w:rPr>
+        <w:t>安装器没有代码签名，Windows 可能提示未知发布者。</w:t>
+      </w:r>
+    </w:p>
+    <w:p>
+      <w:pPr>
+        <w:pStyle w:val="ListBullet"/>
+        <w:spacing w:after="40"/>
+      </w:pPr>
+      <w:r>
+        <w:rPr>
+          <w:rFonts w:ascii="微软雅黑" w:hAnsi="微软雅黑" w:eastAsia="微软雅黑"/>
+          <w:b w:val="0"/>
+          <w:color w:val="1E2433"/>
+          <w:sz w:val="21"/>
+        </w:rPr>
+        <w:t>不要把 profile 配置文件、安装器日志或 appSecret 发到群里。</w:t>
+      </w:r>
+    </w:p>
+    <w:p>
+      <w:pPr>
+        <w:pStyle w:val="ListBullet"/>
+        <w:spacing w:after="40"/>
+      </w:pPr>
+      <w:r>
+        <w:rPr>
+          <w:rFonts w:ascii="微软雅黑" w:hAnsi="微软雅黑" w:eastAsia="微软雅黑"/>
+          <w:b w:val="0"/>
+          <w:color w:val="1E2433"/>
+          <w:sz w:val="21"/>
+        </w:rPr>
+        <w:t>公司网络无法访问 GitHub 时，把安装器和插件包放到内网共享盘，安装步骤不变。</w:t>
       </w:r>
     </w:p>
     <w:sectPr>
       <w:pgSz w:w="12240" w:h="15840"/>
-      <w:pgMar w:top="1134" w:right="1247" w:bottom="1134" w:left="1247" w:header="720" w:footer="720" w:gutter="0"/>
+      <w:pgMar w:top="1077" w:right="1191" w:bottom="1077" w:left="1191" w:header="720" w:footer="720" w:gutter="0"/>
       <w:cols w:space="720"/>
       <w:docGrid w:linePitch="360"/>
     </w:sectPr>
@@ -867,9 +5376,6 @@
     <w:name w:val="Normal"/>
     <w:qFormat/>
     <w:rsid w:val="00FC693F"/>
-    <w:pPr>
-      <w:spacing w:line="324" w:lineRule="auto" w:after="80"/>
-    </w:pPr>
     <w:rPr>
       <w:rFonts w:ascii="微软雅黑" w:hAnsi="微软雅黑" w:eastAsia="微软雅黑"/>
       <w:sz w:val="21"/>

--- a/plugin/INSTALL.docx
+++ b/plugin/INSTALL.docx
@@ -27,7 +27,7 @@
           <w:color w:val="1E2433"/>
           <w:sz w:val="21"/>
         </w:rPr>
-        <w:t>适用版本：0.7.0-beta.1 ｜ 一键安装 ｜ 约 2 分钟</w:t>
+        <w:t>适用版本：0.7.0-beta.2 ｜ 一键安装 ｜ 约 2 分钟</w:t>
       </w:r>
     </w:p>
     <w:p>
@@ -249,7 +249,7 @@
           <w:color w:val="1E2433"/>
           <w:sz w:val="21"/>
         </w:rPr>
-        <w:t>安装器文件：JSWJ-Draft-Setup-0.7.0-beta.1.exe。</w:t>
+        <w:t>安装器文件：JSWJ-Draft-Setup-0.7.0-beta.2.exe。</w:t>
       </w:r>
     </w:p>
     <w:p>
@@ -404,7 +404,7 @@
           <w:color w:val="252A3A"/>
           <w:sz w:val="17"/>
         </w:rPr>
-        <w:t>JSWJ-Draft-Setup-0.7.0-beta.1.exe</w:t>
+        <w:t>JSWJ-Draft-Setup-0.7.0-beta.2.exe</w:t>
       </w:r>
     </w:p>
     <w:p>
@@ -433,7 +433,7 @@
           <w:color w:val="1E2433"/>
           <w:sz w:val="21"/>
         </w:rPr>
-        <w:t>文件名是 JSWJ-Draft-Setup-0.7.0-beta.1.exe</w:t>
+        <w:t>文件名是 JSWJ-Draft-Setup-0.7.0-beta.2.exe</w:t>
       </w:r>
     </w:p>
     <w:p>
@@ -477,7 +477,7 @@
           <w:color w:val="1E2433"/>
           <w:sz w:val="21"/>
         </w:rPr>
-        <w:t>如果下载到的是 jswj-draft-plugin-0.7.0-beta.1.zip，那是手动安装包，不是一键安装器。</w:t>
+        <w:t>如果下载到的是 jswj-draft-plugin-0.7.0-beta.2.zip，那是手动安装包，不是一键安装器。</w:t>
       </w:r>
     </w:p>
     <w:p>
@@ -652,7 +652,7 @@
           <w:color w:val="252A3A"/>
           <w:sz w:val="17"/>
         </w:rPr>
-        <w:t>JSWJ-Draft-Setup-0.7.0-beta.1.exe</w:t>
+        <w:t>JSWJ-Draft-Setup-0.7.0-beta.2.exe</w:t>
       </w:r>
     </w:p>
     <w:p>
@@ -926,7 +926,7 @@
           <w:color w:val="1E2433"/>
           <w:sz w:val="21"/>
         </w:rPr>
-        <w:t>重新下载 JSWJ-Draft-Setup-0.7.0-beta.1.exe</w:t>
+        <w:t>重新下载 JSWJ-Draft-Setup-0.7.0-beta.2.exe</w:t>
       </w:r>
     </w:p>
     <w:p>
@@ -970,9 +970,9 @@
           <w:color w:val="252A3A"/>
           <w:sz w:val="17"/>
         </w:rPr>
-        <w:t>技术文件起草插件 0.7.0 Beta 1 安装</w:t>
+        <w:t>技术文件起草插件 0.7.0 Beta 2 安装</w:t>
         <w:br/>
-        <w:t>安装技术文件起草（JSWJ_DraftbyDSH）0.7.0 Beta 1？</w:t>
+        <w:t>安装技术文件起草（JSWJ_DraftbyDSH）0.7.0 Beta 2？</w:t>
       </w:r>
     </w:p>
     <w:p>
@@ -2253,7 +2253,7 @@
                 <w:color w:val="1E2433"/>
                 <w:sz w:val="16"/>
               </w:rPr>
-              <w:t>下载 JSWJ-Draft-Setup-0.7.0-beta.1.exe</w:t>
+              <w:t>下载 JSWJ-Draft-Setup-0.7.0-beta.2.exe</w:t>
             </w:r>
           </w:p>
         </w:tc>
@@ -3066,7 +3066,7 @@
           <w:color w:val="1E2433"/>
           <w:sz w:val="21"/>
         </w:rPr>
-        <w:t>重新下载 JSWJ-Draft-Setup-0.7.0-beta.1.exe</w:t>
+        <w:t>重新下载 JSWJ-Draft-Setup-0.7.0-beta.2.exe</w:t>
       </w:r>
     </w:p>
     <w:p>
@@ -4477,7 +4477,7 @@
           <w:color w:val="252A3A"/>
           <w:sz w:val="17"/>
         </w:rPr>
-        <w:t>jswj-draft-plugin-0.7.0-beta.1.zip</w:t>
+        <w:t>jswj-draft-plugin-0.7.0-beta.2.zip</w:t>
       </w:r>
     </w:p>
     <w:p>
